--- a/docs/defense/docx/Aysegul_Dogan_Presentation.docx
+++ b/docs/defense/docx/Aysegul_Dogan_Presentation.docx
@@ -792,16 +792,37 @@
         <w:t xml:space="preserve"> </w:t>
       </w:r>
       <w:r>
-        <w:t xml:space="preserve">where each paper passes through progressively more capable (and more expensive) stages, and only the hard cases climb to the costly ones — so it reads at scale without paying top price per paper, and</w:t>
-      </w:r>
-      <w:r>
-        <w:t xml:space="preserve"> </w:t>
-      </w:r>
-      <w:r>
-        <w:rPr>
-          <w:b/>
-        </w:rPr>
-        <w:t xml:space="preserve">every value is checked.</w:t>
+        <w:t xml:space="preserve">where each paper passes through progressively more capable (and more expensive) stages, and only the hard,</w:t>
+      </w:r>
+      <w:r>
+        <w:t xml:space="preserve"> </w:t>
+      </w:r>
+      <w:r>
+        <w:rPr>
+          <w:b/>
+        </w:rPr>
+        <w:t xml:space="preserve">low-confidence</w:t>
+      </w:r>
+      <w:r>
+        <w:t xml:space="preserve"> </w:t>
+      </w:r>
+      <w:r>
+        <w:t xml:space="preserve">cases climb to the costly ones — so it reads at scale without paying top price per paper, and the papers the AI is</w:t>
+      </w:r>
+      <w:r>
+        <w:t xml:space="preserve"> </w:t>
+      </w:r>
+      <w:r>
+        <w:rPr>
+          <w:b/>
+        </w:rPr>
+        <w:t xml:space="preserve">least sure about</w:t>
+      </w:r>
+      <w:r>
+        <w:t xml:space="preserve"> </w:t>
+      </w:r>
+      <w:r>
+        <w:t xml:space="preserve">are the ones that get the most scrutiny (and, at the very top, a human).</w:t>
       </w:r>
     </w:p>
     <w:p>
@@ -1227,7 +1248,22 @@
         <w:t xml:space="preserve"> </w:t>
       </w:r>
       <w:r>
-        <w:t xml:space="preserve">By the time a paper reaches my screen, the AI has already found it, read it, and filled in candidate values. The expert no longer transcribes — they</w:t>
+        <w:t xml:space="preserve">Only the papers where the AI’s confidence is</w:t>
+      </w:r>
+      <w:r>
+        <w:t xml:space="preserve"> </w:t>
+      </w:r>
+      <w:r>
+        <w:rPr>
+          <w:b/>
+        </w:rPr>
+        <w:t xml:space="preserve">low</w:t>
+      </w:r>
+      <w:r>
+        <w:t xml:space="preserve"> </w:t>
+      </w:r>
+      <w:r>
+        <w:t xml:space="preserve">are routed to a human here — the point of the cascade is to spend scarce expert time exactly where the AI is unsure, not on everything. But by the time a paper does reach my screen, the AI has already found it, read it, and filled in candidate values. The expert no longer transcribes — they</w:t>
       </w:r>
       <w:r>
         <w:t xml:space="preserve"> </w:t>
@@ -1338,7 +1374,7 @@
         <w:rPr>
           <w:b/>
         </w:rPr>
-        <w:t xml:space="preserve">It is the only place verified truth — and the training signal — is produced.</w:t>
+        <w:t xml:space="preserve">It is the only place expert-verified, gold-standard truth — and the training signal — is produced.</w:t>
       </w:r>
       <w:r>
         <w:t xml:space="preserve"> </w:t>
@@ -5885,16 +5921,37 @@
         <w:t xml:space="preserve"> </w:t>
       </w:r>
       <w:r>
-        <w:t xml:space="preserve">kullanır ve yalnızca zor vakalar pahalı katmanlara tırmanır — böylece makale başına en yüksek bedeli ödemeden ölçekte okur ve</w:t>
-      </w:r>
-      <w:r>
-        <w:t xml:space="preserve"> </w:t>
-      </w:r>
-      <w:r>
-        <w:rPr>
-          <w:b/>
-        </w:rPr>
-        <w:t xml:space="preserve">her değer kontrol edilir.</w:t>
+        <w:t xml:space="preserve">kullanır ve yalnızca zor,</w:t>
+      </w:r>
+      <w:r>
+        <w:t xml:space="preserve"> </w:t>
+      </w:r>
+      <w:r>
+        <w:rPr>
+          <w:b/>
+        </w:rPr>
+        <w:t xml:space="preserve">düşük-güvenli</w:t>
+      </w:r>
+      <w:r>
+        <w:t xml:space="preserve"> </w:t>
+      </w:r>
+      <w:r>
+        <w:t xml:space="preserve">vakalar pahalı katmanlara tırmanır — böylece makale başına en yüksek bedeli ödemeden ölçekte okur ve yapay zekânın</w:t>
+      </w:r>
+      <w:r>
+        <w:t xml:space="preserve"> </w:t>
+      </w:r>
+      <w:r>
+        <w:rPr>
+          <w:b/>
+        </w:rPr>
+        <w:t xml:space="preserve">en az emin olduğu</w:t>
+      </w:r>
+      <w:r>
+        <w:t xml:space="preserve"> </w:t>
+      </w:r>
+      <w:r>
+        <w:t xml:space="preserve">makaleler en çok incelemeyi alır (ve en tepede bir insan).</w:t>
       </w:r>
     </w:p>
     <w:p>
@@ -6317,7 +6374,22 @@
         <w:t xml:space="preserve"> </w:t>
       </w:r>
       <w:r>
-        <w:t xml:space="preserve">Bir makale benim ekranıma geldiğinde, yapay zekâ onu çoktan bulmuş, okumuş ve aday değerleri doldurmuştur. Uzman artık kopyalamaz — önceden doldurulmuş bir taslağı</w:t>
+        <w:t xml:space="preserve">Yalnızca yapay zekânın güveninin</w:t>
+      </w:r>
+      <w:r>
+        <w:t xml:space="preserve"> </w:t>
+      </w:r>
+      <w:r>
+        <w:rPr>
+          <w:b/>
+        </w:rPr>
+        <w:t xml:space="preserve">düşük</w:t>
+      </w:r>
+      <w:r>
+        <w:t xml:space="preserve"> </w:t>
+      </w:r>
+      <w:r>
+        <w:t xml:space="preserve">olduğu makaleler buraya, bir insana yönlendirilir — kademenin amacı, kıt uzman zamanını her şeye değil, tam olarak yapay zekânın emin olmadığı yere harcamaktır. Ama bir makale ekranıma geldiğinde, yapay zekâ onu çoktan bulmuş, okumuş ve aday değerleri doldurmuştur. Uzman artık kopyalamaz — önceden doldurulmuş bir taslağı</w:t>
       </w:r>
       <w:r>
         <w:t xml:space="preserve"> </w:t>
@@ -6416,7 +6488,7 @@
         <w:rPr>
           <w:b/>
         </w:rPr>
-        <w:t xml:space="preserve">Doğrulanmış gerçeğin — ve eğitim sinyalinin — üretildiği tek yerdir.</w:t>
+        <w:t xml:space="preserve">Uzman-doğrulamalı, altın-standart gerçeğin — ve eğitim sinyalinin — üretildiği tek yerdir.</w:t>
       </w:r>
       <w:r>
         <w:t xml:space="preserve"> </w:t>

--- a/docs/defense/docx/Aysegul_Dogan_Presentation.docx
+++ b/docs/defense/docx/Aysegul_Dogan_Presentation.docx
@@ -346,147 +346,34 @@
         <w:t xml:space="preserve"> </w:t>
       </w:r>
       <w:r>
-        <w:t xml:space="preserve">— how much protein, fat, iron or vitamin C a food actually contains — is the backbone of nutrition labels, diet apps, export compliance, clinical nutrition, and public-health policy. The problem is</w:t>
-      </w:r>
-      <w:r>
-        <w:t xml:space="preserve"> </w:t>
-      </w:r>
-      <w:r>
-        <w:rPr>
-          <w:b/>
-        </w:rPr>
-        <w:t xml:space="preserve">how that data is built today.</w:t>
-      </w:r>
-      <w:r>
-        <w:t xml:space="preserve"> </w:t>
-      </w:r>
-      <w:r>
-        <w:t xml:space="preserve">Every reference database the world relies on — USDA’s FoodData Central, the EU’s EFSA, Turkey’s TürKomp — is made the same way:</w:t>
-      </w:r>
-      <w:r>
-        <w:t xml:space="preserve"> </w:t>
-      </w:r>
-      <w:r>
-        <w:rPr>
-          <w:b/>
-        </w:rPr>
-        <w:t xml:space="preserve">human experts transcribe values out of scientific papers by hand, one number at a time.</w:t>
-      </w:r>
-      <w:r>
-        <w:t xml:space="preserve"> </w:t>
-      </w:r>
-      <w:r>
-        <w:t xml:space="preserve">That manual bottleneck makes them</w:t>
-      </w:r>
-      <w:r>
-        <w:t xml:space="preserve"> </w:t>
-      </w:r>
-      <w:r>
-        <w:rPr>
-          <w:b/>
-        </w:rPr>
-        <w:t xml:space="preserve">narrow</w:t>
-      </w:r>
-      <w:r>
-        <w:t xml:space="preserve"> </w:t>
-      </w:r>
-      <w:r>
-        <w:t xml:space="preserve">(only common foods — thousands that appear in the literature are in neither USDA nor EFSA),</w:t>
-      </w:r>
-      <w:r>
-        <w:t xml:space="preserve"> </w:t>
-      </w:r>
-      <w:r>
-        <w:rPr>
-          <w:b/>
-        </w:rPr>
-        <w:t xml:space="preserve">stale</w:t>
-      </w:r>
-      <w:r>
-        <w:t xml:space="preserve"> </w:t>
-      </w:r>
-      <w:r>
-        <w:t xml:space="preserve">(TürKomp has barely moved since 2014), and</w:t>
-      </w:r>
-      <w:r>
-        <w:t xml:space="preserve"> </w:t>
-      </w:r>
-      <w:r>
-        <w:rPr>
-          <w:b/>
-        </w:rPr>
-        <w:t xml:space="preserve">gated</w:t>
-      </w:r>
-      <w:r>
-        <w:t xml:space="preserve"> </w:t>
-      </w:r>
-      <w:r>
-        <w:t xml:space="preserve">(so costly the result is licensed for a fee).</w:t>
-      </w:r>
-    </w:p>
-    <w:p>
-      <w:pPr>
-        <w:pStyle w:val="BodyText"/>
-      </w:pPr>
-      <w:r>
-        <w:t xml:space="preserve">Meanwhile</w:t>
-      </w:r>
-      <w:r>
-        <w:t xml:space="preserve"> </w:t>
-      </w:r>
-      <w:r>
-        <w:rPr>
-          <w:b/>
-        </w:rPr>
-        <w:t xml:space="preserve">the data already exists</w:t>
-      </w:r>
-      <w:r>
-        <w:t xml:space="preserve"> </w:t>
-      </w:r>
-      <w:r>
-        <w:t xml:space="preserve">— published every day in thousands of papers, just locked inside unstructured PDFs full of footnotes, units, and multi-column tables. It isn’t in a database because</w:t>
-      </w:r>
-      <w:r>
-        <w:t xml:space="preserve"> </w:t>
-      </w:r>
-      <w:r>
-        <w:rPr>
-          <w:b/>
-        </w:rPr>
-        <w:t xml:space="preserve">reading it out by hand doesn’t scale</w:t>
-      </w:r>
-      <w:r>
-        <w:t xml:space="preserve"> </w:t>
-      </w:r>
-      <w:r>
-        <w:t xml:space="preserve">— yet the obvious shortcut,</w:t>
-      </w:r>
-      <w:r>
-        <w:t xml:space="preserve"> </w:t>
-      </w:r>
-      <w:r>
-        <w:t xml:space="preserve">“</w:t>
-      </w:r>
-      <w:r>
-        <w:t xml:space="preserve">just let an AI read the papers,</w:t>
-      </w:r>
-      <w:r>
-        <w:t xml:space="preserve">”</w:t>
-      </w:r>
-      <w:r>
-        <w:t xml:space="preserve"> </w:t>
-      </w:r>
-      <w:r>
-        <w:t xml:space="preserve">produces too many wrong numbers, and a wrong value on a food label is worse than none. So the real problem is:</w:t>
-      </w:r>
-      <w:r>
-        <w:t xml:space="preserve"> </w:t>
-      </w:r>
-      <w:r>
-        <w:rPr>
-          <w:b/>
-        </w:rPr>
-        <w:t xml:space="preserve">how do you turn that ocean of published-but-unstructured data into a clean database at scale, while guaranteeing every number is correct enough to trust?</w:t>
+        <w:t xml:space="preserve">— how much protein, fat, iron or vitamin C a food contains — sits behind every nutrition label, diet app, and dietary guideline. But this data is still built</w:t>
+      </w:r>
+      <w:r>
+        <w:t xml:space="preserve"> </w:t>
+      </w:r>
+      <w:r>
+        <w:rPr>
+          <w:b/>
+        </w:rPr>
+        <w:t xml:space="preserve">by hand</w:t>
+      </w:r>
+      <w:r>
+        <w:t xml:space="preserve">: experts read scientific papers and</w:t>
+      </w:r>
+      <w:r>
+        <w:t xml:space="preserve"> </w:t>
+      </w:r>
+      <w:r>
+        <w:rPr>
+          <w:b/>
+        </w:rPr>
+        <w:t xml:space="preserve">type the numbers into a database one at a time.</w:t>
+      </w:r>
+      <w:r>
+        <w:t xml:space="preserve"> </w:t>
+      </w:r>
+      <w:r>
+        <w:t xml:space="preserve">That is slow and expensive, so the databases stay narrow and quickly go out of date. The data itself already exists — it’s published constantly, just locked inside unstructured PDFs — but reading it out by hand doesn’t scale, and letting an AI read it unchecked produces too many wrong numbers to trust on a food label.</w:t>
       </w:r>
     </w:p>
     <w:p>
@@ -516,443 +403,22 @@
         <w:t xml:space="preserve">OpenNutri</w:t>
       </w:r>
       <w:r>
-        <w:t xml:space="preserve">, a</w:t>
-      </w:r>
-      <w:r>
-        <w:t xml:space="preserve"> </w:t>
-      </w:r>
-      <w:r>
-        <w:rPr>
-          <w:b/>
-        </w:rPr>
-        <w:t xml:space="preserve">“</w:t>
-      </w:r>
-      <w:r>
-        <w:rPr>
-          <w:b/>
-        </w:rPr>
-        <w:t xml:space="preserve">Hybrid Intelligence</w:t>
-      </w:r>
-      <w:r>
-        <w:rPr>
-          <w:b/>
-        </w:rPr>
-        <w:t xml:space="preserve">”</w:t>
-      </w:r>
-      <w:r>
-        <w:rPr>
-          <w:b/>
-        </w:rPr>
-        <w:t xml:space="preserve"> </w:t>
-      </w:r>
-      <w:r>
-        <w:rPr>
-          <w:b/>
-        </w:rPr>
-        <w:t xml:space="preserve">pipeline</w:t>
-      </w:r>
-      <w:r>
-        <w:t xml:space="preserve"> </w:t>
-      </w:r>
-      <w:r>
-        <w:t xml:space="preserve">that flips the model:</w:t>
-      </w:r>
-      <w:r>
-        <w:t xml:space="preserve"> </w:t>
-      </w:r>
-      <w:r>
-        <w:rPr>
-          <w:b/>
-        </w:rPr>
-        <w:t xml:space="preserve">the machine does the discovery and the heavy reading at scale, and the human only verifies.</w:t>
-      </w:r>
-      <w:r>
-        <w:t xml:space="preserve"> </w:t>
-      </w:r>
-      <w:r>
-        <w:t xml:space="preserve">The result is a database that is</w:t>
-      </w:r>
-      <w:r>
-        <w:t xml:space="preserve"> </w:t>
-      </w:r>
-      <w:r>
-        <w:rPr>
-          <w:i/>
-        </w:rPr>
-        <w:t xml:space="preserve">automatically generated, expert-verified, citation-backed, and self-improving</w:t>
-      </w:r>
-      <w:r>
-        <w:t xml:space="preserve"> </w:t>
-      </w:r>
-      <w:r>
-        <w:t xml:space="preserve">— which is exactly where it beats the alternatives: unlike</w:t>
-      </w:r>
-      <w:r>
-        <w:t xml:space="preserve"> </w:t>
-      </w:r>
-      <w:r>
-        <w:rPr>
-          <w:b/>
-        </w:rPr>
-        <w:t xml:space="preserve">USDA / EFSA / TürKomp</w:t>
-      </w:r>
-      <w:r>
-        <w:t xml:space="preserve"> </w:t>
-      </w:r>
-      <w:r>
-        <w:t xml:space="preserve">it reads the literature automatically and attaches</w:t>
-      </w:r>
-      <w:r>
-        <w:t xml:space="preserve"> </w:t>
-      </w:r>
-      <w:r>
-        <w:rPr>
-          <w:b/>
-        </w:rPr>
-        <w:t xml:space="preserve">DOI-level provenance to every value</w:t>
-      </w:r>
-      <w:r>
-        <w:t xml:space="preserve">; unlike</w:t>
-      </w:r>
-      <w:r>
-        <w:t xml:space="preserve"> </w:t>
-      </w:r>
-      <w:r>
-        <w:rPr>
-          <w:b/>
-        </w:rPr>
-        <w:t xml:space="preserve">commercial providers</w:t>
-      </w:r>
-      <w:r>
-        <w:t xml:space="preserve"> </w:t>
-      </w:r>
-      <w:r>
-        <w:t xml:space="preserve">(Edamam, FatSecret) it produces</w:t>
-      </w:r>
-      <w:r>
-        <w:t xml:space="preserve"> </w:t>
-      </w:r>
-      <w:r>
-        <w:rPr>
-          <w:i/>
-        </w:rPr>
-        <w:t xml:space="preserve">new</w:t>
-      </w:r>
-      <w:r>
-        <w:t xml:space="preserve"> </w:t>
-      </w:r>
-      <w:r>
-        <w:t xml:space="preserve">data from primary sources instead of reselling licensed data; and unlike</w:t>
-      </w:r>
-      <w:r>
-        <w:t xml:space="preserve"> </w:t>
-      </w:r>
-      <w:r>
-        <w:rPr>
-          <w:b/>
-        </w:rPr>
-        <w:t xml:space="preserve">a single AI model</w:t>
-      </w:r>
-      <w:r>
-        <w:t xml:space="preserve"> </w:t>
-      </w:r>
-      <w:r>
-        <w:t xml:space="preserve">it uses a</w:t>
-      </w:r>
-      <w:r>
-        <w:t xml:space="preserve"> </w:t>
-      </w:r>
-      <w:r>
-        <w:rPr>
-          <w:b/>
-        </w:rPr>
-        <w:t xml:space="preserve">layered cascade</w:t>
-      </w:r>
-      <w:r>
-        <w:t xml:space="preserve"> </w:t>
-      </w:r>
-      <w:r>
-        <w:t xml:space="preserve">where each paper climbs through progressively more capable, more expensive stages, so only the hard,</w:t>
-      </w:r>
-      <w:r>
-        <w:t xml:space="preserve"> </w:t>
-      </w:r>
-      <w:r>
-        <w:rPr>
-          <w:b/>
-        </w:rPr>
-        <w:t xml:space="preserve">low-confidence</w:t>
-      </w:r>
-      <w:r>
-        <w:t xml:space="preserve"> </w:t>
-      </w:r>
-      <w:r>
-        <w:t xml:space="preserve">cases reach the costly ones — and the papers the AI is least sure about get the most scrutiny (at the top, a human).</w:t>
-      </w:r>
-    </w:p>
-    <w:p>
-      <w:pPr>
-        <w:pStyle w:val="BodyText"/>
-      </w:pPr>
-      <w:r>
-        <w:t xml:space="preserve">The full design has five layers:</w:t>
-      </w:r>
-      <w:r>
-        <w:t xml:space="preserve"> </w:t>
-      </w:r>
-      <w:r>
-        <w:rPr>
-          <w:b/>
-        </w:rPr>
-        <w:t xml:space="preserve">(L1)</w:t>
-      </w:r>
-      <w:r>
-        <w:t xml:space="preserve"> </w:t>
-      </w:r>
-      <w:r>
-        <w:t xml:space="preserve">a crawler,</w:t>
-      </w:r>
-      <w:r>
-        <w:t xml:space="preserve"> </w:t>
-      </w:r>
-      <w:r>
-        <w:rPr>
-          <w:b/>
-        </w:rPr>
-        <w:t xml:space="preserve">(L2)</w:t>
-      </w:r>
-      <w:r>
-        <w:t xml:space="preserve"> </w:t>
-      </w:r>
-      <w:r>
-        <w:t xml:space="preserve">a lightweight filter,</w:t>
-      </w:r>
-      <w:r>
-        <w:t xml:space="preserve"> </w:t>
-      </w:r>
-      <w:r>
-        <w:rPr>
-          <w:b/>
-        </w:rPr>
-        <w:t xml:space="preserve">(L3)</w:t>
-      </w:r>
-      <w:r>
-        <w:t xml:space="preserve"> </w:t>
-      </w:r>
-      <w:r>
-        <w:t xml:space="preserve">open-source extraction models,</w:t>
-      </w:r>
-      <w:r>
-        <w:t xml:space="preserve"> </w:t>
-      </w:r>
-      <w:r>
-        <w:rPr>
-          <w:b/>
-        </w:rPr>
-        <w:t xml:space="preserve">(L4)</w:t>
-      </w:r>
-      <w:r>
-        <w:t xml:space="preserve"> </w:t>
-      </w:r>
-      <w:r>
-        <w:t xml:space="preserve">a stronger commercial model for hard cases, and</w:t>
-      </w:r>
-      <w:r>
-        <w:t xml:space="preserve"> </w:t>
-      </w:r>
-      <w:r>
-        <w:rPr>
-          <w:b/>
-        </w:rPr>
-        <w:t xml:space="preserve">(L5) expert human verification</w:t>
-      </w:r>
-      <w:r>
-        <w:t xml:space="preserve"> </w:t>
-      </w:r>
-      <w:r>
-        <w:t xml:space="preserve">— the final gold-standard record. It is</w:t>
-      </w:r>
-      <w:r>
-        <w:t xml:space="preserve"> </w:t>
-      </w:r>
-      <w:r>
-        <w:rPr>
-          <w:b/>
-        </w:rPr>
-        <w:t xml:space="preserve">self-improving</w:t>
-      </w:r>
-      <w:r>
-        <w:t xml:space="preserve">: every L5 correction flows back as a training signal, so over time the AI handles more on its own and cost per paper falls — something manual curation can never do. Our implementation is one system with three surfaces over a single Supabase Postgres database: a</w:t>
-      </w:r>
-      <w:r>
-        <w:t xml:space="preserve"> </w:t>
-      </w:r>
-      <w:r>
-        <w:rPr>
-          <w:b/>
-        </w:rPr>
-        <w:t xml:space="preserve">Python discovery &amp; extraction pipeline</w:t>
-      </w:r>
-      <w:r>
-        <w:t xml:space="preserve"> </w:t>
-      </w:r>
-      <w:r>
-        <w:t xml:space="preserve">(Arciel — searches the literature, downloads PDFs, runs a working three-stage AI cascade: cheap screening on ~1,500 papers/day → medium triage → a strong PDF model on the best ~20/day = L1–L4), a</w:t>
-      </w:r>
-      <w:r>
-        <w:t xml:space="preserve"> </w:t>
-      </w:r>
-      <w:r>
-        <w:rPr>
-          <w:b/>
-        </w:rPr>
-        <w:t xml:space="preserve">Supabase database contract</w:t>
-      </w:r>
-      <w:r>
-        <w:t xml:space="preserve"> </w:t>
-      </w:r>
-      <w:r>
-        <w:t xml:space="preserve">(Arciel — immutable storage, row-level security, the review workflow), and</w:t>
-      </w:r>
-      <w:r>
-        <w:t xml:space="preserve"> </w:t>
-      </w:r>
-      <w:r>
-        <w:rPr>
-          <w:b/>
-        </w:rPr>
-        <w:t xml:space="preserve">the expert-annotator web app</w:t>
-      </w:r>
-      <w:r>
-        <w:t xml:space="preserve"> </w:t>
-      </w:r>
-      <w:r>
-        <w:t xml:space="preserve">(my frontend) —</w:t>
-      </w:r>
-      <w:r>
-        <w:t xml:space="preserve"> </w:t>
-      </w:r>
-      <w:r>
-        <w:rPr>
-          <w:b/>
-        </w:rPr>
-        <w:t xml:space="preserve">Layer 5, the human-verification layer, which the rest of this document is about.</w:t>
-      </w:r>
-    </w:p>
-    <w:p>
-      <w:pPr>
-        <w:pStyle w:val="Heading2"/>
-      </w:pPr>
-      <w:bookmarkStart w:id="24" w:name="X33621e355673d8b14159b0967cf00b8abe22ab0"/>
-      <w:r>
-        <w:t xml:space="preserve">3. What is my part, why is it necessary, and what did I do?</w:t>
-      </w:r>
-      <w:bookmarkEnd w:id="24"/>
-    </w:p>
-    <w:p>
-      <w:pPr>
-        <w:pStyle w:val="FirstParagraph"/>
-      </w:pPr>
-      <w:r>
-        <w:rPr>
-          <w:b/>
-        </w:rPr>
-        <w:t xml:space="preserve">My part is the entire expert-annotator frontend</w:t>
-      </w:r>
-      <w:r>
-        <w:t xml:space="preserve"> </w:t>
-      </w:r>
-      <w:r>
-        <w:t xml:space="preserve">— the</w:t>
-      </w:r>
-      <w:r>
-        <w:t xml:space="preserve"> </w:t>
-      </w:r>
-      <w:r>
-        <w:rPr>
-          <w:b/>
-        </w:rPr>
-        <w:t xml:space="preserve">React 19 + Vite</w:t>
-      </w:r>
-      <w:r>
-        <w:t xml:space="preserve"> </w:t>
-      </w:r>
-      <w:r>
-        <w:t xml:space="preserve">app, deployed on</w:t>
-      </w:r>
-      <w:r>
-        <w:t xml:space="preserve"> </w:t>
-      </w:r>
-      <w:r>
-        <w:rPr>
-          <w:b/>
-        </w:rPr>
-        <w:t xml:space="preserve">Vercel</w:t>
-      </w:r>
-      <w:r>
-        <w:t xml:space="preserve">, that every verifier and approver uses. In OpenNutri’s design it is</w:t>
-      </w:r>
-      <w:r>
-        <w:t xml:space="preserve"> </w:t>
-      </w:r>
-      <w:r>
-        <w:rPr>
-          <w:b/>
-        </w:rPr>
-        <w:t xml:space="preserve">Layer 5 — Expert Human Verification, the</w:t>
-      </w:r>
-      <w:r>
-        <w:rPr>
-          <w:b/>
-        </w:rPr>
-        <w:t xml:space="preserve"> </w:t>
-      </w:r>
-      <w:r>
-        <w:rPr>
-          <w:b/>
-        </w:rPr>
-        <w:t xml:space="preserve">“</w:t>
-      </w:r>
-      <w:r>
-        <w:rPr>
-          <w:b/>
-        </w:rPr>
-        <w:t xml:space="preserve">Gold Standard</w:t>
-      </w:r>
-      <w:r>
-        <w:rPr>
-          <w:b/>
-        </w:rPr>
-        <w:t xml:space="preserve">”</w:t>
-      </w:r>
-      <w:r>
-        <w:rPr>
-          <w:b/>
-        </w:rPr>
-        <w:t xml:space="preserve"> </w:t>
-      </w:r>
-      <w:r>
-        <w:rPr>
-          <w:b/>
-        </w:rPr>
-        <w:t xml:space="preserve">layer.</w:t>
-      </w:r>
-    </w:p>
-    <w:p>
-      <w:pPr>
-        <w:pStyle w:val="BodyText"/>
-      </w:pPr>
-      <w:r>
-        <w:rPr>
-          <w:b/>
-        </w:rPr>
-        <w:t xml:space="preserve">Why it is necessary: it replaces manual data entry with verification.</w:t>
-      </w:r>
-      <w:r>
-        <w:t xml:space="preserve"> </w:t>
-      </w:r>
-      <w:r>
-        <w:t xml:space="preserve">Every existing database is built by an expert doing manual entry — read the paper, find the table, decode units, type each number. My frontend breaks that bottleneck three ways:</w:t>
+        <w:t xml:space="preserve">: instead of a person reading each paper from scratch,</w:t>
+      </w:r>
+      <w:r>
+        <w:t xml:space="preserve"> </w:t>
+      </w:r>
+      <w:r>
+        <w:rPr>
+          <w:b/>
+        </w:rPr>
+        <w:t xml:space="preserve">the AI does the reading and proposes the numbers, and a person only verifies them.</w:t>
+      </w:r>
+      <w:r>
+        <w:t xml:space="preserve"> </w:t>
+      </w:r>
+      <w:r>
+        <w:t xml:space="preserve">It splits into three parts:</w:t>
       </w:r>
     </w:p>
     <w:p>
@@ -967,103 +433,28 @@
         <w:rPr>
           <w:b/>
         </w:rPr>
-        <w:t xml:space="preserve">It turns</w:t>
-      </w:r>
-      <w:r>
-        <w:rPr>
-          <w:b/>
-        </w:rPr>
-        <w:t xml:space="preserve"> </w:t>
-      </w:r>
-      <w:r>
-        <w:rPr>
-          <w:b/>
-        </w:rPr>
-        <w:t xml:space="preserve">“</w:t>
-      </w:r>
-      <w:r>
-        <w:rPr>
-          <w:b/>
-        </w:rPr>
-        <w:t xml:space="preserve">transcribe from scratch</w:t>
-      </w:r>
-      <w:r>
-        <w:rPr>
-          <w:b/>
-        </w:rPr>
-        <w:t xml:space="preserve">”</w:t>
-      </w:r>
-      <w:r>
-        <w:rPr>
-          <w:b/>
-        </w:rPr>
-        <w:t xml:space="preserve"> </w:t>
-      </w:r>
-      <w:r>
-        <w:rPr>
-          <w:b/>
-        </w:rPr>
-        <w:t xml:space="preserve">into</w:t>
-      </w:r>
-      <w:r>
-        <w:rPr>
-          <w:b/>
-        </w:rPr>
-        <w:t xml:space="preserve"> </w:t>
-      </w:r>
-      <w:r>
-        <w:rPr>
-          <w:b/>
-        </w:rPr>
-        <w:t xml:space="preserve">“</w:t>
-      </w:r>
-      <w:r>
-        <w:rPr>
-          <w:b/>
-        </w:rPr>
-        <w:t xml:space="preserve">review a draft.</w:t>
-      </w:r>
-      <w:r>
-        <w:rPr>
-          <w:b/>
-        </w:rPr>
-        <w:t xml:space="preserve">”</w:t>
-      </w:r>
-      <w:r>
-        <w:t xml:space="preserve"> </w:t>
-      </w:r>
-      <w:r>
-        <w:t xml:space="preserve">Only the papers where the AI’s confidence is</w:t>
-      </w:r>
-      <w:r>
-        <w:t xml:space="preserve"> </w:t>
-      </w:r>
-      <w:r>
-        <w:rPr>
-          <w:b/>
-        </w:rPr>
-        <w:t xml:space="preserve">low</w:t>
-      </w:r>
-      <w:r>
-        <w:t xml:space="preserve"> </w:t>
-      </w:r>
-      <w:r>
-        <w:t xml:space="preserve">are routed to a human — the cascade spends scarce expert time exactly where the AI is unsure, not on everything. By the time a paper reaches the screen, the AI has already found it, read it, and pre-filled candidate values, so the expert</w:t>
-      </w:r>
-      <w:r>
-        <w:t xml:space="preserve"> </w:t>
-      </w:r>
-      <w:r>
-        <w:rPr>
-          <w:b/>
-        </w:rPr>
-        <w:t xml:space="preserve">verifies and corrects</w:t>
-      </w:r>
-      <w:r>
-        <w:t xml:space="preserve"> </w:t>
-      </w:r>
-      <w:r>
-        <w:t xml:space="preserve">instead of transcribing — the difference between a few papers an hour and the ~8–12 verified papers/day this project needs.</w:t>
+        <w:t xml:space="preserve">A backend pipeline</w:t>
+      </w:r>
+      <w:r>
+        <w:t xml:space="preserve"> </w:t>
+      </w:r>
+      <w:r>
+        <w:t xml:space="preserve">(Arciel) that finds relevant papers, downloads the PDFs, and runs AI models over them to produce</w:t>
+      </w:r>
+      <w:r>
+        <w:t xml:space="preserve"> </w:t>
+      </w:r>
+      <w:r>
+        <w:rPr>
+          <w:i/>
+        </w:rPr>
+        <w:t xml:space="preserve">candidate</w:t>
+      </w:r>
+      <w:r>
+        <w:t xml:space="preserve"> </w:t>
+      </w:r>
+      <w:r>
+        <w:t xml:space="preserve">nutrient values.</w:t>
       </w:r>
     </w:p>
     <w:p>
@@ -1078,58 +469,13 @@
         <w:rPr>
           <w:b/>
         </w:rPr>
-        <w:t xml:space="preserve">It makes the evidence instant instead of a manual search.</w:t>
-      </w:r>
-      <w:r>
-        <w:t xml:space="preserve"> </w:t>
-      </w:r>
-      <w:r>
-        <w:t xml:space="preserve">The slowest, most error-prone step in manual entry is</w:t>
-      </w:r>
-      <w:r>
-        <w:t xml:space="preserve"> </w:t>
-      </w:r>
-      <w:r>
-        <w:rPr>
-          <w:i/>
-        </w:rPr>
-        <w:t xml:space="preserve">finding</w:t>
-      </w:r>
-      <w:r>
-        <w:t xml:space="preserve"> </w:t>
-      </w:r>
-      <w:r>
-        <w:t xml:space="preserve">the right value in a 15-page PDF and being sure of the row, column, and units. My UI lights up</w:t>
-      </w:r>
-      <w:r>
-        <w:t xml:space="preserve"> </w:t>
-      </w:r>
-      <w:r>
-        <w:rPr>
-          <w:b/>
-        </w:rPr>
-        <w:t xml:space="preserve">the exact table or sentence a value came from</w:t>
-      </w:r>
-      <w:r>
-        <w:t xml:space="preserve"> </w:t>
-      </w:r>
-      <w:r>
-        <w:t xml:space="preserve">and makes the nutrient names in it clickable, so the expert’s eyes go straight to the evidence and confirm rather than search. This is</w:t>
-      </w:r>
-      <w:r>
-        <w:t xml:space="preserve"> </w:t>
-      </w:r>
-      <w:r>
-        <w:rPr>
-          <w:i/>
-        </w:rPr>
-        <w:t xml:space="preserve">why</w:t>
-      </w:r>
-      <w:r>
-        <w:t xml:space="preserve"> </w:t>
-      </w:r>
-      <w:r>
-        <w:t xml:space="preserve">my hardest work, the PDF evidence engine, had to exist.</w:t>
+        <w:t xml:space="preserve">A database</w:t>
+      </w:r>
+      <w:r>
+        <w:t xml:space="preserve"> </w:t>
+      </w:r>
+      <w:r>
+        <w:t xml:space="preserve">(Arciel) that stores everything and runs the review workflow.</w:t>
       </w:r>
     </w:p>
     <w:p>
@@ -1144,96 +490,49 @@
         <w:rPr>
           <w:b/>
         </w:rPr>
-        <w:t xml:space="preserve">It is the only place expert-verified, gold-standard truth — and the training signal — is produced.</w:t>
-      </w:r>
-      <w:r>
-        <w:t xml:space="preserve"> </w:t>
-      </w:r>
-      <w:r>
-        <w:t xml:space="preserve">Manual entry yields a number and nothing else; my UI yields a number</w:t>
-      </w:r>
-      <w:r>
-        <w:t xml:space="preserve"> </w:t>
-      </w:r>
-      <w:r>
-        <w:rPr>
-          <w:b/>
-        </w:rPr>
-        <w:t xml:space="preserve">plus</w:t>
-      </w:r>
-      <w:r>
-        <w:t xml:space="preserve"> </w:t>
-      </w:r>
-      <w:r>
-        <w:t xml:space="preserve">an error-categorized correction that retrains the AI,</w:t>
-      </w:r>
-      <w:r>
-        <w:t xml:space="preserve"> </w:t>
-      </w:r>
-      <w:r>
-        <w:rPr>
-          <w:b/>
-        </w:rPr>
-        <w:t xml:space="preserve">plus</w:t>
-      </w:r>
-      <w:r>
-        <w:t xml:space="preserve"> </w:t>
-      </w:r>
-      <w:r>
-        <w:t xml:space="preserve">automatic DOI provenance,</w:t>
-      </w:r>
-      <w:r>
-        <w:t xml:space="preserve"> </w:t>
-      </w:r>
-      <w:r>
-        <w:rPr>
-          <w:b/>
-        </w:rPr>
-        <w:t xml:space="preserve">plus</w:t>
-      </w:r>
-      <w:r>
-        <w:t xml:space="preserve"> </w:t>
-      </w:r>
-      <w:r>
-        <w:t xml:space="preserve">the immutable audit record behind the project’s &lt;0.5% error bar.</w:t>
-      </w:r>
+        <w:t xml:space="preserve">The annotator web app</w:t>
+      </w:r>
+      <w:r>
+        <w:t xml:space="preserve"> </w:t>
+      </w:r>
+      <w:r>
+        <w:t xml:space="preserve">(my frontend) — where a human checks and corrects those candidate values.</w:t>
+      </w:r>
+      <w:r>
+        <w:t xml:space="preserve"> </w:t>
+      </w:r>
+      <w:r>
+        <w:rPr>
+          <w:b/>
+        </w:rPr>
+        <w:t xml:space="preserve">This is the part I built, and the rest of this document is about it.</w:t>
+      </w:r>
+    </w:p>
+    <w:p>
+      <w:pPr>
+        <w:pStyle w:val="Heading2"/>
+      </w:pPr>
+      <w:bookmarkStart w:id="24" w:name="X33621e355673d8b14159b0967cf00b8abe22ab0"/>
+      <w:r>
+        <w:t xml:space="preserve">3. What is my part, why is it necessary, and what did I do?</w:t>
+      </w:r>
+      <w:bookmarkEnd w:id="24"/>
     </w:p>
     <w:p>
       <w:pPr>
         <w:pStyle w:val="FirstParagraph"/>
       </w:pPr>
       <w:r>
-        <w:t xml:space="preserve">In short,</w:t>
-      </w:r>
-      <w:r>
-        <w:t xml:space="preserve"> </w:t>
-      </w:r>
-      <w:r>
-        <w:rPr>
-          <w:b/>
-        </w:rPr>
-        <w:t xml:space="preserve">manual data entry doesn’t scale and never improves; the verification UI I built does both</w:t>
-      </w:r>
-      <w:r>
-        <w:t xml:space="preserve"> </w:t>
-      </w:r>
-      <w:r>
-        <w:t xml:space="preserve">— and it had to do it inside the project’s</w:t>
-      </w:r>
-      <w:r>
-        <w:t xml:space="preserve"> </w:t>
-      </w:r>
-      <w:r>
-        <w:rPr>
-          <w:b/>
-        </w:rPr>
-        <w:t xml:space="preserve">free-tier</w:t>
-      </w:r>
-      <w:r>
-        <w:t xml:space="preserve"> </w:t>
-      </w:r>
-      <w:r>
-        <w:t xml:space="preserve">data limits (Supabase, Vercel) while still feeling instant.</w:t>
+        <w:rPr>
+          <w:b/>
+        </w:rPr>
+        <w:t xml:space="preserve">My part is the entire annotator frontend</w:t>
+      </w:r>
+      <w:r>
+        <w:t xml:space="preserve"> </w:t>
+      </w:r>
+      <w:r>
+        <w:t xml:space="preserve">— the React app (deployed on Vercel) that every verifier uses to turn the AI’s raw guesses into trustworthy data.</w:t>
       </w:r>
     </w:p>
     <w:p>
@@ -1244,25 +543,69 @@
         <w:rPr>
           <w:b/>
         </w:rPr>
+        <w:t xml:space="preserve">Why it’s necessary.</w:t>
+      </w:r>
+      <w:r>
+        <w:t xml:space="preserve"> </w:t>
+      </w:r>
+      <w:r>
+        <w:t xml:space="preserve">Without it, an expert would have to do the old manual job: read the whole paper, find the right table, and type every number. My app changes the unit of work from</w:t>
+      </w:r>
+      <w:r>
+        <w:t xml:space="preserve"> </w:t>
+      </w:r>
+      <w:r>
+        <w:rPr>
+          <w:i/>
+        </w:rPr>
+        <w:t xml:space="preserve">transcribing</w:t>
+      </w:r>
+      <w:r>
+        <w:t xml:space="preserve"> </w:t>
+      </w:r>
+      <w:r>
+        <w:t xml:space="preserve">to</w:t>
+      </w:r>
+      <w:r>
+        <w:t xml:space="preserve"> </w:t>
+      </w:r>
+      <w:r>
+        <w:rPr>
+          <w:i/>
+        </w:rPr>
+        <w:t xml:space="preserve">verifying</w:t>
+      </w:r>
+      <w:r>
+        <w:t xml:space="preserve">. The paper arrives already pre-filled with the AI’s values, and — this is the core idea —</w:t>
+      </w:r>
+      <w:r>
+        <w:t xml:space="preserve"> </w:t>
+      </w:r>
+      <w:r>
+        <w:rPr>
+          <w:b/>
+        </w:rPr>
+        <w:t xml:space="preserve">the exact table or sentence each value came from lights up on the PDF</w:t>
+      </w:r>
+      <w:r>
+        <w:t xml:space="preserve">, with the nutrient names in it clickable, so the expert’s eye goes straight to the evidence and confirms instead of hunting. That is what makes a verifier fast enough to be worth it (and the cases the AI is least sure about are exactly the ones a human looks at). Every correction is also fed back to improve the AI over time.</w:t>
+      </w:r>
+    </w:p>
+    <w:p>
+      <w:pPr>
+        <w:pStyle w:val="BodyText"/>
+      </w:pPr>
+      <w:r>
+        <w:rPr>
+          <w:b/>
+        </w:rPr>
         <w:t xml:space="preserve">What I did, in one sentence:</w:t>
       </w:r>
       <w:r>
         <w:t xml:space="preserve"> </w:t>
       </w:r>
       <w:r>
-        <w:t xml:space="preserve">I built the workspace where a labeler opens a paper,</w:t>
-      </w:r>
-      <w:r>
-        <w:t xml:space="preserve"> </w:t>
-      </w:r>
-      <w:r>
-        <w:rPr>
-          <w:b/>
-        </w:rPr>
-        <w:t xml:space="preserve">the exact table or paragraph a value came from lights up on the PDF</w:t>
-      </w:r>
-      <w:r>
-        <w:t xml:space="preserve">, the nutrient names become clickable, a click drops the value into an editor, forgiving search maps it to the canonical food/nutrient catalog, and the validated submission is stored — all client-side, on arbitrary publisher PDFs, fast enough to do all day. Concretely, I own seven things, which the next section walks through one by one:</w:t>
+        <w:t xml:space="preserve">I built the workspace where a labeler opens a paper, the source of each value lights up on the PDF, a click drops a value into the editor, forgiving search maps free text to the food/nutrient catalog, and the finished submission is stored — all in the browser, on arbitrary publisher PDFs, fast enough to do all day. Concretely, I own seven things, which the next section walks through one by one:</w:t>
       </w:r>
     </w:p>
     <w:p>
@@ -4908,16 +4251,16 @@
         <w:t xml:space="preserve"> </w:t>
       </w:r>
       <w:r>
-        <w:t xml:space="preserve">—</w:t>
-      </w:r>
-      <w:r>
-        <w:t xml:space="preserve"> </w:t>
-      </w:r>
-      <w:r>
-        <w:rPr>
-          <w:b/>
-        </w:rPr>
-        <w:t xml:space="preserve">Layer 5, the expert-verification layer</w:t>
+        <w:t xml:space="preserve">— the</w:t>
+      </w:r>
+      <w:r>
+        <w:t xml:space="preserve"> </w:t>
+      </w:r>
+      <w:r>
+        <w:rPr>
+          <w:b/>
+        </w:rPr>
+        <w:t xml:space="preserve">expert-verification layer</w:t>
       </w:r>
       <w:r>
         <w:t xml:space="preserve"> </w:t>
@@ -5259,147 +4602,37 @@
         <w:t xml:space="preserve"> </w:t>
       </w:r>
       <w:r>
-        <w:t xml:space="preserve">— bir gıdanın gerçekte ne kadar protein, yağ, demir ya da C vitamini içerdiği — besin etiketlerinin, diyet uygulamalarının, ihracat uyumunun, klinik beslenmenin ve halk sağlığı politikasının temelidir. Asıl sorun,</w:t>
-      </w:r>
-      <w:r>
-        <w:t xml:space="preserve"> </w:t>
-      </w:r>
-      <w:r>
-        <w:rPr>
-          <w:b/>
-        </w:rPr>
-        <w:t xml:space="preserve">bu verinin bugün nasıl kurulduğudur.</w:t>
-      </w:r>
-      <w:r>
-        <w:t xml:space="preserve"> </w:t>
-      </w:r>
-      <w:r>
-        <w:t xml:space="preserve">Dünyanın dayandığı her referans veritabanı — USDA FoodData Central, AB’nin EFSA’sı, Türkiye’nin TürKomp’u — aynı şekilde yapılır:</w:t>
-      </w:r>
-      <w:r>
-        <w:t xml:space="preserve"> </w:t>
-      </w:r>
-      <w:r>
-        <w:rPr>
-          <w:b/>
-        </w:rPr>
-        <w:t xml:space="preserve">insan uzmanlar değerleri bilimsel makalelerden elle, tek tek sayı sayı kopyalar.</w:t>
-      </w:r>
-      <w:r>
-        <w:t xml:space="preserve"> </w:t>
-      </w:r>
-      <w:r>
-        <w:t xml:space="preserve">Bu manuel darboğaz onları</w:t>
-      </w:r>
-      <w:r>
-        <w:t xml:space="preserve"> </w:t>
-      </w:r>
-      <w:r>
-        <w:rPr>
-          <w:b/>
-        </w:rPr>
-        <w:t xml:space="preserve">dar</w:t>
-      </w:r>
-      <w:r>
-        <w:t xml:space="preserve"> </w:t>
-      </w:r>
-      <w:r>
-        <w:t xml:space="preserve">(yalnızca yaygın gıdalar — literatürde görünen binlerce gıda ne USDA’da ne EFSA’dadır),</w:t>
-      </w:r>
-      <w:r>
-        <w:t xml:space="preserve"> </w:t>
-      </w:r>
-      <w:r>
-        <w:rPr>
-          <w:b/>
-        </w:rPr>
-        <w:t xml:space="preserve">eski</w:t>
-      </w:r>
-      <w:r>
-        <w:t xml:space="preserve"> </w:t>
-      </w:r>
-      <w:r>
-        <w:t xml:space="preserve">(TürKomp 2014’ten beri neredeyse hiç ilerlemedi) ve</w:t>
-      </w:r>
-      <w:r>
-        <w:t xml:space="preserve"> </w:t>
-      </w:r>
-      <w:r>
-        <w:rPr>
-          <w:b/>
-        </w:rPr>
-        <w:t xml:space="preserve">ücretli</w:t>
-      </w:r>
-      <w:r>
-        <w:t xml:space="preserve"> </w:t>
-      </w:r>
-      <w:r>
-        <w:t xml:space="preserve">(kurması o kadar pahalı ki sonuç ücretle lisanslanır) kılar.</w:t>
-      </w:r>
-    </w:p>
-    <w:p>
-      <w:pPr>
-        <w:pStyle w:val="BodyText"/>
-      </w:pPr>
-      <w:r>
-        <w:t xml:space="preserve">Oysa</w:t>
-      </w:r>
-      <w:r>
-        <w:t xml:space="preserve"> </w:t>
-      </w:r>
-      <w:r>
-        <w:rPr>
-          <w:b/>
-        </w:rPr>
-        <w:t xml:space="preserve">veri zaten mevcuttur</w:t>
-      </w:r>
-      <w:r>
-        <w:t xml:space="preserve"> </w:t>
-      </w:r>
-      <w:r>
-        <w:t xml:space="preserve">— her gün binlerce makalede yayımlanır, yalnızca dipnotlar, birimler ve çok sütunlu tablolarla dolu yapısız PDF’lerin içinde kilitlidir. Bir veritabanında olmamasının nedeni</w:t>
-      </w:r>
-      <w:r>
-        <w:t xml:space="preserve"> </w:t>
-      </w:r>
-      <w:r>
-        <w:rPr>
-          <w:b/>
-        </w:rPr>
-        <w:t xml:space="preserve">onu elle okuyup çıkarmanın ölçeklenmemesidir</w:t>
-      </w:r>
-      <w:r>
-        <w:t xml:space="preserve"> </w:t>
-      </w:r>
-      <w:r>
-        <w:t xml:space="preserve">— ama bariz kısayol olan</w:t>
-      </w:r>
-      <w:r>
-        <w:t xml:space="preserve"> </w:t>
-      </w:r>
-      <w:r>
-        <w:t xml:space="preserve">“</w:t>
-      </w:r>
-      <w:r>
-        <w:t xml:space="preserve">bırak yapay zekâ makaleleri okusun</w:t>
-      </w:r>
-      <w:r>
-        <w:t xml:space="preserve">”</w:t>
-      </w:r>
-      <w:r>
-        <w:t xml:space="preserve"> </w:t>
-      </w:r>
-      <w:r>
-        <w:t xml:space="preserve">çok fazla yanlış sayı üretir ve bir besin etiketindeki yanlış bir değer, hiç değer olmamasından daha kötüdür. Yani asıl problem:</w:t>
-      </w:r>
-      <w:r>
-        <w:t xml:space="preserve"> </w:t>
-      </w:r>
-      <w:r>
-        <w:rPr>
-          <w:b/>
-        </w:rPr>
-        <w:t xml:space="preserve">o yayımlanmış-ama-yapısız veri okyanusunu, her sayının güvenilecek kadar doğru olduğunu garanti ederken, ölçekli biçimde nasıl temiz bir veritabanına dönüştürürsün?</w:t>
+        <w:t xml:space="preserve">— bir gıdanın ne kadar protein, yağ, demir ya da C vitamini içerdiği — her besin etiketinin, diyet uygulamasının ve beslenme kılavuzunun arkasındadır. Ama bu veri hâlâ</w:t>
+      </w:r>
+      <w:r>
+        <w:t xml:space="preserve"> </w:t>
+      </w:r>
+      <w:r>
+        <w:rPr>
+          <w:b/>
+        </w:rPr>
+        <w:t xml:space="preserve">elle</w:t>
+      </w:r>
+      <w:r>
+        <w:t xml:space="preserve"> </w:t>
+      </w:r>
+      <w:r>
+        <w:t xml:space="preserve">kurulur: uzmanlar bilimsel makaleleri okur ve</w:t>
+      </w:r>
+      <w:r>
+        <w:t xml:space="preserve"> </w:t>
+      </w:r>
+      <w:r>
+        <w:rPr>
+          <w:b/>
+        </w:rPr>
+        <w:t xml:space="preserve">sayıları tek tek veritabanına yazar.</w:t>
+      </w:r>
+      <w:r>
+        <w:t xml:space="preserve"> </w:t>
+      </w:r>
+      <w:r>
+        <w:t xml:space="preserve">Bu yavaş ve pahalı olduğundan veritabanları dar kalır ve hızla eskir. Verinin kendisi zaten mevcuttur — sürekli yayımlanır, yalnızca yapısız PDF’lerin içinde kilitlidir — ama onu elle çıkarmak ölçeklenmez, denetimsiz bir yapay zekâya okutmak ise bir besin etiketinde güvenilemeyecek kadar çok yanlış sayı üretir.</w:t>
       </w:r>
     </w:p>
     <w:p>
@@ -5417,458 +4650,28 @@
         <w:pStyle w:val="FirstParagraph"/>
       </w:pPr>
       <w:r>
-        <w:t xml:space="preserve">Modeli tersine çeviren bir</w:t>
-      </w:r>
-      <w:r>
-        <w:t xml:space="preserve"> </w:t>
-      </w:r>
-      <w:r>
-        <w:rPr>
-          <w:b/>
-        </w:rPr>
-        <w:t xml:space="preserve">“</w:t>
-      </w:r>
-      <w:r>
-        <w:rPr>
-          <w:b/>
-        </w:rPr>
-        <w:t xml:space="preserve">Hibrit Zekâ</w:t>
-      </w:r>
-      <w:r>
-        <w:rPr>
-          <w:b/>
-        </w:rPr>
-        <w:t xml:space="preserve">”</w:t>
-      </w:r>
-      <w:r>
-        <w:rPr>
-          <w:b/>
-        </w:rPr>
-        <w:t xml:space="preserve"> </w:t>
-      </w:r>
-      <w:r>
-        <w:rPr>
-          <w:b/>
-        </w:rPr>
-        <w:t xml:space="preserve">hattı</w:t>
-      </w:r>
-      <w:r>
-        <w:t xml:space="preserve"> </w:t>
-      </w:r>
-      <w:r>
-        <w:t xml:space="preserve">olan</w:t>
-      </w:r>
-      <w:r>
-        <w:t xml:space="preserve"> </w:t>
-      </w:r>
-      <w:r>
         <w:rPr>
           <w:b/>
         </w:rPr>
         <w:t xml:space="preserve">OpenNutri</w:t>
       </w:r>
       <w:r>
-        <w:t xml:space="preserve">’yi kurduk:</w:t>
-      </w:r>
-      <w:r>
-        <w:t xml:space="preserve"> </w:t>
-      </w:r>
-      <w:r>
-        <w:rPr>
-          <w:b/>
-        </w:rPr>
-        <w:t xml:space="preserve">makine keşfi ve ağır okumayı ölçekte yapar, insan ise yalnızca doğrular.</w:t>
-      </w:r>
-      <w:r>
-        <w:t xml:space="preserve"> </w:t>
-      </w:r>
-      <w:r>
-        <w:t xml:space="preserve">Sonuç;</w:t>
-      </w:r>
-      <w:r>
-        <w:t xml:space="preserve"> </w:t>
-      </w:r>
-      <w:r>
-        <w:rPr>
-          <w:i/>
-        </w:rPr>
-        <w:t xml:space="preserve">otomatik üretilen, uzman-doğrulamalı, atıf-destekli ve kendini geliştiren</w:t>
-      </w:r>
-      <w:r>
-        <w:t xml:space="preserve"> </w:t>
-      </w:r>
-      <w:r>
-        <w:t xml:space="preserve">bir veritabanıdır — ki tam da burada alternatifleri geçer:</w:t>
-      </w:r>
-      <w:r>
-        <w:t xml:space="preserve"> </w:t>
-      </w:r>
-      <w:r>
-        <w:rPr>
-          <w:b/>
-        </w:rPr>
-        <w:t xml:space="preserve">USDA / EFSA / TürKomp’un</w:t>
-      </w:r>
-      <w:r>
-        <w:t xml:space="preserve"> </w:t>
-      </w:r>
-      <w:r>
-        <w:t xml:space="preserve">aksine literatürü otomatik okur ve</w:t>
-      </w:r>
-      <w:r>
-        <w:t xml:space="preserve"> </w:t>
-      </w:r>
-      <w:r>
-        <w:rPr>
-          <w:b/>
-        </w:rPr>
-        <w:t xml:space="preserve">her bir değere DOI düzeyinde köken bilgisi</w:t>
-      </w:r>
-      <w:r>
-        <w:t xml:space="preserve"> </w:t>
-      </w:r>
-      <w:r>
-        <w:t xml:space="preserve">iliştirir;</w:t>
-      </w:r>
-      <w:r>
-        <w:t xml:space="preserve"> </w:t>
-      </w:r>
-      <w:r>
-        <w:rPr>
-          <w:b/>
-        </w:rPr>
-        <w:t xml:space="preserve">ticari sağlayıcıların</w:t>
-      </w:r>
-      <w:r>
-        <w:t xml:space="preserve"> </w:t>
-      </w:r>
-      <w:r>
-        <w:t xml:space="preserve">(Edamam, FatSecret) aksine lisanslı veriyi yeniden satmak yerine birincil kaynaklardan</w:t>
-      </w:r>
-      <w:r>
-        <w:t xml:space="preserve"> </w:t>
-      </w:r>
-      <w:r>
-        <w:rPr>
-          <w:i/>
-        </w:rPr>
-        <w:t xml:space="preserve">yeni</w:t>
-      </w:r>
-      <w:r>
-        <w:t xml:space="preserve"> </w:t>
-      </w:r>
-      <w:r>
-        <w:t xml:space="preserve">veri üretir; ve</w:t>
-      </w:r>
-      <w:r>
-        <w:t xml:space="preserve"> </w:t>
-      </w:r>
-      <w:r>
-        <w:rPr>
-          <w:b/>
-        </w:rPr>
-        <w:t xml:space="preserve">tek bir yapay zekâ modelinin</w:t>
-      </w:r>
-      <w:r>
-        <w:t xml:space="preserve"> </w:t>
-      </w:r>
-      <w:r>
-        <w:t xml:space="preserve">aksine, her makalenin giderek daha yetenekli, daha pahalı aşamalardan geçtiği</w:t>
-      </w:r>
-      <w:r>
-        <w:t xml:space="preserve"> </w:t>
-      </w:r>
-      <w:r>
-        <w:rPr>
-          <w:b/>
-        </w:rPr>
-        <w:t xml:space="preserve">katmanlı bir kademe</w:t>
-      </w:r>
-      <w:r>
-        <w:t xml:space="preserve"> </w:t>
-      </w:r>
-      <w:r>
-        <w:t xml:space="preserve">kullanır — böylece yalnızca zor,</w:t>
-      </w:r>
-      <w:r>
-        <w:t xml:space="preserve"> </w:t>
-      </w:r>
-      <w:r>
-        <w:rPr>
-          <w:b/>
-        </w:rPr>
-        <w:t xml:space="preserve">düşük-güvenli</w:t>
-      </w:r>
-      <w:r>
-        <w:t xml:space="preserve"> </w:t>
-      </w:r>
-      <w:r>
-        <w:t xml:space="preserve">vakalar pahalı katmanlara ulaşır ve yapay zekânın en az emin olduğu makaleler en çok incelemeyi alır (en tepede bir insan).</w:t>
-      </w:r>
-    </w:p>
-    <w:p>
-      <w:pPr>
-        <w:pStyle w:val="BodyText"/>
-      </w:pPr>
-      <w:r>
-        <w:t xml:space="preserve">Tam tasarımı beş katmanlıdır:</w:t>
-      </w:r>
-      <w:r>
-        <w:t xml:space="preserve"> </w:t>
-      </w:r>
-      <w:r>
-        <w:rPr>
-          <w:b/>
-        </w:rPr>
-        <w:t xml:space="preserve">(L1)</w:t>
-      </w:r>
-      <w:r>
-        <w:t xml:space="preserve"> </w:t>
-      </w:r>
-      <w:r>
-        <w:t xml:space="preserve">bir tarayıcı,</w:t>
-      </w:r>
-      <w:r>
-        <w:t xml:space="preserve"> </w:t>
-      </w:r>
-      <w:r>
-        <w:rPr>
-          <w:b/>
-        </w:rPr>
-        <w:t xml:space="preserve">(L2)</w:t>
-      </w:r>
-      <w:r>
-        <w:t xml:space="preserve"> </w:t>
-      </w:r>
-      <w:r>
-        <w:t xml:space="preserve">hafif bir filtre,</w:t>
-      </w:r>
-      <w:r>
-        <w:t xml:space="preserve"> </w:t>
-      </w:r>
-      <w:r>
-        <w:rPr>
-          <w:b/>
-        </w:rPr>
-        <w:t xml:space="preserve">(L3)</w:t>
-      </w:r>
-      <w:r>
-        <w:t xml:space="preserve"> </w:t>
-      </w:r>
-      <w:r>
-        <w:t xml:space="preserve">açık kaynak çıkarım modelleri,</w:t>
-      </w:r>
-      <w:r>
-        <w:t xml:space="preserve"> </w:t>
-      </w:r>
-      <w:r>
-        <w:rPr>
-          <w:b/>
-        </w:rPr>
-        <w:t xml:space="preserve">(L4)</w:t>
-      </w:r>
-      <w:r>
-        <w:t xml:space="preserve"> </w:t>
-      </w:r>
-      <w:r>
-        <w:t xml:space="preserve">zor vakalar için daha güçlü bir ticari model ve</w:t>
-      </w:r>
-      <w:r>
-        <w:t xml:space="preserve"> </w:t>
-      </w:r>
-      <w:r>
-        <w:rPr>
-          <w:b/>
-        </w:rPr>
-        <w:t xml:space="preserve">(L5) uzman insan doğrulaması</w:t>
-      </w:r>
-      <w:r>
-        <w:t xml:space="preserve"> </w:t>
-      </w:r>
-      <w:r>
-        <w:t xml:space="preserve">— nihai altın-standart kaydı. Sistem</w:t>
-      </w:r>
-      <w:r>
-        <w:t xml:space="preserve"> </w:t>
-      </w:r>
-      <w:r>
-        <w:rPr>
-          <w:b/>
-        </w:rPr>
-        <w:t xml:space="preserve">kendini geliştirir</w:t>
-      </w:r>
-      <w:r>
-        <w:t xml:space="preserve">: her L5 düzeltmesi bir eğitim sinyali olarak geri akar, böylece zamanla yapay zekâ daha fazlasını kendi başına halleder ve makale başına maliyet düşer — manuel derlemenin asla yapamayacağı bir şey. Uygulamamız, tek bir Supabase Postgres veritabanı üzerinde üç yüzeyli tek bir sistemdir: bir</w:t>
-      </w:r>
-      <w:r>
-        <w:t xml:space="preserve"> </w:t>
-      </w:r>
-      <w:r>
-        <w:rPr>
-          <w:b/>
-        </w:rPr>
-        <w:t xml:space="preserve">Python keşif &amp; çıkarım hattı</w:t>
-      </w:r>
-      <w:r>
-        <w:t xml:space="preserve"> </w:t>
-      </w:r>
-      <w:r>
-        <w:t xml:space="preserve">(Arciel — literatürü tarar, PDF’leri indirir, çalışan üç aşamalı bir YZ kademesi çalıştırır: günde ~1.500 makalede ucuz eleme → orta ayıklama → en iyi ~20 makalede güçlü bir PDF modeli = L1–L4), bir</w:t>
-      </w:r>
-      <w:r>
-        <w:t xml:space="preserve"> </w:t>
-      </w:r>
-      <w:r>
-        <w:rPr>
-          <w:b/>
-        </w:rPr>
-        <w:t xml:space="preserve">Supabase veritabanı sözleşmesi</w:t>
-      </w:r>
-      <w:r>
-        <w:t xml:space="preserve"> </w:t>
-      </w:r>
-      <w:r>
-        <w:t xml:space="preserve">(Arciel — değiştirilemez saklama, satır düzeyi güvenlik, inceleme iş akışı) ve</w:t>
-      </w:r>
-      <w:r>
-        <w:t xml:space="preserve"> </w:t>
-      </w:r>
-      <w:r>
-        <w:rPr>
-          <w:b/>
-        </w:rPr>
-        <w:t xml:space="preserve">uzman-etiketleyici web uygulaması</w:t>
-      </w:r>
-      <w:r>
-        <w:t xml:space="preserve"> </w:t>
-      </w:r>
-      <w:r>
-        <w:t xml:space="preserve">(benim frontend’im) —</w:t>
-      </w:r>
-      <w:r>
-        <w:t xml:space="preserve"> </w:t>
-      </w:r>
-      <w:r>
-        <w:rPr>
-          <w:b/>
-        </w:rPr>
-        <w:t xml:space="preserve">Layer 5, insan-doğrulama katmanı; bu belgenin geri kalanı bununla ilgilidir.</w:t>
-      </w:r>
-    </w:p>
-    <w:p>
-      <w:pPr>
-        <w:pStyle w:val="Heading2"/>
-      </w:pPr>
-      <w:bookmarkStart w:id="37" w:name="Xe635e9e2c29e922ee6923ad5030b1f8817fdde0"/>
-      <w:r>
-        <w:t xml:space="preserve">3. Benim parçam ne, neden gerekli ve neyi yaptım?</w:t>
-      </w:r>
-      <w:bookmarkEnd w:id="37"/>
-    </w:p>
-    <w:p>
-      <w:pPr>
-        <w:pStyle w:val="FirstParagraph"/>
-      </w:pPr>
-      <w:r>
-        <w:rPr>
-          <w:b/>
-        </w:rPr>
-        <w:t xml:space="preserve">Benim parçam, uzman-etiketleyici frontend’inin tamamı</w:t>
-      </w:r>
-      <w:r>
-        <w:t xml:space="preserve"> </w:t>
-      </w:r>
-      <w:r>
-        <w:t xml:space="preserve">— her doğrulayıcının ve onaylayıcının kullandığı,</w:t>
-      </w:r>
-      <w:r>
-        <w:t xml:space="preserve"> </w:t>
-      </w:r>
-      <w:r>
-        <w:rPr>
-          <w:b/>
-        </w:rPr>
-        <w:t xml:space="preserve">Vercel</w:t>
-      </w:r>
-      <w:r>
-        <w:t xml:space="preserve">’de yayında olan</w:t>
-      </w:r>
-      <w:r>
-        <w:t xml:space="preserve"> </w:t>
-      </w:r>
-      <w:r>
-        <w:rPr>
-          <w:b/>
-        </w:rPr>
-        <w:t xml:space="preserve">React 19 + Vite</w:t>
-      </w:r>
-      <w:r>
-        <w:t xml:space="preserve"> </w:t>
-      </w:r>
-      <w:r>
-        <w:t xml:space="preserve">uygulaması. OpenNutri’nin tasarımında bu,</w:t>
-      </w:r>
-      <w:r>
-        <w:t xml:space="preserve"> </w:t>
-      </w:r>
-      <w:r>
-        <w:rPr>
-          <w:b/>
-        </w:rPr>
-        <w:t xml:space="preserve">Layer 5 — Uzman İnsan Doğrulaması,</w:t>
-      </w:r>
-      <w:r>
-        <w:rPr>
-          <w:b/>
-        </w:rPr>
-        <w:t xml:space="preserve"> </w:t>
-      </w:r>
-      <w:r>
-        <w:rPr>
-          <w:b/>
-        </w:rPr>
-        <w:t xml:space="preserve">“</w:t>
-      </w:r>
-      <w:r>
-        <w:rPr>
-          <w:b/>
-        </w:rPr>
-        <w:t xml:space="preserve">Altın Standart</w:t>
-      </w:r>
-      <w:r>
-        <w:rPr>
-          <w:b/>
-        </w:rPr>
-        <w:t xml:space="preserve">”</w:t>
-      </w:r>
-      <w:r>
-        <w:rPr>
-          <w:b/>
-        </w:rPr>
-        <w:t xml:space="preserve"> </w:t>
-      </w:r>
-      <w:r>
-        <w:rPr>
-          <w:b/>
-        </w:rPr>
-        <w:t xml:space="preserve">katmanıdır.</w:t>
-      </w:r>
-    </w:p>
-    <w:p>
-      <w:pPr>
-        <w:pStyle w:val="BodyText"/>
-      </w:pPr>
-      <w:r>
-        <w:rPr>
-          <w:b/>
-        </w:rPr>
-        <w:t xml:space="preserve">Neden gerekli: manuel veri girişini doğrulamayla değiştirir.</w:t>
-      </w:r>
-      <w:r>
-        <w:t xml:space="preserve"> </w:t>
-      </w:r>
-      <w:r>
-        <w:t xml:space="preserve">Mevcut her veritabanı bir uzmanın manuel girişiyle kurulur — makaleyi oku, tabloyu bul, birimleri çöz, her sayıyı yaz. Benim frontend’im bu darboğazı üç şekilde kırar:</w:t>
+        <w:t xml:space="preserve">’yi kurduk: her makaleyi sıfırdan bir insanın okuması yerine,</w:t>
+      </w:r>
+      <w:r>
+        <w:t xml:space="preserve"> </w:t>
+      </w:r>
+      <w:r>
+        <w:rPr>
+          <w:b/>
+        </w:rPr>
+        <w:t xml:space="preserve">yapay zekâ okuyup sayıları önerir, insan ise yalnızca doğrular.</w:t>
+      </w:r>
+      <w:r>
+        <w:t xml:space="preserve"> </w:t>
+      </w:r>
+      <w:r>
+        <w:t xml:space="preserve">Üç parçaya ayrılır:</w:t>
       </w:r>
     </w:p>
     <w:p>
@@ -5883,91 +4686,28 @@
         <w:rPr>
           <w:b/>
         </w:rPr>
-        <w:t xml:space="preserve">“</w:t>
-      </w:r>
-      <w:r>
-        <w:rPr>
-          <w:b/>
-        </w:rPr>
-        <w:t xml:space="preserve">Sıfırdan kopyalama</w:t>
-      </w:r>
-      <w:r>
-        <w:rPr>
-          <w:b/>
-        </w:rPr>
-        <w:t xml:space="preserve">”</w:t>
-      </w:r>
-      <w:r>
-        <w:rPr>
-          <w:b/>
-        </w:rPr>
-        <w:t xml:space="preserve">yı</w:t>
-      </w:r>
-      <w:r>
-        <w:rPr>
-          <w:b/>
-        </w:rPr>
-        <w:t xml:space="preserve"> </w:t>
-      </w:r>
-      <w:r>
-        <w:rPr>
-          <w:b/>
-        </w:rPr>
-        <w:t xml:space="preserve">“</w:t>
-      </w:r>
-      <w:r>
-        <w:rPr>
-          <w:b/>
-        </w:rPr>
-        <w:t xml:space="preserve">taslağı gözden geçirme</w:t>
-      </w:r>
-      <w:r>
-        <w:rPr>
-          <w:b/>
-        </w:rPr>
-        <w:t xml:space="preserve">”</w:t>
-      </w:r>
-      <w:r>
-        <w:rPr>
-          <w:b/>
-        </w:rPr>
-        <w:t xml:space="preserve">ye dönüştürür.</w:t>
-      </w:r>
-      <w:r>
-        <w:t xml:space="preserve"> </w:t>
-      </w:r>
-      <w:r>
-        <w:t xml:space="preserve">Yalnızca yapay zekânın güveninin</w:t>
-      </w:r>
-      <w:r>
-        <w:t xml:space="preserve"> </w:t>
-      </w:r>
-      <w:r>
-        <w:rPr>
-          <w:b/>
-        </w:rPr>
-        <w:t xml:space="preserve">düşük</w:t>
-      </w:r>
-      <w:r>
-        <w:t xml:space="preserve"> </w:t>
-      </w:r>
-      <w:r>
-        <w:t xml:space="preserve">olduğu makaleler bir insana yönlendirilir — kademe, kıt uzman zamanını her şeye değil, tam olarak YZ’nin emin olmadığı yere harcar. Bir makale ekrana geldiğinde YZ onu çoktan bulmuş, okumuş ve aday değerleri doldurmuştur; uzman kopyalamak yerine</w:t>
-      </w:r>
-      <w:r>
-        <w:t xml:space="preserve"> </w:t>
-      </w:r>
-      <w:r>
-        <w:rPr>
-          <w:b/>
-        </w:rPr>
-        <w:t xml:space="preserve">doğrular ve düzeltir</w:t>
-      </w:r>
-      <w:r>
-        <w:t xml:space="preserve"> </w:t>
-      </w:r>
-      <w:r>
-        <w:t xml:space="preserve">— saatte birkaç makale ile bu projenin ihtiyaç duyduğu günde ~8–12 doğrulanmış makale arasındaki fark.</w:t>
+        <w:t xml:space="preserve">Bir backend hattı</w:t>
+      </w:r>
+      <w:r>
+        <w:t xml:space="preserve"> </w:t>
+      </w:r>
+      <w:r>
+        <w:t xml:space="preserve">(Arciel) — ilgili makaleleri bulur, PDF’leri indirir ve üzerlerinde yapay zekâ modelleri çalıştırarak</w:t>
+      </w:r>
+      <w:r>
+        <w:t xml:space="preserve"> </w:t>
+      </w:r>
+      <w:r>
+        <w:rPr>
+          <w:i/>
+        </w:rPr>
+        <w:t xml:space="preserve">aday</w:t>
+      </w:r>
+      <w:r>
+        <w:t xml:space="preserve"> </w:t>
+      </w:r>
+      <w:r>
+        <w:t xml:space="preserve">besin değerleri üretir.</w:t>
       </w:r>
     </w:p>
     <w:p>
@@ -5982,43 +4722,13 @@
         <w:rPr>
           <w:b/>
         </w:rPr>
-        <w:t xml:space="preserve">Kanıtı manuel bir aramadan anlık hâle getirir.</w:t>
-      </w:r>
-      <w:r>
-        <w:t xml:space="preserve"> </w:t>
-      </w:r>
-      <w:r>
-        <w:t xml:space="preserve">Manuel girişte en yavaş ve en hataya açık adım, 15 sayfalık bir PDF’te doğru değeri</w:t>
-      </w:r>
-      <w:r>
-        <w:t xml:space="preserve"> </w:t>
-      </w:r>
-      <w:r>
-        <w:rPr>
-          <w:i/>
-        </w:rPr>
-        <w:t xml:space="preserve">bulmak</w:t>
-      </w:r>
-      <w:r>
-        <w:t xml:space="preserve"> </w:t>
-      </w:r>
-      <w:r>
-        <w:t xml:space="preserve">ve doğru satır/sütun/birim olduğundan emin olmaktır. Arayüzüm</w:t>
-      </w:r>
-      <w:r>
-        <w:t xml:space="preserve"> </w:t>
-      </w:r>
-      <w:r>
-        <w:rPr>
-          <w:b/>
-        </w:rPr>
-        <w:t xml:space="preserve">bir değerin geldiği tam tabloyu veya cümleyi</w:t>
-      </w:r>
-      <w:r>
-        <w:t xml:space="preserve"> </w:t>
-      </w:r>
-      <w:r>
-        <w:t xml:space="preserve">aydınlatır ve içindeki besin adlarını tıklanabilir yapar; böylece uzmanın gözü doğrudan kanıta gider, aramak yerine onaylar. En zor işimin, PDF kanıt motorunun, var olmak zorunda olmasının nedeni budur.</w:t>
+        <w:t xml:space="preserve">Bir veritabanı</w:t>
+      </w:r>
+      <w:r>
+        <w:t xml:space="preserve"> </w:t>
+      </w:r>
+      <w:r>
+        <w:t xml:space="preserve">(Arciel) — her şeyi saklar ve inceleme iş akışını yürütür.</w:t>
       </w:r>
     </w:p>
     <w:p>
@@ -6033,96 +4743,49 @@
         <w:rPr>
           <w:b/>
         </w:rPr>
-        <w:t xml:space="preserve">Uzman-doğrulamalı, altın-standart gerçeğin — ve eğitim sinyalinin — üretildiği tek yerdir.</w:t>
-      </w:r>
-      <w:r>
-        <w:t xml:space="preserve"> </w:t>
-      </w:r>
-      <w:r>
-        <w:t xml:space="preserve">Manuel giriş bir sayı üretir, başka bir şey değil; arayüzüm bir sayı</w:t>
-      </w:r>
-      <w:r>
-        <w:t xml:space="preserve"> </w:t>
-      </w:r>
-      <w:r>
-        <w:rPr>
-          <w:b/>
-        </w:rPr>
-        <w:t xml:space="preserve">artı</w:t>
-      </w:r>
-      <w:r>
-        <w:t xml:space="preserve"> </w:t>
-      </w:r>
-      <w:r>
-        <w:t xml:space="preserve">YZ’yi yeniden eğiten, hata-kategorili bir düzeltme</w:t>
-      </w:r>
-      <w:r>
-        <w:t xml:space="preserve"> </w:t>
-      </w:r>
-      <w:r>
-        <w:rPr>
-          <w:b/>
-        </w:rPr>
-        <w:t xml:space="preserve">artı</w:t>
-      </w:r>
-      <w:r>
-        <w:t xml:space="preserve"> </w:t>
-      </w:r>
-      <w:r>
-        <w:t xml:space="preserve">otomatik DOI kökeni</w:t>
-      </w:r>
-      <w:r>
-        <w:t xml:space="preserve"> </w:t>
-      </w:r>
-      <w:r>
-        <w:rPr>
-          <w:b/>
-        </w:rPr>
-        <w:t xml:space="preserve">artı</w:t>
-      </w:r>
-      <w:r>
-        <w:t xml:space="preserve"> </w:t>
-      </w:r>
-      <w:r>
-        <w:t xml:space="preserve">projenin % 0,5 altı hata çıtasının arkasındaki değiştirilemez denetim kaydı üretir.</w:t>
-      </w:r>
+        <w:t xml:space="preserve">Etiketleyici web uygulaması</w:t>
+      </w:r>
+      <w:r>
+        <w:t xml:space="preserve"> </w:t>
+      </w:r>
+      <w:r>
+        <w:t xml:space="preserve">(benim frontend’im) — bir insanın bu aday değerleri kontrol edip düzelttiği yer.</w:t>
+      </w:r>
+      <w:r>
+        <w:t xml:space="preserve"> </w:t>
+      </w:r>
+      <w:r>
+        <w:rPr>
+          <w:b/>
+        </w:rPr>
+        <w:t xml:space="preserve">Benim kurduğum parça budur ve bu belgenin geri kalanı bununla ilgilidir.</w:t>
+      </w:r>
+    </w:p>
+    <w:p>
+      <w:pPr>
+        <w:pStyle w:val="Heading2"/>
+      </w:pPr>
+      <w:bookmarkStart w:id="37" w:name="Xe635e9e2c29e922ee6923ad5030b1f8817fdde0"/>
+      <w:r>
+        <w:t xml:space="preserve">3. Benim parçam ne, neden gerekli ve neyi yaptım?</w:t>
+      </w:r>
+      <w:bookmarkEnd w:id="37"/>
     </w:p>
     <w:p>
       <w:pPr>
         <w:pStyle w:val="FirstParagraph"/>
       </w:pPr>
       <w:r>
-        <w:t xml:space="preserve">Kısacası:</w:t>
-      </w:r>
-      <w:r>
-        <w:t xml:space="preserve"> </w:t>
-      </w:r>
-      <w:r>
-        <w:rPr>
-          <w:b/>
-        </w:rPr>
-        <w:t xml:space="preserve">manuel veri girişi ne ölçeklenir ne de gelişir; benim kurduğum doğrulama arayüzü ikisini de yapar</w:t>
-      </w:r>
-      <w:r>
-        <w:t xml:space="preserve"> </w:t>
-      </w:r>
-      <w:r>
-        <w:t xml:space="preserve">— ve bunu, projenin</w:t>
-      </w:r>
-      <w:r>
-        <w:t xml:space="preserve"> </w:t>
-      </w:r>
-      <w:r>
-        <w:rPr>
-          <w:b/>
-        </w:rPr>
-        <w:t xml:space="preserve">ücretsiz katman</w:t>
-      </w:r>
-      <w:r>
-        <w:t xml:space="preserve"> </w:t>
-      </w:r>
-      <w:r>
-        <w:t xml:space="preserve">veri limitleri (Supabase, Vercel) içinde, yine de anlık hissettirerek yapması gerekti.</w:t>
+        <w:rPr>
+          <w:b/>
+        </w:rPr>
+        <w:t xml:space="preserve">Benim parçam, etiketleyici frontend’inin tamamı</w:t>
+      </w:r>
+      <w:r>
+        <w:t xml:space="preserve"> </w:t>
+      </w:r>
+      <w:r>
+        <w:t xml:space="preserve">— her doğrulayıcının, yapay zekânın ham tahminlerini güvenilir veriye dönüştürmek için kullandığı React uygulaması (Vercel’de yayında).</w:t>
       </w:r>
     </w:p>
     <w:p>
@@ -6133,25 +4796,66 @@
         <w:rPr>
           <w:b/>
         </w:rPr>
+        <w:t xml:space="preserve">Neden gerekli.</w:t>
+      </w:r>
+      <w:r>
+        <w:t xml:space="preserve"> </w:t>
+      </w:r>
+      <w:r>
+        <w:t xml:space="preserve">O olmadan, bir uzmanın eski manuel işi yapması gerekirdi: tüm makaleyi oku, doğru tabloyu bul ve her sayıyı yaz. Benim uygulamam işin birimini</w:t>
+      </w:r>
+      <w:r>
+        <w:t xml:space="preserve"> </w:t>
+      </w:r>
+      <w:r>
+        <w:rPr>
+          <w:i/>
+        </w:rPr>
+        <w:t xml:space="preserve">kopyalamaktan</w:t>
+      </w:r>
+      <w:r>
+        <w:t xml:space="preserve"> </w:t>
+      </w:r>
+      <w:r>
+        <w:rPr>
+          <w:i/>
+        </w:rPr>
+        <w:t xml:space="preserve">doğrulamaya</w:t>
+      </w:r>
+      <w:r>
+        <w:t xml:space="preserve"> </w:t>
+      </w:r>
+      <w:r>
+        <w:t xml:space="preserve">çevirir. Makale, yapay zekânın değerleriyle önceden doldurulmuş gelir ve — işin özü budur —</w:t>
+      </w:r>
+      <w:r>
+        <w:t xml:space="preserve"> </w:t>
+      </w:r>
+      <w:r>
+        <w:rPr>
+          <w:b/>
+        </w:rPr>
+        <w:t xml:space="preserve">her değerin geldiği tam tablo veya cümle PDF üzerinde aydınlanır</w:t>
+      </w:r>
+      <w:r>
+        <w:t xml:space="preserve">, içindeki besin adları tıklanabilirdir; böylece uzmanın gözü doğrudan kanıta gider ve aramak yerine onaylar. Bir doğrulayıcıyı değecek kadar hızlı yapan şey budur (ve yapay zekânın en az emin olduğu vakalar, tam da bir insanın baktığı vakalardır). Her düzeltme ayrıca zamanla yapay zekâyı iyileştirmek için geri beslenir.</w:t>
+      </w:r>
+    </w:p>
+    <w:p>
+      <w:pPr>
+        <w:pStyle w:val="BodyText"/>
+      </w:pPr>
+      <w:r>
+        <w:rPr>
+          <w:b/>
+        </w:rPr>
         <w:t xml:space="preserve">Ne yaptığım, tek cümlede:</w:t>
       </w:r>
       <w:r>
         <w:t xml:space="preserve"> </w:t>
       </w:r>
       <w:r>
-        <w:t xml:space="preserve">Bir etiketleyicinin bir makaleyi açtığı ve</w:t>
-      </w:r>
-      <w:r>
-        <w:t xml:space="preserve"> </w:t>
-      </w:r>
-      <w:r>
-        <w:rPr>
-          <w:b/>
-        </w:rPr>
-        <w:t xml:space="preserve">bir değerin geldiği tam tablonun veya paragrafın PDF üzerinde aydınlandığı</w:t>
-      </w:r>
-      <w:r>
-        <w:t xml:space="preserve">, besin adlarının tıklanabilir hâle geldiği, bir tıklamanın değeri editöre düşürdüğü, bağışlayıcı aramanın onu kanonik gıda/besin kataloğuna eşlediği ve doğrulanmış gönderinin saklandığı çalışma alanını kurdum — hepsi istemci tarafında, keyfi yayıncı PDF’leri üzerinde, bütün gün yapılabilecek kadar hızlı. Somut olarak yedi şeyin sahibiyim; bir sonraki bölüm bunları tek tek anlatıyor:</w:t>
+        <w:t xml:space="preserve">Bir etiketleyicinin bir makaleyi açtığı, her değerin kaynağının PDF üzerinde aydınlandığı, bir tıklamanın değeri editöre düşürdüğü, bağışlayıcı aramanın serbest metni gıda/besin kataloğuna eşlediği ve tamamlanan gönderinin saklandığı çalışma alanını kurdum — hepsi tarayıcıda, keyfi yayıncı PDF’leri üzerinde, bütün gün yapılabilecek kadar hızlı. Somut olarak yedi şeyin sahibiyim; bir sonraki bölüm bunları tek tek anlatıyor:</w:t>
       </w:r>
     </w:p>
     <w:p>
@@ -9743,7 +8447,7 @@
         <w:rPr>
           <w:b/>
         </w:rPr>
-        <w:t xml:space="preserve">Layer 5, uzman-doğrulama katmanını.</w:t>
+        <w:t xml:space="preserve">uzman-doğrulama katmanını.</w:t>
       </w:r>
       <w:r>
         <w:t xml:space="preserve"> </w:t>
@@ -10375,34 +9079,7 @@
     <w:abstractNumId w:val="991"/>
   </w:num>
   <w:num w:numId="1002">
-    <w:abstractNumId w:val="99411"/>
-    <w:lvlOverride w:ilvl="0">
-      <w:startOverride w:val="1"/>
-    </w:lvlOverride>
-    <w:lvlOverride w:ilvl="1">
-      <w:startOverride w:val="1"/>
-    </w:lvlOverride>
-    <w:lvlOverride w:ilvl="2">
-      <w:startOverride w:val="1"/>
-    </w:lvlOverride>
-    <w:lvlOverride w:ilvl="3">
-      <w:startOverride w:val="1"/>
-    </w:lvlOverride>
-    <w:lvlOverride w:ilvl="4">
-      <w:startOverride w:val="1"/>
-    </w:lvlOverride>
-    <w:lvlOverride w:ilvl="5">
-      <w:startOverride w:val="1"/>
-    </w:lvlOverride>
-    <w:lvlOverride w:ilvl="6">
-      <w:startOverride w:val="1"/>
-    </w:lvlOverride>
-    <w:lvlOverride w:ilvl="7">
-      <w:startOverride w:val="1"/>
-    </w:lvlOverride>
-    <w:lvlOverride w:ilvl="8">
-      <w:startOverride w:val="1"/>
-    </w:lvlOverride>
+    <w:abstractNumId w:val="991"/>
   </w:num>
   <w:num w:numId="1003">
     <w:abstractNumId w:val="99411"/>
@@ -10474,34 +9151,7 @@
     <w:abstractNumId w:val="991"/>
   </w:num>
   <w:num w:numId="1008">
-    <w:abstractNumId w:val="99411"/>
-    <w:lvlOverride w:ilvl="0">
-      <w:startOverride w:val="1"/>
-    </w:lvlOverride>
-    <w:lvlOverride w:ilvl="1">
-      <w:startOverride w:val="1"/>
-    </w:lvlOverride>
-    <w:lvlOverride w:ilvl="2">
-      <w:startOverride w:val="1"/>
-    </w:lvlOverride>
-    <w:lvlOverride w:ilvl="3">
-      <w:startOverride w:val="1"/>
-    </w:lvlOverride>
-    <w:lvlOverride w:ilvl="4">
-      <w:startOverride w:val="1"/>
-    </w:lvlOverride>
-    <w:lvlOverride w:ilvl="5">
-      <w:startOverride w:val="1"/>
-    </w:lvlOverride>
-    <w:lvlOverride w:ilvl="6">
-      <w:startOverride w:val="1"/>
-    </w:lvlOverride>
-    <w:lvlOverride w:ilvl="7">
-      <w:startOverride w:val="1"/>
-    </w:lvlOverride>
-    <w:lvlOverride w:ilvl="8">
-      <w:startOverride w:val="1"/>
-    </w:lvlOverride>
+    <w:abstractNumId w:val="991"/>
   </w:num>
   <w:num w:numId="1009">
     <w:abstractNumId w:val="99411"/>

--- a/docs/defense/docx/Aysegul_Dogan_Presentation.docx
+++ b/docs/defense/docx/Aysegul_Dogan_Presentation.docx
@@ -403,22 +403,19 @@
         <w:t xml:space="preserve">OpenNutri</w:t>
       </w:r>
       <w:r>
-        <w:t xml:space="preserve">: instead of a person reading each paper from scratch,</w:t>
-      </w:r>
-      <w:r>
-        <w:t xml:space="preserve"> </w:t>
-      </w:r>
-      <w:r>
-        <w:rPr>
-          <w:b/>
-        </w:rPr>
-        <w:t xml:space="preserve">the AI does the reading and proposes the numbers, and a person only verifies them.</w:t>
-      </w:r>
-      <w:r>
-        <w:t xml:space="preserve"> </w:t>
-      </w:r>
-      <w:r>
-        <w:t xml:space="preserve">It splits into three parts:</w:t>
+        <w:t xml:space="preserve">: the AI reads each paper and proposes the numbers</w:t>
+      </w:r>
+      <w:r>
+        <w:t xml:space="preserve"> </w:t>
+      </w:r>
+      <w:r>
+        <w:rPr>
+          <w:b/>
+        </w:rPr>
+        <w:t xml:space="preserve">with a confidence signal</w:t>
+      </w:r>
+      <w:r>
+        <w:t xml:space="preserve">, and only the papers it is unsure about are routed to a human to verify and correct. That is what lets the system scale — experts spend their time only on the hard cases — while keeping the data trustworthy. It splits into three parts:</w:t>
       </w:r>
     </w:p>
     <w:p>
@@ -439,7 +436,7 @@
         <w:t xml:space="preserve"> </w:t>
       </w:r>
       <w:r>
-        <w:t xml:space="preserve">(Arciel) that finds relevant papers, downloads the PDFs, and runs AI models over them to produce</w:t>
+        <w:t xml:space="preserve">(Arciel) that finds relevant papers, downloads the PDFs, runs AI models over them to produce</w:t>
       </w:r>
       <w:r>
         <w:t xml:space="preserve"> </w:t>
@@ -454,7 +451,7 @@
         <w:t xml:space="preserve"> </w:t>
       </w:r>
       <w:r>
-        <w:t xml:space="preserve">nutrient values.</w:t>
+        <w:t xml:space="preserve">nutrient values, and flags the low-confidence ones for human review.</w:t>
       </w:r>
     </w:p>
     <w:p>
@@ -496,7 +493,7 @@
         <w:t xml:space="preserve"> </w:t>
       </w:r>
       <w:r>
-        <w:t xml:space="preserve">(my frontend) — where a human checks and corrects those candidate values.</w:t>
+        <w:t xml:space="preserve">(my frontend) — where a human verifies and corrects those flagged candidate values.</w:t>
       </w:r>
       <w:r>
         <w:t xml:space="preserve"> </w:t>
@@ -4656,22 +4653,22 @@
         <w:t xml:space="preserve">OpenNutri</w:t>
       </w:r>
       <w:r>
-        <w:t xml:space="preserve">’yi kurduk: her makaleyi sıfırdan bir insanın okuması yerine,</w:t>
-      </w:r>
-      <w:r>
-        <w:t xml:space="preserve"> </w:t>
-      </w:r>
-      <w:r>
-        <w:rPr>
-          <w:b/>
-        </w:rPr>
-        <w:t xml:space="preserve">yapay zekâ okuyup sayıları önerir, insan ise yalnızca doğrular.</w:t>
-      </w:r>
-      <w:r>
-        <w:t xml:space="preserve"> </w:t>
-      </w:r>
-      <w:r>
-        <w:t xml:space="preserve">Üç parçaya ayrılır:</w:t>
+        <w:t xml:space="preserve">’yi kurduk: yapay zekâ her makaleyi okur ve sayıları</w:t>
+      </w:r>
+      <w:r>
+        <w:t xml:space="preserve"> </w:t>
+      </w:r>
+      <w:r>
+        <w:rPr>
+          <w:b/>
+        </w:rPr>
+        <w:t xml:space="preserve">bir güven sinyaliyle birlikte</w:t>
+      </w:r>
+      <w:r>
+        <w:t xml:space="preserve"> </w:t>
+      </w:r>
+      <w:r>
+        <w:t xml:space="preserve">önerir; yalnızca emin olmadığı makaleler bir insana doğrulanıp düzeltilmek üzere yönlendirilir. Sistemin ölçeklenmesini sağlayan şey budur — uzmanlar zamanlarını yalnızca zor vakalara harcar — ve veri güvenilir kalır. Üç parçaya ayrılır:</w:t>
       </w:r>
     </w:p>
     <w:p>
@@ -4692,7 +4689,7 @@
         <w:t xml:space="preserve"> </w:t>
       </w:r>
       <w:r>
-        <w:t xml:space="preserve">(Arciel) — ilgili makaleleri bulur, PDF’leri indirir ve üzerlerinde yapay zekâ modelleri çalıştırarak</w:t>
+        <w:t xml:space="preserve">(Arciel) — ilgili makaleleri bulur, PDF’leri indirir, üzerlerinde yapay zekâ modelleri çalıştırarak</w:t>
       </w:r>
       <w:r>
         <w:t xml:space="preserve"> </w:t>
@@ -4707,7 +4704,7 @@
         <w:t xml:space="preserve"> </w:t>
       </w:r>
       <w:r>
-        <w:t xml:space="preserve">besin değerleri üretir.</w:t>
+        <w:t xml:space="preserve">besin değerleri üretir ve düşük-güvenli olanları insan incelemesine işaretler.</w:t>
       </w:r>
     </w:p>
     <w:p>
@@ -4749,7 +4746,7 @@
         <w:t xml:space="preserve"> </w:t>
       </w:r>
       <w:r>
-        <w:t xml:space="preserve">(benim frontend’im) — bir insanın bu aday değerleri kontrol edip düzelttiği yer.</w:t>
+        <w:t xml:space="preserve">(benim frontend’im) — bir insanın işaretlenen bu aday değerleri doğrulayıp düzelttiği yer.</w:t>
       </w:r>
       <w:r>
         <w:t xml:space="preserve"> </w:t>

--- a/docs/defense/docx/Aysegul_Dogan_Presentation.docx
+++ b/docs/defense/docx/Aysegul_Dogan_Presentation.docx
@@ -403,19 +403,22 @@
         <w:t xml:space="preserve">OpenNutri</w:t>
       </w:r>
       <w:r>
-        <w:t xml:space="preserve">: the AI reads each paper and proposes the numbers</w:t>
-      </w:r>
-      <w:r>
-        <w:t xml:space="preserve"> </w:t>
-      </w:r>
-      <w:r>
-        <w:rPr>
-          <w:b/>
-        </w:rPr>
-        <w:t xml:space="preserve">with a confidence signal</w:t>
-      </w:r>
-      <w:r>
-        <w:t xml:space="preserve">, and only the papers it is unsure about are routed to a human to verify and correct. That is what lets the system scale — experts spend their time only on the hard cases — while keeping the data trustworthy. It splits into three parts:</w:t>
+        <w:t xml:space="preserve">: instead of a person reading each paper from scratch,</w:t>
+      </w:r>
+      <w:r>
+        <w:t xml:space="preserve"> </w:t>
+      </w:r>
+      <w:r>
+        <w:rPr>
+          <w:b/>
+        </w:rPr>
+        <w:t xml:space="preserve">the AI does the reading and proposes the numbers, and a person verifies the ones the AI is unsure about.</w:t>
+      </w:r>
+      <w:r>
+        <w:t xml:space="preserve"> </w:t>
+      </w:r>
+      <w:r>
+        <w:t xml:space="preserve">It splits into three parts:</w:t>
       </w:r>
     </w:p>
     <w:p>
@@ -436,7 +439,7 @@
         <w:t xml:space="preserve"> </w:t>
       </w:r>
       <w:r>
-        <w:t xml:space="preserve">(Arciel) that finds relevant papers, downloads the PDFs, runs AI models over them to produce</w:t>
+        <w:t xml:space="preserve">(Arciel) that finds relevant papers, downloads the PDFs, and runs AI models over them to produce</w:t>
       </w:r>
       <w:r>
         <w:t xml:space="preserve"> </w:t>
@@ -451,7 +454,7 @@
         <w:t xml:space="preserve"> </w:t>
       </w:r>
       <w:r>
-        <w:t xml:space="preserve">nutrient values, and flags the low-confidence ones for human review.</w:t>
+        <w:t xml:space="preserve">nutrient values.</w:t>
       </w:r>
     </w:p>
     <w:p>
@@ -493,7 +496,7 @@
         <w:t xml:space="preserve"> </w:t>
       </w:r>
       <w:r>
-        <w:t xml:space="preserve">(my frontend) — where a human verifies and corrects those flagged candidate values.</w:t>
+        <w:t xml:space="preserve">(my frontend) — where a human checks and corrects those candidate values.</w:t>
       </w:r>
       <w:r>
         <w:t xml:space="preserve"> </w:t>
@@ -4653,22 +4656,22 @@
         <w:t xml:space="preserve">OpenNutri</w:t>
       </w:r>
       <w:r>
-        <w:t xml:space="preserve">’yi kurduk: yapay zekâ her makaleyi okur ve sayıları</w:t>
-      </w:r>
-      <w:r>
-        <w:t xml:space="preserve"> </w:t>
-      </w:r>
-      <w:r>
-        <w:rPr>
-          <w:b/>
-        </w:rPr>
-        <w:t xml:space="preserve">bir güven sinyaliyle birlikte</w:t>
-      </w:r>
-      <w:r>
-        <w:t xml:space="preserve"> </w:t>
-      </w:r>
-      <w:r>
-        <w:t xml:space="preserve">önerir; yalnızca emin olmadığı makaleler bir insana doğrulanıp düzeltilmek üzere yönlendirilir. Sistemin ölçeklenmesini sağlayan şey budur — uzmanlar zamanlarını yalnızca zor vakalara harcar — ve veri güvenilir kalır. Üç parçaya ayrılır:</w:t>
+        <w:t xml:space="preserve">’yi kurduk: her makaleyi sıfırdan bir insanın okuması yerine,</w:t>
+      </w:r>
+      <w:r>
+        <w:t xml:space="preserve"> </w:t>
+      </w:r>
+      <w:r>
+        <w:rPr>
+          <w:b/>
+        </w:rPr>
+        <w:t xml:space="preserve">yapay zekâ okuyup sayıları önerir, insan ise yapay zekânın emin olmadığı makaleleri doğrular.</w:t>
+      </w:r>
+      <w:r>
+        <w:t xml:space="preserve"> </w:t>
+      </w:r>
+      <w:r>
+        <w:t xml:space="preserve">Üç parçaya ayrılır:</w:t>
       </w:r>
     </w:p>
     <w:p>
@@ -4689,7 +4692,7 @@
         <w:t xml:space="preserve"> </w:t>
       </w:r>
       <w:r>
-        <w:t xml:space="preserve">(Arciel) — ilgili makaleleri bulur, PDF’leri indirir, üzerlerinde yapay zekâ modelleri çalıştırarak</w:t>
+        <w:t xml:space="preserve">(Arciel) — ilgili makaleleri bulur, PDF’leri indirir ve üzerlerinde yapay zekâ modelleri çalıştırarak</w:t>
       </w:r>
       <w:r>
         <w:t xml:space="preserve"> </w:t>
@@ -4704,7 +4707,7 @@
         <w:t xml:space="preserve"> </w:t>
       </w:r>
       <w:r>
-        <w:t xml:space="preserve">besin değerleri üretir ve düşük-güvenli olanları insan incelemesine işaretler.</w:t>
+        <w:t xml:space="preserve">besin değerleri üretir.</w:t>
       </w:r>
     </w:p>
     <w:p>
@@ -4746,7 +4749,7 @@
         <w:t xml:space="preserve"> </w:t>
       </w:r>
       <w:r>
-        <w:t xml:space="preserve">(benim frontend’im) — bir insanın işaretlenen bu aday değerleri doğrulayıp düzelttiği yer.</w:t>
+        <w:t xml:space="preserve">(benim frontend’im) — bir insanın bu aday değerleri kontrol edip düzelttiği yer.</w:t>
       </w:r>
       <w:r>
         <w:t xml:space="preserve"> </w:t>

--- a/docs/defense/docx/Aysegul_Dogan_Presentation.docx
+++ b/docs/defense/docx/Aysegul_Dogan_Presentation.docx
@@ -4602,7 +4602,7 @@
         <w:t xml:space="preserve"> </w:t>
       </w:r>
       <w:r>
-        <w:t xml:space="preserve">— bir gıdanın ne kadar protein, yağ, demir ya da C vitamini içerdiği — her besin etiketinin, diyet uygulamasının ve beslenme kılavuzunun arkasındadır. Ama bu veri hâlâ</w:t>
+        <w:t xml:space="preserve">— bir gıdanın ne kadar protein, yağ, demir ya da C vitamini içerdiği — her besin etiketinin, diyet uygulamasının ve beslenme kılavuzunun arkasında durur. Ama bu veri hâlâ</w:t>
       </w:r>
       <w:r>
         <w:t xml:space="preserve"> </w:t>
@@ -4617,22 +4617,22 @@
         <w:t xml:space="preserve"> </w:t>
       </w:r>
       <w:r>
-        <w:t xml:space="preserve">kurulur: uzmanlar bilimsel makaleleri okur ve</w:t>
-      </w:r>
-      <w:r>
-        <w:t xml:space="preserve"> </w:t>
-      </w:r>
-      <w:r>
-        <w:rPr>
-          <w:b/>
-        </w:rPr>
-        <w:t xml:space="preserve">sayıları tek tek veritabanına yazar.</w:t>
-      </w:r>
-      <w:r>
-        <w:t xml:space="preserve"> </w:t>
-      </w:r>
-      <w:r>
-        <w:t xml:space="preserve">Bu yavaş ve pahalı olduğundan veritabanları dar kalır ve hızla eskir. Verinin kendisi zaten mevcuttur — sürekli yayımlanır, yalnızca yapısız PDF’lerin içinde kilitlidir — ama onu elle çıkarmak ölçeklenmez, denetimsiz bir yapay zekâya okutmak ise bir besin etiketinde güvenilemeyecek kadar çok yanlış sayı üretir.</w:t>
+        <w:t xml:space="preserve">üretiliyor: uzmanlar bilimsel makaleleri okuyup sayıları</w:t>
+      </w:r>
+      <w:r>
+        <w:t xml:space="preserve"> </w:t>
+      </w:r>
+      <w:r>
+        <w:rPr>
+          <w:b/>
+        </w:rPr>
+        <w:t xml:space="preserve">tek tek veritabanına yazıyor.</w:t>
+      </w:r>
+      <w:r>
+        <w:t xml:space="preserve"> </w:t>
+      </w:r>
+      <w:r>
+        <w:t xml:space="preserve">Bu hem yavaş hem pahalı olduğu için veritabanları dar kalıyor ve hızla güncelliğini yitiriyor. Aslında veri zaten var — sürekli yayımlanıyor, sadece yapısı belirsiz PDF’lerin içine gömülü. Ama bunu elle çıkarmak ölçeklenmiyor; denetimsiz bir yapay zekâya okutmak ise bir besin etiketinde güvenilemeyecek kadar çok hatalı sayı üretiyor.</w:t>
       </w:r>
     </w:p>
     <w:p>
@@ -4656,22 +4656,22 @@
         <w:t xml:space="preserve">OpenNutri</w:t>
       </w:r>
       <w:r>
-        <w:t xml:space="preserve">’yi kurduk: her makaleyi sıfırdan bir insanın okuması yerine,</w:t>
-      </w:r>
-      <w:r>
-        <w:t xml:space="preserve"> </w:t>
-      </w:r>
-      <w:r>
-        <w:rPr>
-          <w:b/>
-        </w:rPr>
-        <w:t xml:space="preserve">yapay zekâ okuyup sayıları önerir, insan ise yapay zekânın emin olmadığı makaleleri doğrular.</w:t>
-      </w:r>
-      <w:r>
-        <w:t xml:space="preserve"> </w:t>
-      </w:r>
-      <w:r>
-        <w:t xml:space="preserve">Üç parçaya ayrılır:</w:t>
+        <w:t xml:space="preserve">’yi geliştirdik. Her makaleyi bir insanın sıfırdan okuması yerine,</w:t>
+      </w:r>
+      <w:r>
+        <w:t xml:space="preserve"> </w:t>
+      </w:r>
+      <w:r>
+        <w:rPr>
+          <w:b/>
+        </w:rPr>
+        <w:t xml:space="preserve">yapay zekâ makaleyi okuyup sayıları öneriyor; insan ise yalnızca yapay zekânın emin olmadığı makaleleri doğruluyor.</w:t>
+      </w:r>
+      <w:r>
+        <w:t xml:space="preserve"> </w:t>
+      </w:r>
+      <w:r>
+        <w:t xml:space="preserve">Sistem üç parçaya ayrılıyor:</w:t>
       </w:r>
     </w:p>
     <w:p>
@@ -4692,7 +4692,7 @@
         <w:t xml:space="preserve"> </w:t>
       </w:r>
       <w:r>
-        <w:t xml:space="preserve">(Arciel) — ilgili makaleleri bulur, PDF’leri indirir ve üzerlerinde yapay zekâ modelleri çalıştırarak</w:t>
+        <w:t xml:space="preserve">(Arciel) — ilgili makaleleri bulur, PDF’lerini indirir ve üzerlerinde yapay zekâ modelleri çalıştırarak</w:t>
       </w:r>
       <w:r>
         <w:t xml:space="preserve"> </w:t>
@@ -4758,16 +4758,16 @@
         <w:rPr>
           <w:b/>
         </w:rPr>
-        <w:t xml:space="preserve">Benim kurduğum parça budur ve bu belgenin geri kalanı bununla ilgilidir.</w:t>
+        <w:t xml:space="preserve">Benim geliştirdiğim parça bu ve bu belgenin geri kalanı onunla ilgili.</w:t>
       </w:r>
     </w:p>
     <w:p>
       <w:pPr>
         <w:pStyle w:val="Heading2"/>
       </w:pPr>
-      <w:bookmarkStart w:id="37" w:name="Xe635e9e2c29e922ee6923ad5030b1f8817fdde0"/>
-      <w:r>
-        <w:t xml:space="preserve">3. Benim parçam ne, neden gerekli ve neyi yaptım?</w:t>
+      <w:bookmarkStart w:id="37" w:name="Xbe8ffd6ec174f7365080902e734b8e840d30288"/>
+      <w:r>
+        <w:t xml:space="preserve">3. Benim parçam ne, neden gerekli ve ne yaptım?</w:t>
       </w:r>
       <w:bookmarkEnd w:id="37"/>
     </w:p>
@@ -4802,7 +4802,7 @@
         <w:t xml:space="preserve"> </w:t>
       </w:r>
       <w:r>
-        <w:t xml:space="preserve">O olmadan, bir uzmanın eski manuel işi yapması gerekirdi: tüm makaleyi oku, doğru tabloyu bul ve her sayıyı yaz. Benim uygulamam işin birimini</w:t>
+        <w:t xml:space="preserve">O olmasa, bir uzmanın eski elle yöntemi uygulaması gerekirdi: tüm makaleyi oku, doğru tabloyu bul, her sayıyı yaz. Benim uygulamam yapılan işi</w:t>
       </w:r>
       <w:r>
         <w:t xml:space="preserve"> </w:t>
@@ -4826,19 +4826,19 @@
         <w:t xml:space="preserve"> </w:t>
       </w:r>
       <w:r>
-        <w:t xml:space="preserve">çevirir. Makale, yapay zekânın değerleriyle önceden doldurulmuş gelir ve — işin özü budur —</w:t>
-      </w:r>
-      <w:r>
-        <w:t xml:space="preserve"> </w:t>
-      </w:r>
-      <w:r>
-        <w:rPr>
-          <w:b/>
-        </w:rPr>
-        <w:t xml:space="preserve">her değerin geldiği tam tablo veya cümle PDF üzerinde aydınlanır</w:t>
-      </w:r>
-      <w:r>
-        <w:t xml:space="preserve">, içindeki besin adları tıklanabilirdir; böylece uzmanın gözü doğrudan kanıta gider ve aramak yerine onaylar. Bir doğrulayıcıyı değecek kadar hızlı yapan şey budur (ve yapay zekânın en az emin olduğu vakalar, tam da bir insanın baktığı vakalardır). Her düzeltme ayrıca zamanla yapay zekâyı iyileştirmek için geri beslenir.</w:t>
+        <w:t xml:space="preserve">dönüştürüyor. Makale, yapay zekânın değerleriyle önceden doldurulmuş geliyor ve — işin özü bu —</w:t>
+      </w:r>
+      <w:r>
+        <w:t xml:space="preserve"> </w:t>
+      </w:r>
+      <w:r>
+        <w:rPr>
+          <w:b/>
+        </w:rPr>
+        <w:t xml:space="preserve">her değerin alındığı tam tablo ya da cümle PDF üzerinde belirginleşiyor</w:t>
+      </w:r>
+      <w:r>
+        <w:t xml:space="preserve">, içindeki besin adları tıklanabilir oluyor; böylece uzmanın gözü doğrudan kanıta gidip aramak yerine onaylıyor. Bir doğrulayıcıyı, uğraşmaya değecek kadar hızlı yapan şey bu (üstelik yapay zekânın en az emin olduğu örnekler, tam da bir insanın baktığı örnekler). Ayrıca her düzeltme, zamanla yapay zekâyı iyileştirmek için geri besleniyor.</w:t>
       </w:r>
     </w:p>
     <w:p>
@@ -4849,13 +4849,13 @@
         <w:rPr>
           <w:b/>
         </w:rPr>
-        <w:t xml:space="preserve">Ne yaptığım, tek cümlede:</w:t>
-      </w:r>
-      <w:r>
-        <w:t xml:space="preserve"> </w:t>
-      </w:r>
-      <w:r>
-        <w:t xml:space="preserve">Bir etiketleyicinin bir makaleyi açtığı, her değerin kaynağının PDF üzerinde aydınlandığı, bir tıklamanın değeri editöre düşürdüğü, bağışlayıcı aramanın serbest metni gıda/besin kataloğuna eşlediği ve tamamlanan gönderinin saklandığı çalışma alanını kurdum — hepsi tarayıcıda, keyfi yayıncı PDF’leri üzerinde, bütün gün yapılabilecek kadar hızlı. Somut olarak yedi şeyin sahibiyim; bir sonraki bölüm bunları tek tek anlatıyor:</w:t>
+        <w:t xml:space="preserve">Tek cümleyle ne yaptım:</w:t>
+      </w:r>
+      <w:r>
+        <w:t xml:space="preserve"> </w:t>
+      </w:r>
+      <w:r>
+        <w:t xml:space="preserve">Bir etiketleyicinin makaleyi açtığı, her değerin kaynağının PDF üzerinde belirginleştiği, bir tıklamayla değerin editöre eklendiği, hoşgörülü aramanın serbest metni gıda/besin kataloğuna eşlediği ve tamamlanan gönderinin kaydedildiği çalışma alanını kurdum — hepsi tarayıcıda, her türlü yayıncı PDF’i üzerinde, bütün gün yapılabilecek kadar hızlı. Somut olarak yedi parçanın sahibiyim; bir sonraki bölüm bunları tek tek anlatıyor:</w:t>
       </w:r>
     </w:p>
     <w:p>
@@ -4870,13 +4870,13 @@
         <w:rPr>
           <w:b/>
         </w:rPr>
-        <w:t xml:space="preserve">Etiketleme çalışma alanı &amp; orkestratör</w:t>
-      </w:r>
-      <w:r>
-        <w:t xml:space="preserve"> </w:t>
-      </w:r>
-      <w:r>
-        <w:t xml:space="preserve">— her şeyi bir araya bağlayan ekran.</w:t>
+        <w:t xml:space="preserve">Etiketleme çalışma alanı ve orkestratör</w:t>
+      </w:r>
+      <w:r>
+        <w:t xml:space="preserve"> </w:t>
+      </w:r>
+      <w:r>
+        <w:t xml:space="preserve">— her şeyi bir araya getiren ekran.</w:t>
       </w:r>
     </w:p>
     <w:p>
@@ -4897,7 +4897,7 @@
         <w:t xml:space="preserve"> </w:t>
       </w:r>
       <w:r>
-        <w:t xml:space="preserve">— tüm projedeki en zor kod parçası; kanıtın vurgulanabilmesi için ham PDF harflerinden belge yapısını yeniden inşa eder.</w:t>
+        <w:t xml:space="preserve">— tüm projedeki en zor kod parçası; kanıtın vurgulanabilmesi için ham PDF harflerinden belgenin yapısını yeniden kurar.</w:t>
       </w:r>
     </w:p>
     <w:p>
@@ -4939,7 +4939,7 @@
         <w:t xml:space="preserve"> </w:t>
       </w:r>
       <w:r>
-        <w:t xml:space="preserve">— serbest metni kataloğa eşleyen bağışlayıcı gıda/besin araması.</w:t>
+        <w:t xml:space="preserve">— serbest metni kataloğa eşleyen hoşgörülü gıda/besin araması.</w:t>
       </w:r>
     </w:p>
     <w:p>
@@ -4975,13 +4975,13 @@
         <w:rPr>
           <w:b/>
         </w:rPr>
-        <w:t xml:space="preserve">Kokpit &amp; iş akışı görünümleri</w:t>
-      </w:r>
-      <w:r>
-        <w:t xml:space="preserve"> </w:t>
-      </w:r>
-      <w:r>
-        <w:t xml:space="preserve">— onay, panolar, faydalı-makale genel bakışı, hat hunisi.</w:t>
+        <w:t xml:space="preserve">Kokpit ve iş akışı ekranları</w:t>
+      </w:r>
+      <w:r>
+        <w:t xml:space="preserve"> </w:t>
+      </w:r>
+      <w:r>
+        <w:t xml:space="preserve">— onay, panolar, faydalı makale özeti, hat hunisi.</w:t>
       </w:r>
     </w:p>
     <w:p>
@@ -4996,7 +4996,7 @@
         <w:rPr>
           <w:b/>
         </w:rPr>
-        <w:t xml:space="preserve">Uygulama kabuğu, kimlik doğrulama &amp; tema</w:t>
+        <w:t xml:space="preserve">Uygulama kabuğu, kimlik doğrulama ve tema</w:t>
       </w:r>
       <w:r>
         <w:t xml:space="preserve"> </w:t>
@@ -5029,7 +5029,7 @@
         <w:rPr>
           <w:b/>
         </w:rPr>
-        <w:t xml:space="preserve">neden gerekli · nasıl yaptım · zor kısım · teknolojiler · dosyalar ve satır sayıları.</w:t>
+        <w:t xml:space="preserve">neden gerekli · nasıl yaptım · işin zor kısmı · teknolojiler · dosyalar ve satır sayıları.</w:t>
       </w:r>
     </w:p>
     <w:p>
@@ -5043,9 +5043,9 @@
       <w:pPr>
         <w:pStyle w:val="Heading3"/>
       </w:pPr>
-      <w:bookmarkStart w:id="39" w:name="etiketleme-çalışma-alanı-orkestratör"/>
-      <w:r>
-        <w:t xml:space="preserve">4.1 Etiketleme çalışma alanı &amp; orkestratör</w:t>
+      <w:bookmarkStart w:id="39" w:name="etiketleme-çalışma-alanı-ve-orkestratör"/>
+      <w:r>
+        <w:t xml:space="preserve">4.1 Etiketleme çalışma alanı ve orkestratör</w:t>
       </w:r>
       <w:bookmarkEnd w:id="39"/>
     </w:p>
@@ -5063,7 +5063,7 @@
         <w:t xml:space="preserve"> </w:t>
       </w:r>
       <w:r>
-        <w:t xml:space="preserve">Bir etiketleyiciye, iş kuyruğunu yükleyen, makaleyi ve PDF’ini gösteren, gıda/besin editörünü tutan ve sonucu gönderen</w:t>
+        <w:t xml:space="preserve">Bir etiketleyiciye; iş kuyruğunu yükleyen, makaleyi ve PDF’ini gösteren, gıda/besin editörünü barındıran ve sonucu gönderen</w:t>
       </w:r>
       <w:r>
         <w:t xml:space="preserve"> </w:t>
@@ -5078,7 +5078,7 @@
         <w:t xml:space="preserve"> </w:t>
       </w:r>
       <w:r>
-        <w:t xml:space="preserve">bir ekran lazım. Geri kalan her şey bu orkestratöre asılıdır.</w:t>
+        <w:t xml:space="preserve">bir ekran lazım. Geri kalan her şey bu orkestratöre bağlı.</w:t>
       </w:r>
     </w:p>
     <w:p>
@@ -5101,22 +5101,19 @@
         <w:t xml:space="preserve">Annotate.jsx</w:t>
       </w:r>
       <w:r>
-        <w:t xml:space="preserve"> </w:t>
-      </w:r>
-      <w:r>
-        <w:t xml:space="preserve">yaklaşık</w:t>
-      </w:r>
-      <w:r>
-        <w:t xml:space="preserve"> </w:t>
-      </w:r>
-      <w:r>
-        <w:rPr>
-          <w:b/>
-        </w:rPr>
-        <w:t xml:space="preserve">30 parça React state</w:t>
-      </w:r>
-      <w:r>
-        <w:t xml:space="preserve">’ine, tüm veri çekimine, görünüm yönlendirmesine ve her etiketleme eylemine sahiptir. Onu ücretsiz-katman veri-çıkış limiti etrafında tasarladım:</w:t>
+        <w:t xml:space="preserve">; yaklaşık</w:t>
+      </w:r>
+      <w:r>
+        <w:t xml:space="preserve"> </w:t>
+      </w:r>
+      <w:r>
+        <w:rPr>
+          <w:b/>
+        </w:rPr>
+        <w:t xml:space="preserve">30 ayrı React state’i</w:t>
+      </w:r>
+      <w:r>
+        <w:t xml:space="preserve">, tüm veri çekimini, ekran yönlendirmesini ve her etiketleme eylemini elinde tutuyor. Onu, ücretsiz katmanın veri çıkışı (egress) sınırını gözeterek tasarladım:</w:t>
       </w:r>
     </w:p>
     <w:p>
@@ -5131,13 +5128,13 @@
         <w:rPr>
           <w:b/>
         </w:rPr>
-        <w:t xml:space="preserve">Paralel açılış, şelale yok.</w:t>
-      </w:r>
-      <w:r>
-        <w:t xml:space="preserve"> </w:t>
-      </w:r>
-      <w:r>
-        <w:t xml:space="preserve">Kuyruk, açılışta inceleyici-profili senkronuyla</w:t>
+        <w:t xml:space="preserve">Paralel açılış, ardışık bekleme yok.</w:t>
+      </w:r>
+      <w:r>
+        <w:t xml:space="preserve"> </w:t>
+      </w:r>
+      <w:r>
+        <w:t xml:space="preserve">Kuyruk, açılışta inceleyici profili senkronuyla</w:t>
       </w:r>
       <w:r>
         <w:t xml:space="preserve"> </w:t>
@@ -5146,13 +5143,13 @@
         <w:rPr>
           <w:i/>
         </w:rPr>
-        <w:t xml:space="preserve">paralel</w:t>
-      </w:r>
-      <w:r>
-        <w:t xml:space="preserve"> </w:t>
-      </w:r>
-      <w:r>
-        <w:t xml:space="preserve">yüklenir ve kabuk anında boyanır — tam ekran bir yükleme kapısı yoktur.</w:t>
+        <w:t xml:space="preserve">aynı anda</w:t>
+      </w:r>
+      <w:r>
+        <w:t xml:space="preserve"> </w:t>
+      </w:r>
+      <w:r>
+        <w:t xml:space="preserve">yüklenir ve arayüz hemen çizilir — tam ekran bir yükleme bekleme ekranı yok.</w:t>
       </w:r>
     </w:p>
     <w:p>
@@ -5167,7 +5164,7 @@
         <w:rPr>
           <w:b/>
         </w:rPr>
-        <w:t xml:space="preserve">Sürümlenmiş yedekli tek-RPC kuyruğu.</w:t>
+        <w:t xml:space="preserve">Sürüme göre yedekli, tek RPC’li kuyruk.</w:t>
       </w:r>
       <w:r>
         <w:t xml:space="preserve"> </w:t>
@@ -5179,7 +5176,7 @@
         <w:t xml:space="preserve">refreshQueue</w:t>
       </w:r>
       <w:r>
-        <w:t xml:space="preserve">, sade kartları + en son YZ yükünü + bu kullanıcının durumunu</w:t>
+        <w:t xml:space="preserve">; sade kartları, en son YZ payload’ını ve bu kullanıcının durumunu</w:t>
       </w:r>
       <w:r>
         <w:t xml:space="preserve"> </w:t>
@@ -5194,7 +5191,7 @@
         <w:t xml:space="preserve"> </w:t>
       </w:r>
       <w:r>
-        <w:t xml:space="preserve">turda alır; o RPC henüz dağıtılmamışsa şeffaf biçimde üç-sorgulu eski yola düşer. Böylece uygulama backend sürümleri arasında çalışmaya devam eder.</w:t>
+        <w:t xml:space="preserve">seferde alır; o RPC henüz yayınlanmamışsa sessizce üç sorgulu eski yola geçer. Böylece uygulama backend’in farklı sürümlerinde de çalışmaya devam eder.</w:t>
       </w:r>
     </w:p>
     <w:p>
@@ -5215,7 +5212,7 @@
         <w:t xml:space="preserve"> </w:t>
       </w:r>
       <w:r>
-        <w:t xml:space="preserve">Ağır kokpit sorguları yalnızca bir kokpit sekmesine ilk girişte çalışır ve tüm gıda kataloğu,</w:t>
+        <w:t xml:space="preserve">Ağır kokpit sorguları yalnızca bir kokpit sekmesine ilk girişte çalışır; tüm gıda kataloğu ise</w:t>
       </w:r>
       <w:r>
         <w:t xml:space="preserve"> </w:t>
@@ -5230,7 +5227,7 @@
         <w:t xml:space="preserve"> </w:t>
       </w:r>
       <w:r>
-        <w:t xml:space="preserve">1.000 satırlık partiler hâlinde çekilir — böylece hiçbiri ilk boyamayı engellemez.</w:t>
+        <w:t xml:space="preserve">1.000 satırlık gruplar hâlinde çekilir — böylece hiçbiri ilk çizimi geciktirmez.</w:t>
       </w:r>
     </w:p>
     <w:p>
@@ -5245,13 +5242,13 @@
         <w:rPr>
           <w:b/>
         </w:rPr>
-        <w:t xml:space="preserve">Asla üzerine yazmayan YZ-ön doldurması.</w:t>
-      </w:r>
-      <w:r>
-        <w:t xml:space="preserve"> </w:t>
-      </w:r>
-      <w:r>
-        <w:t xml:space="preserve">Bir makalenin kayıtlı taslağı yoksa, YZ’nin normalize değerleri düzenlenebilir satırlara dönüştürülerek açılır; ama bir insan taslağı zaten varsa onu yüklerim ve insan işinin</w:t>
+        <w:t xml:space="preserve">İnsan taslağının asla üzerine yazmayan YZ ön doldurması.</w:t>
+      </w:r>
+      <w:r>
+        <w:t xml:space="preserve"> </w:t>
+      </w:r>
+      <w:r>
+        <w:t xml:space="preserve">Bir makalenin kayıtlı taslağı yoksa, YZ’nin normalize edilmiş değerleri düzenlenebilir satırlara dönüştürülerek açılır; ama zaten bir insan taslağı varsa onu yüklerim ve insanın işinin</w:t>
       </w:r>
       <w:r>
         <w:t xml:space="preserve"> </w:t>
@@ -5296,13 +5293,13 @@
         <w:rPr>
           <w:b/>
         </w:rPr>
-        <w:t xml:space="preserve">test-modu farkındadır</w:t>
-      </w:r>
-      <w:r>
-        <w:t xml:space="preserve"> </w:t>
-      </w:r>
-      <w:r>
-        <w:t xml:space="preserve">— test modunda Supabase’e dokunmak yerine yerel bir günlüğe ekler; böylece uygulama gerçek veriyi kirletmeden gösterilebilir.</w:t>
+        <w:t xml:space="preserve">test moduna duyarlı</w:t>
+      </w:r>
+      <w:r>
+        <w:t xml:space="preserve"> </w:t>
+      </w:r>
+      <w:r>
+        <w:t xml:space="preserve">— test modunda Supabase’e dokunmak yerine yerel bir günlüğe yazar; böylece uygulama gerçek veriyi kirletmeden gösterilebilir.</w:t>
       </w:r>
     </w:p>
     <w:p>
@@ -5313,13 +5310,13 @@
         <w:rPr>
           <w:b/>
         </w:rPr>
-        <w:t xml:space="preserve">Zor kısım.</w:t>
-      </w:r>
-      <w:r>
-        <w:t xml:space="preserve"> </w:t>
-      </w:r>
-      <w:r>
-        <w:t xml:space="preserve">~30 birbirine bağımlı state değerini orkestre etmek</w:t>
+        <w:t xml:space="preserve">İşin zor kısmı.</w:t>
+      </w:r>
+      <w:r>
+        <w:t xml:space="preserve"> </w:t>
+      </w:r>
+      <w:r>
+        <w:t xml:space="preserve">Birbirine bağımlı ~30 state değerini yönetmek</w:t>
       </w:r>
       <w:r>
         <w:t xml:space="preserve"> </w:t>
@@ -5334,7 +5331,7 @@
         <w:t xml:space="preserve"> </w:t>
       </w:r>
       <w:r>
-        <w:t xml:space="preserve">aynı anda katı bir veri-çıkış bütçesi içinde kalmak.</w:t>
+        <w:t xml:space="preserve">aynı anda katı bir veri çıkışı bütçesi içinde kalmak.</w:t>
       </w:r>
       <w:r>
         <w:t xml:space="preserve"> </w:t>
@@ -5381,7 +5378,7 @@
         <w:t xml:space="preserve">requestIdleCallback</w:t>
       </w:r>
       <w:r>
-        <w:t xml:space="preserve">, test-modu ara katmanı.</w:t>
+        <w:t xml:space="preserve">, test modu ara katmanı.</w:t>
       </w:r>
     </w:p>
     <w:p>
@@ -5392,7 +5389,7 @@
         <w:rPr>
           <w:b/>
         </w:rPr>
-        <w:t xml:space="preserve">Dosyalar &amp; satırlar.</w:t>
+        <w:t xml:space="preserve">Dosyalar ve satırlar.</w:t>
       </w:r>
       <w:r>
         <w:t xml:space="preserve"> </w:t>
@@ -5437,7 +5434,7 @@
         <w:t xml:space="preserve">”</w:t>
       </w:r>
       <w:r>
-        <w:t xml:space="preserve">: yük normalizasyonu + kokpit hat hunisi),</w:t>
+        <w:t xml:space="preserve">: payload normalizasyonu + kokpit hat hunisi),</w:t>
       </w:r>
       <w:r>
         <w:t xml:space="preserve"> </w:t>
@@ -5504,7 +5501,7 @@
         <w:t xml:space="preserve"> </w:t>
       </w:r>
       <w:r>
-        <w:t xml:space="preserve">Bu, tüm doğrulama fikrinin kalbidir. YZ</w:t>
+        <w:t xml:space="preserve">Bu, tüm doğrulama fikrinin kalbi. YZ</w:t>
       </w:r>
       <w:r>
         <w:t xml:space="preserve"> </w:t>
@@ -5531,22 +5528,22 @@
         <w:t xml:space="preserve"> </w:t>
       </w:r>
       <w:r>
-        <w:t xml:space="preserve">dediğinde, insan bu sayıya güvenmek için onu</w:t>
-      </w:r>
-      <w:r>
-        <w:t xml:space="preserve"> </w:t>
-      </w:r>
-      <w:r>
-        <w:rPr>
-          <w:b/>
-        </w:rPr>
-        <w:t xml:space="preserve">gerçek sayfada görebilmeli.</w:t>
-      </w:r>
-      <w:r>
-        <w:t xml:space="preserve"> </w:t>
-      </w:r>
-      <w:r>
-        <w:t xml:space="preserve">Ve veri girişini hızlandırmak için,</w:t>
+        <w:t xml:space="preserve">dediğinde, insanın bu sayıya güvenebilmesi için onu</w:t>
+      </w:r>
+      <w:r>
+        <w:t xml:space="preserve"> </w:t>
+      </w:r>
+      <w:r>
+        <w:rPr>
+          <w:b/>
+        </w:rPr>
+        <w:t xml:space="preserve">gerçek sayfada görebilmesi</w:t>
+      </w:r>
+      <w:r>
+        <w:t xml:space="preserve"> </w:t>
+      </w:r>
+      <w:r>
+        <w:t xml:space="preserve">lazım. Veri girişini hızlandırmak için de</w:t>
       </w:r>
       <w:r>
         <w:t xml:space="preserve"> </w:t>
@@ -5561,7 +5558,7 @@
         <w:t xml:space="preserve"> </w:t>
       </w:r>
       <w:r>
-        <w:t xml:space="preserve">besin adları</w:t>
+        <w:t xml:space="preserve">besin adlarının</w:t>
       </w:r>
       <w:r>
         <w:t xml:space="preserve"> </w:t>
@@ -5576,7 +5573,7 @@
         <w:t xml:space="preserve"> </w:t>
       </w:r>
       <w:r>
-        <w:t xml:space="preserve">olmalı. Ama PDF’leri tarayıcıda okuyan kütüphane olan PDF.js, size yalnızca konumlanmış harflerin düz bir listesini verir:</w:t>
+        <w:t xml:space="preserve">olması lazım. Ama PDF’leri tarayıcıda okuyan kütüphane olan PDF.js, size yalnızca konumları belli harflerin düz bir listesini verir:</w:t>
       </w:r>
       <w:r>
         <w:t xml:space="preserve"> </w:t>
@@ -5597,7 +5594,7 @@
         <w:rPr>
           <w:b/>
         </w:rPr>
-        <w:t xml:space="preserve">Tablo, sütun veya paragraf kavramı yoktur.</w:t>
+        <w:t xml:space="preserve">Tablo, sütun ya da paragraf diye bir kavram yoktur.</w:t>
       </w:r>
       <w:r>
         <w:t xml:space="preserve"> </w:t>
@@ -5606,22 +5603,25 @@
         <w:t xml:space="preserve">“</w:t>
       </w:r>
       <w:r>
-        <w:t xml:space="preserve">Bu değerin geldiği tablo</w:t>
+        <w:t xml:space="preserve">Bu değerin geldiği tabloyu</w:t>
       </w:r>
       <w:r>
         <w:t xml:space="preserve">”</w:t>
       </w:r>
       <w:r>
-        <w:t xml:space="preserve">yu vurgulamak için, önce</w:t>
-      </w:r>
-      <w:r>
-        <w:t xml:space="preserve"> </w:t>
-      </w:r>
-      <w:r>
-        <w:rPr>
-          <w:b/>
-        </w:rPr>
-        <w:t xml:space="preserve">belgenin yapısını saf geometriden, tarayıcı içinde yeniden inşa etmem</w:t>
+        <w:t xml:space="preserve"> </w:t>
+      </w:r>
+      <w:r>
+        <w:t xml:space="preserve">vurgulayabilmek için, önce</w:t>
+      </w:r>
+      <w:r>
+        <w:t xml:space="preserve"> </w:t>
+      </w:r>
+      <w:r>
+        <w:rPr>
+          <w:b/>
+        </w:rPr>
+        <w:t xml:space="preserve">belgenin yapısını salt geometriden, tarayıcı içinde yeniden kurmam</w:t>
       </w:r>
       <w:r>
         <w:t xml:space="preserve"> </w:t>
@@ -5662,13 +5662,13 @@
         <w:rPr>
           <w:b/>
         </w:rPr>
-        <w:t xml:space="preserve">70 hesaplamalı geometri fonksiyonudur.</w:t>
-      </w:r>
-      <w:r>
-        <w:t xml:space="preserve"> </w:t>
-      </w:r>
-      <w:r>
-        <w:t xml:space="preserve">Sayfa başına hat şöyle: konumlanmış harfleri çıkar → uyarlanır metrikler hesapla → sütunları sapta → harfleri satırlara grupla → satırları parçalara böl → her parçayı sınıflandır → tabloları başlıklarından büyüt → paragraf blokları kur → ardından her YZ kanıt alıntısını sayfada bulan bir eşleştirici kademesi çalıştır.</w:t>
+        <w:t xml:space="preserve">70 hesaplamalı geometri fonksiyonundan</w:t>
+      </w:r>
+      <w:r>
+        <w:t xml:space="preserve"> </w:t>
+      </w:r>
+      <w:r>
+        <w:t xml:space="preserve">oluşuyor. Her sayfada izlenen yol şöyle: konumları belli harfleri çıkar → sayfaya uyarlanan ölçütleri hesapla → sütunları sapta → harfleri satırlara grupla → satırları parçalara böl → her parçayı sınıflandır → tabloları başlıklarından büyüt → paragraf bloklarını kur → ardından her YZ kanıt alıntısını sayfada bulan bir eşleştirme kademesi çalıştır.</w:t>
       </w:r>
     </w:p>
     <w:p>
@@ -5679,13 +5679,13 @@
         <w:rPr>
           <w:b/>
         </w:rPr>
-        <w:t xml:space="preserve">Dokuz zor alt-problemi</w:t>
-      </w:r>
-      <w:r>
-        <w:t xml:space="preserve"> </w:t>
-      </w:r>
-      <w:r>
-        <w:t xml:space="preserve">tek tek anlatacağım, çünkü birlikte bu alt-sistemi</w:t>
+        <w:t xml:space="preserve">Dokuz zor alt problemi</w:t>
+      </w:r>
+      <w:r>
+        <w:t xml:space="preserve"> </w:t>
+      </w:r>
+      <w:r>
+        <w:t xml:space="preserve">tek tek anlatacağım, çünkü bu alt sistemi</w:t>
       </w:r>
       <w:r>
         <w:t xml:space="preserve"> </w:t>
@@ -5694,10 +5694,13 @@
         <w:rPr>
           <w:i/>
         </w:rPr>
-        <w:t xml:space="preserve">oluşturuyorlar</w:t>
-      </w:r>
-      <w:r>
-        <w:t xml:space="preserve">:</w:t>
+        <w:t xml:space="preserve">birlikte</w:t>
+      </w:r>
+      <w:r>
+        <w:t xml:space="preserve"> </w:t>
+      </w:r>
+      <w:r>
+        <w:t xml:space="preserve">oluşturuyorlar:</w:t>
       </w:r>
     </w:p>
     <w:p>
@@ -5712,7 +5715,7 @@
         <w:rPr>
           <w:b/>
         </w:rPr>
-        <w:t xml:space="preserve">Uyarlanır metrikler.</w:t>
+        <w:t xml:space="preserve">Sayfaya uyarlanan ölçütler.</w:t>
       </w:r>
       <w:r>
         <w:t xml:space="preserve"> </w:t>
@@ -5733,16 +5736,16 @@
         <w:t xml:space="preserve"> </w:t>
       </w:r>
       <w:r>
-        <w:t xml:space="preserve">tipografisinden türetilir (ortanca harf yüksekliği, ortanca satır boşluğu), her biri sınırlanmış. Aynı kod hem yoğun 7 punto bir tabloda hem de 12 punto bir özette çalışır —</w:t>
-      </w:r>
-      <w:r>
-        <w:t xml:space="preserve"> </w:t>
-      </w:r>
-      <w:r>
-        <w:rPr>
-          <w:b/>
-        </w:rPr>
-        <w:t xml:space="preserve">hiçbir sabit piksel değeri yok.</w:t>
+        <w:t xml:space="preserve">tipografisinden hesaplanır (medyan harf yüksekliği, medyan satır boşluğu) ve her biri belli sınırlar içinde tutulur. Aynı kod hem yoğun 7 puntoluk bir tabloda hem de 12 puntoluk bir özette çalışır —</w:t>
+      </w:r>
+      <w:r>
+        <w:t xml:space="preserve"> </w:t>
+      </w:r>
+      <w:r>
+        <w:rPr>
+          <w:b/>
+        </w:rPr>
+        <w:t xml:space="preserve">tek bir sabit piksel değeri bile yok.</w:t>
       </w:r>
     </w:p>
     <w:p>
@@ -5772,13 +5775,16 @@
         <w:t xml:space="preserve">“</w:t>
       </w:r>
       <w:r>
-        <w:t xml:space="preserve">paragraf</w:t>
+        <w:t xml:space="preserve">paragrafa</w:t>
       </w:r>
       <w:r>
         <w:t xml:space="preserve">”</w:t>
       </w:r>
       <w:r>
-        <w:t xml:space="preserve">a kaynaştırıyordu. Klasik bir</w:t>
+        <w:t xml:space="preserve"> </w:t>
+      </w:r>
+      <w:r>
+        <w:t xml:space="preserve">karıştırıyordu. Klasik bir</w:t>
       </w:r>
       <w:r>
         <w:t xml:space="preserve"> </w:t>
@@ -5793,7 +5799,7 @@
         <w:t xml:space="preserve"> </w:t>
       </w:r>
       <w:r>
-        <w:t xml:space="preserve">elle yazdım: x eksenini 2 puntoda kutula, dikey</w:t>
+        <w:t xml:space="preserve">elle yazdım: x eksenini 2 puntoluk dilimlere böl, dikey</w:t>
       </w:r>
       <w:r>
         <w:t xml:space="preserve"> </w:t>
@@ -5802,13 +5808,16 @@
         <w:t xml:space="preserve">“</w:t>
       </w:r>
       <w:r>
-        <w:t xml:space="preserve">oluk</w:t>
+        <w:t xml:space="preserve">olukları</w:t>
       </w:r>
       <w:r>
         <w:t xml:space="preserve">”</w:t>
       </w:r>
       <w:r>
-        <w:t xml:space="preserve">ları bul (≥ 6 punto genişlikte,</w:t>
+        <w:t xml:space="preserve"> </w:t>
+      </w:r>
+      <w:r>
+        <w:t xml:space="preserve">bul (≥ 6 punto genişlikte,</w:t>
       </w:r>
       <w:r>
         <w:t xml:space="preserve"> </w:t>
@@ -5817,13 +5826,13 @@
         <w:rPr>
           <w:i/>
         </w:rPr>
-        <w:t xml:space="preserve">her iki</w:t>
-      </w:r>
-      <w:r>
-        <w:t xml:space="preserve"> </w:t>
-      </w:r>
-      <w:r>
-        <w:t xml:space="preserve">tarafında içerik olan koşular) ve bir oluğu kesen satırları böl — böylece aynı yükseklikteki bir sol-sütun satırı ile bir sağ-sütun satırı asla kaynaşmaz.</w:t>
+        <w:t xml:space="preserve">iki</w:t>
+      </w:r>
+      <w:r>
+        <w:t xml:space="preserve"> </w:t>
+      </w:r>
+      <w:r>
+        <w:t xml:space="preserve">tarafında da içerik olan boşluklar) ve bir oluğu kesen satırları ayır — böylece aynı yükseklikteki bir sol sütun satırı ile bir sağ sütun satırı asla birbirine karışmaz.</w:t>
       </w:r>
     </w:p>
     <w:p>
@@ -5862,7 +5871,7 @@
         <w:t xml:space="preserve"> </w:t>
       </w:r>
       <w:r>
-        <w:t xml:space="preserve">gibi örnek kodlar, kısaltmalar, tümü-büyük-harf tokenlar, başlık önekleri, birimler, küme sayısı, cümle noktalaması…) ve bir tamsayı</w:t>
+        <w:t xml:space="preserve">gibi örnek kodlar, kısaltmalar, tümü büyük harf tokenlar, başlık önekleri, birimler, küme sayısı, cümle noktalaması…) ve bundan tam sayı bir</w:t>
       </w:r>
       <w:r>
         <w:t xml:space="preserve"> </w:t>
@@ -5890,7 +5899,7 @@
         <w:t xml:space="preserve">isTableLike</w:t>
       </w:r>
       <w:r>
-        <w:t xml:space="preserve">. Bu, harf-koşusu başına</w:t>
+        <w:t xml:space="preserve">. Bu, her metin parçası için</w:t>
       </w:r>
       <w:r>
         <w:t xml:space="preserve"> </w:t>
@@ -5899,7 +5908,7 @@
         <w:t xml:space="preserve">“</w:t>
       </w:r>
       <w:r>
-        <w:t xml:space="preserve">bu bir tablo hücresi mi yoksa düzyazı mı?</w:t>
+        <w:t xml:space="preserve">bu bir tablo hücresi mi yoksa düz metin mi?</w:t>
       </w:r>
       <w:r>
         <w:t xml:space="preserve">”</w:t>
@@ -5908,16 +5917,16 @@
         <w:t xml:space="preserve"> </w:t>
       </w:r>
       <w:r>
-        <w:t xml:space="preserve">kararını veren küçük,</w:t>
-      </w:r>
-      <w:r>
-        <w:t xml:space="preserve"> </w:t>
-      </w:r>
-      <w:r>
-        <w:rPr>
-          <w:b/>
-        </w:rPr>
-        <w:t xml:space="preserve">elle yapılmış bir metin sınıflandırıcısıdır.</w:t>
+        <w:t xml:space="preserve">kararını veren, elle yazılmış küçük bir</w:t>
+      </w:r>
+      <w:r>
+        <w:t xml:space="preserve"> </w:t>
+      </w:r>
+      <w:r>
+        <w:rPr>
+          <w:b/>
+        </w:rPr>
+        <w:t xml:space="preserve">metin sınıflandırıcı.</w:t>
       </w:r>
     </w:p>
     <w:p>
@@ -5932,7 +5941,7 @@
         <w:rPr>
           <w:b/>
         </w:rPr>
-        <w:t xml:space="preserve">Başlık-çapalı tablo büyütme.</w:t>
+        <w:t xml:space="preserve">Başlığa dayalı tablo büyütme.</w:t>
       </w:r>
       <w:r>
         <w:t xml:space="preserve"> </w:t>
@@ -5950,7 +5959,7 @@
         <w:t xml:space="preserve">”</w:t>
       </w:r>
       <w:r>
-        <w:t xml:space="preserve">), sonra bölge satır satır</w:t>
+        <w:t xml:space="preserve">), sonra bölge, satırlar hizalı ve yakın kaldığı sürece satır satır</w:t>
       </w:r>
       <w:r>
         <w:t xml:space="preserve"> </w:t>
@@ -5965,7 +5974,7 @@
         <w:t xml:space="preserve"> </w:t>
       </w:r>
       <w:r>
-        <w:t xml:space="preserve">büyür, satırlar hizalı ve yakın kaldığı sürece. Önemli olan: bir veri satırı kabul edildikten sonra,</w:t>
+        <w:t xml:space="preserve">büyür. Önemli nokta şu: bir veri satırı kabul edildikten sonra,</w:t>
       </w:r>
       <w:r>
         <w:t xml:space="preserve"> </w:t>
@@ -5983,7 +5992,7 @@
         <w:t xml:space="preserve"> </w:t>
       </w:r>
       <w:r>
-        <w:t xml:space="preserve">gibi tek bir hücre tek başına tablo olarak puan almasa bile sonraki veri satırları kabul edilmeye devam eder — çünkü</w:t>
+        <w:t xml:space="preserve">gibi tek bir hücre tek başına tablo puanı almasa bile sonraki veri satırları kabul edilmeye devam eder — çünkü</w:t>
       </w:r>
       <w:r>
         <w:t xml:space="preserve"> </w:t>
@@ -5998,7 +6007,7 @@
         <w:t xml:space="preserve"> </w:t>
       </w:r>
       <w:r>
-        <w:t xml:space="preserve">açıkça öyledir.</w:t>
+        <w:t xml:space="preserve">açıkça tablodur.</w:t>
       </w:r>
     </w:p>
     <w:p>
@@ -6013,13 +6022,13 @@
         <w:rPr>
           <w:b/>
         </w:rPr>
-        <w:t xml:space="preserve">Paragraf blokları + araya giren-veri birleştirme.</w:t>
-      </w:r>
-      <w:r>
-        <w:t xml:space="preserve"> </w:t>
-      </w:r>
-      <w:r>
-        <w:t xml:space="preserve">Düzyazı satırları paragraf olur, sonra ikinci bir geçiş, araya giren bir sayısal satırın böldüğü paragrafları</w:t>
+        <w:t xml:space="preserve">Paragraf blokları + araya giren veriyi birleştirme.</w:t>
+      </w:r>
+      <w:r>
+        <w:t xml:space="preserve"> </w:t>
+      </w:r>
+      <w:r>
+        <w:t xml:space="preserve">Düz metin satırları paragraf olur, sonra ikinci bir geçiş, araya giren bir sayısal satırın böldüğü paragrafları</w:t>
       </w:r>
       <w:r>
         <w:t xml:space="preserve"> </w:t>
@@ -6052,7 +6061,7 @@
         <w:t xml:space="preserve"> </w:t>
       </w:r>
       <w:r>
-        <w:t xml:space="preserve">alıntılayan bir cümle yine tek bir temiz vurguya çözülür.</w:t>
+        <w:t xml:space="preserve">geçen bir cümle yine tek ve temiz bir vurguda toplanır.</w:t>
       </w:r>
     </w:p>
     <w:p>
@@ -6073,22 +6082,22 @@
         <w:t xml:space="preserve"> </w:t>
       </w:r>
       <w:r>
-        <w:t xml:space="preserve">PDF.js hâlâ iki sütunu kaynaştırdığında,</w:t>
-      </w:r>
-      <w:r>
-        <w:t xml:space="preserve"> </w:t>
-      </w:r>
-      <w:r>
-        <w:rPr>
-          <w:b/>
-        </w:rPr>
-        <w:t xml:space="preserve">ortanca ve ortanca-mutlak-sapma (MAD)</w:t>
-      </w:r>
-      <w:r>
-        <w:t xml:space="preserve"> </w:t>
-      </w:r>
-      <w:r>
-        <w:t xml:space="preserve">ile kırparım — ders kitabı sağlam istatistiği — aykırı değerleri çitlerken meşru biçimde kısa son satırları atmadan.</w:t>
+        <w:t xml:space="preserve">PDF.js iki sütunu hâlâ birbirine karıştırdığında,</w:t>
+      </w:r>
+      <w:r>
+        <w:t xml:space="preserve"> </w:t>
+      </w:r>
+      <w:r>
+        <w:rPr>
+          <w:b/>
+        </w:rPr>
+        <w:t xml:space="preserve">medyan ve medyan mutlak sapma (MAD)</w:t>
+      </w:r>
+      <w:r>
+        <w:t xml:space="preserve"> </w:t>
+      </w:r>
+      <w:r>
+        <w:t xml:space="preserve">ile kırparım — klasik, sağlam bir istatistik yöntemi — kısa son satırları atmadan aykırı değerleri ayıklarım.</w:t>
       </w:r>
     </w:p>
     <w:p>
@@ -6103,13 +6112,13 @@
         <w:rPr>
           <w:b/>
         </w:rPr>
-        <w:t xml:space="preserve">Kaynak-alıntı eşleştirici (3 kademeli).</w:t>
-      </w:r>
-      <w:r>
-        <w:t xml:space="preserve"> </w:t>
-      </w:r>
-      <w:r>
-        <w:t xml:space="preserve">YZ’nin tam alıntısını sayfada bulmak için: paragraf-eşleşmesi → arama-parçası eşleşmesi → satır-penceresi eşleşmesi, her biri yedekli; ve metni rakam↔harf sınırlarına boşluk ekleyerek normalize ederim, böylece</w:t>
+        <w:t xml:space="preserve">Kaynak alıntısı eşleştirici (3 kademeli).</w:t>
+      </w:r>
+      <w:r>
+        <w:t xml:space="preserve"> </w:t>
+      </w:r>
+      <w:r>
+        <w:t xml:space="preserve">YZ’nin tam alıntısını sayfada bulmak için: paragraf eşleşmesi → arama parçası eşleşmesi → satır penceresi eşleşmesi, her biri yedekli; ayrıca metni rakam↔harf sınırlarına boşluk ekleyerek normalize ederim, böylece</w:t>
       </w:r>
       <w:r>
         <w:t xml:space="preserve"> </w:t>
@@ -6157,7 +6166,7 @@
         <w:rPr>
           <w:b/>
         </w:rPr>
-        <w:t xml:space="preserve">Yalan söyleyen</w:t>
+        <w:t xml:space="preserve">Yanıltıcı</w:t>
       </w:r>
       <w:r>
         <w:rPr>
@@ -6197,7 +6206,7 @@
         <w:t xml:space="preserve"> </w:t>
       </w:r>
       <w:r>
-        <w:t xml:space="preserve">sayfa numarasını bildirir (örneğin 5 sayfalık bir ayrı-baskıda</w:t>
+        <w:t xml:space="preserve">sayfa numarasını bildirir (örneğin 5 sayfalık bir ayrı baskıda</w:t>
       </w:r>
       <w:r>
         <w:t xml:space="preserve"> </w:t>
@@ -6221,22 +6230,22 @@
         <w:rPr>
           <w:b/>
         </w:rPr>
-        <w:t xml:space="preserve">kapı tutmayan</w:t>
-      </w:r>
-      <w:r>
-        <w:t xml:space="preserve"> </w:t>
-      </w:r>
-      <w:r>
-        <w:t xml:space="preserve">hâle getiririm ve ipucunu yine de doğru PDF sayfasına eşlemek için</w:t>
-      </w:r>
-      <w:r>
-        <w:t xml:space="preserve"> </w:t>
-      </w:r>
-      <w:r>
-        <w:rPr>
-          <w:b/>
-        </w:rPr>
-        <w:t xml:space="preserve">basılı-vs-PDF sayfa kaymalarının bir histogramını</w:t>
+        <w:t xml:space="preserve">eşleştirmeyi engellemeyecek</w:t>
+      </w:r>
+      <w:r>
+        <w:t xml:space="preserve"> </w:t>
+      </w:r>
+      <w:r>
+        <w:t xml:space="preserve">hâle getirir ve ipucunu yine de doğru PDF sayfasına eşlemek için</w:t>
+      </w:r>
+      <w:r>
+        <w:t xml:space="preserve"> </w:t>
+      </w:r>
+      <w:r>
+        <w:rPr>
+          <w:b/>
+        </w:rPr>
+        <w:t xml:space="preserve">basılı sayfa ile PDF sayfası arasındaki kaymaların bir histogramını</w:t>
       </w:r>
       <w:r>
         <w:t xml:space="preserve"> </w:t>
@@ -6257,13 +6266,13 @@
         <w:rPr>
           <w:b/>
         </w:rPr>
-        <w:t xml:space="preserve">Kararlı, tekilleştirilmiş yer paylaşımları (union-find, iki kez).</w:t>
-      </w:r>
-      <w:r>
-        <w:t xml:space="preserve"> </w:t>
-      </w:r>
-      <w:r>
-        <w:t xml:space="preserve">Üst üste binen vurgu bölgelerini tek bir bölgeye toplamak için</w:t>
+        <w:t xml:space="preserve">Kararlı, tekilleştirilmiş overlay’ler (union-find, iki kez).</w:t>
+      </w:r>
+      <w:r>
+        <w:t xml:space="preserve"> </w:t>
+      </w:r>
+      <w:r>
+        <w:t xml:space="preserve">Üst üste binen vurgu bölgelerini tek bir bölgede toplamak için</w:t>
       </w:r>
       <w:r>
         <w:t xml:space="preserve"> </w:t>
@@ -6278,7 +6287,7 @@
         <w:t xml:space="preserve"> </w:t>
       </w:r>
       <w:r>
-        <w:t xml:space="preserve">çalıştırırım; ve kaynak düzeyinde</w:t>
+        <w:t xml:space="preserve">çalıştırırım; kaynak düzeyinde</w:t>
       </w:r>
       <w:r>
         <w:t xml:space="preserve"> </w:t>
@@ -6293,7 +6302,7 @@
         <w:t xml:space="preserve"> </w:t>
       </w:r>
       <w:r>
-        <w:t xml:space="preserve">bir union-find,</w:t>
+        <w:t xml:space="preserve">bir union-find ise</w:t>
       </w:r>
       <w:r>
         <w:t xml:space="preserve"> </w:t>
@@ -6308,7 +6317,7 @@
         <w:t xml:space="preserve"> </w:t>
       </w:r>
       <w:r>
-        <w:t xml:space="preserve">paragrafa atıf yapan farklı YZ satırlarını birleştirir — böylece bir tablo hakkındaki üç satır tek bir temiz çip ve tek bir yer paylaşımı olur, ve yer paylaşımları yeniden çizimler arasında titremez.</w:t>
+        <w:t xml:space="preserve">paragrafa atıf yapan farklı YZ satırlarını birleştirir — böylece bir tabloyla ilgili üç satır tek bir temiz rozet ve tek bir overlay olur, üstelik overlay’ler yeniden çizimler arasında titremez.</w:t>
       </w:r>
     </w:p>
     <w:p>
@@ -6316,7 +6325,7 @@
         <w:pStyle w:val="FirstParagraph"/>
       </w:pPr>
       <w:r>
-        <w:t xml:space="preserve">Tarayıcının üzerinde,</w:t>
+        <w:t xml:space="preserve">Bütün bunların üstünde,</w:t>
       </w:r>
       <w:r>
         <w:t xml:space="preserve"> </w:t>
@@ -6340,7 +6349,7 @@
         <w:rPr>
           <w:b/>
         </w:rPr>
-        <w:t xml:space="preserve">kendi sunucumuzda barındırılan, paketlenmiş bir PDF.js worker’ı</w:t>
+        <w:t xml:space="preserve">kendi sunucumuzda barındırılan, pakete gömülü bir PDF.js worker’ı</w:t>
       </w:r>
       <w:r>
         <w:t xml:space="preserve"> </w:t>
@@ -6355,43 +6364,43 @@
         <w:rPr>
           <w:i/>
         </w:rPr>
-        <w:t xml:space="preserve">tuvalini çizmeden</w:t>
-      </w:r>
-      <w:r>
-        <w:t xml:space="preserve"> </w:t>
-      </w:r>
-      <w:r>
-        <w:t xml:space="preserve">okuyan (tarayıcı boştayken devreden)</w:t>
-      </w:r>
-      <w:r>
-        <w:t xml:space="preserve"> </w:t>
-      </w:r>
-      <w:r>
-        <w:rPr>
-          <w:b/>
-        </w:rPr>
-        <w:t xml:space="preserve">başsız bir kanıt taraması</w:t>
-      </w:r>
-      <w:r>
-        <w:t xml:space="preserve"> </w:t>
-      </w:r>
-      <w:r>
-        <w:t xml:space="preserve">— böylece vurguları önceden hesaplayabilir ve hangi sayfaların kanıt içerdiğini öğrenebilir;</w:t>
-      </w:r>
-      <w:r>
-        <w:t xml:space="preserve"> </w:t>
-      </w:r>
-      <w:r>
-        <w:rPr>
-          <w:b/>
-        </w:rPr>
-        <w:t xml:space="preserve">kanıt-öncelikli çizim</w:t>
-      </w:r>
-      <w:r>
-        <w:t xml:space="preserve"> </w:t>
-      </w:r>
-      <w:r>
-        <w:t xml:space="preserve">(sayfa 1 + kanıt sayfaları önce boyanır, gerisi arkadan doldurur); PDF sınırlarını ekran piksellerine ölçekleyen ve Y eksenini ters çeviren</w:t>
+        <w:t xml:space="preserve">canvas’ını çizmeden</w:t>
+      </w:r>
+      <w:r>
+        <w:t xml:space="preserve"> </w:t>
+      </w:r>
+      <w:r>
+        <w:t xml:space="preserve">okuyan (tarayıcı boştayken devreye giren)</w:t>
+      </w:r>
+      <w:r>
+        <w:t xml:space="preserve"> </w:t>
+      </w:r>
+      <w:r>
+        <w:rPr>
+          <w:b/>
+        </w:rPr>
+        <w:t xml:space="preserve">görünmez (headless) bir kanıt taraması</w:t>
+      </w:r>
+      <w:r>
+        <w:t xml:space="preserve"> </w:t>
+      </w:r>
+      <w:r>
+        <w:t xml:space="preserve">— böylece vurguları önceden hesaplayabilir ve hangi sayfaların kanıt içerdiğini öğrenir;</w:t>
+      </w:r>
+      <w:r>
+        <w:t xml:space="preserve"> </w:t>
+      </w:r>
+      <w:r>
+        <w:rPr>
+          <w:b/>
+        </w:rPr>
+        <w:t xml:space="preserve">önce kanıtı çizme</w:t>
+      </w:r>
+      <w:r>
+        <w:t xml:space="preserve"> </w:t>
+      </w:r>
+      <w:r>
+        <w:t xml:space="preserve">(sayfa 1 ve kanıt sayfaları önce çizilir, gerisi arkadan tamamlanır); PDF koordinatlarını ekran piksellerine ölçekleyip Y eksenini ters çeviren</w:t>
       </w:r>
       <w:r>
         <w:t xml:space="preserve"> </w:t>
@@ -6403,7 +6412,7 @@
         <w:t xml:space="preserve">koordinat dönüşümü</w:t>
       </w:r>
       <w:r>
-        <w:t xml:space="preserve">; ve yalnızca saptanmış tabloların içine tıklanabilir besin işaretleri enjekte eden</w:t>
+        <w:t xml:space="preserve">; ve tıklanabilir besin işaretlerini yalnızca tespit edilen tabloların içine yerleştiren</w:t>
       </w:r>
       <w:r>
         <w:t xml:space="preserve"> </w:t>
@@ -6423,7 +6432,7 @@
         <w:rPr>
           <w:b/>
         </w:rPr>
-        <w:t xml:space="preserve">Zor kısım.</w:t>
+        <w:t xml:space="preserve">İşin zor kısmı.</w:t>
       </w:r>
       <w:r>
         <w:t xml:space="preserve"> </w:t>
@@ -6438,10 +6447,10 @@
         <w:rPr>
           <w:i/>
         </w:rPr>
-        <w:t xml:space="preserve">bir web tarayıcısında çalışan belge yerleşim analizidir</w:t>
-      </w:r>
-      <w:r>
-        <w:t xml:space="preserve">, sunucu yok, makine öğrenmesi modeli yok,</w:t>
+        <w:t xml:space="preserve">bir web tarayıcısında çalışan belge yerleşim analizi</w:t>
+      </w:r>
+      <w:r>
+        <w:t xml:space="preserve">; sunucu yok, makine öğrenmesi modeli yok,</w:t>
       </w:r>
       <w:r>
         <w:t xml:space="preserve"> </w:t>
@@ -6456,7 +6465,7 @@
         <w:t xml:space="preserve"> </w:t>
       </w:r>
       <w:r>
-        <w:t xml:space="preserve">boyunca gerçek dergi PDF’lerine karşı ayarlanmış. Dürüstçe, projedeki tek en zor kod parçasıdır — frontend ya da backend.</w:t>
+        <w:t xml:space="preserve">boyunca gerçek dergi PDF’lerine göre ayarlandı. Dürüst olmak gerekirse projedeki tek en zor kod parçası — frontend ya da backend fark etmez.</w:t>
       </w:r>
     </w:p>
     <w:p>
@@ -6473,7 +6482,7 @@
         <w:t xml:space="preserve"> </w:t>
       </w:r>
       <w:r>
-        <w:t xml:space="preserve">PDF.js / react-pdf, tarayıcı metin-katmanı geometrisi, projeksiyon profilleri, sağlam istatistik (MAD), union-find,</w:t>
+        <w:t xml:space="preserve">PDF.js / react-pdf, tarayıcı metin katmanı geometrisi, projeksiyon profilleri, sağlam istatistik (MAD), union-find,</w:t>
       </w:r>
       <w:r>
         <w:t xml:space="preserve"> </w:t>
@@ -6496,7 +6505,7 @@
         <w:rPr>
           <w:b/>
         </w:rPr>
-        <w:t xml:space="preserve">Dosyalar &amp; satırlar.</w:t>
+        <w:t xml:space="preserve">Dosyalar ve satırlar.</w:t>
       </w:r>
       <w:r>
         <w:t xml:space="preserve"> </w:t>
@@ -6550,7 +6559,7 @@
         <w:t xml:space="preserve"> </w:t>
       </w:r>
       <w:r>
-        <w:t xml:space="preserve">(439). Bu davranışı kilitleyen test paketini de yazdım:</w:t>
+        <w:t xml:space="preserve">(439). Bu davranışı sabitleyen test paketini de yazdım:</w:t>
       </w:r>
       <w:r>
         <w:t xml:space="preserve"> </w:t>
@@ -6647,16 +6656,16 @@
         <w:t xml:space="preserve"> </w:t>
       </w:r>
       <w:r>
-        <w:t xml:space="preserve">Bu alandaki PDF’ler büyüktür (genelde 10–25 MB) ve iki şey bariz yaklaşımı bozar: tarayıcının normal HTTP önbelleği bu büyüklükteki dosyaları</w:t>
-      </w:r>
-      <w:r>
-        <w:t xml:space="preserve"> </w:t>
-      </w:r>
-      <w:r>
-        <w:rPr>
-          <w:b/>
-        </w:rPr>
-        <w:t xml:space="preserve">atar</w:t>
+        <w:t xml:space="preserve">Bu alandaki PDF’ler büyük (genelde 10–25 MB) ve akla ilk gelen yaklaşımı iki şey bozuyor: tarayıcının normal HTTP önbelleği bu boyuttaki dosyaları</w:t>
+      </w:r>
+      <w:r>
+        <w:t xml:space="preserve"> </w:t>
+      </w:r>
+      <w:r>
+        <w:rPr>
+          <w:b/>
+        </w:rPr>
+        <w:t xml:space="preserve">siler</w:t>
       </w:r>
       <w:r>
         <w:t xml:space="preserve"> </w:t>
@@ -6727,7 +6736,7 @@
         <w:t xml:space="preserve">PDF baytları</w:t>
       </w:r>
       <w:r>
-        <w:t xml:space="preserve">, URL ile anahtarlanmış olarak</w:t>
+        <w:t xml:space="preserve">, URL’ye göre anahtarlanarak</w:t>
       </w:r>
       <w:r>
         <w:t xml:space="preserve"> </w:t>
@@ -6739,7 +6748,7 @@
         <w:t xml:space="preserve">Cache Storage API</w:t>
       </w:r>
       <w:r>
-        <w:t xml:space="preserve">’sinde (uçucu HTTP önbelleğinde değil),</w:t>
+        <w:t xml:space="preserve">’de saklanır (geçici HTTP önbelleğinde değil),</w:t>
       </w:r>
       <w:r>
         <w:t xml:space="preserve"> </w:t>
@@ -6754,7 +6763,7 @@
         <w:t xml:space="preserve"> </w:t>
       </w:r>
       <w:r>
-        <w:t xml:space="preserve">(üst sınır 40) saklanır. PDF.js’e her seferinde taze bir</w:t>
+        <w:t xml:space="preserve">(üst sınır 40). PDF.js’e her seferinde yeni bir</w:t>
       </w:r>
       <w:r>
         <w:t xml:space="preserve"> </w:t>
@@ -6769,16 +6778,16 @@
         <w:t xml:space="preserve"> </w:t>
       </w:r>
       <w:r>
-        <w:t xml:space="preserve">veririm (aktarımda buffer’ları ayırır) ve</w:t>
-      </w:r>
-      <w:r>
-        <w:t xml:space="preserve"> </w:t>
-      </w:r>
-      <w:r>
-        <w:rPr>
-          <w:b/>
-        </w:rPr>
-        <w:t xml:space="preserve">sonraki iki kuyruk makalesini boştayken önceden çekerim</w:t>
+        <w:t xml:space="preserve">veririm (aktarım sırasında buffer’ı devre dışı bıraktığı için) ve</w:t>
+      </w:r>
+      <w:r>
+        <w:t xml:space="preserve"> </w:t>
+      </w:r>
+      <w:r>
+        <w:rPr>
+          <w:b/>
+        </w:rPr>
+        <w:t xml:space="preserve">sıradaki iki makaleyi tarayıcı boştayken önceden indiririm</w:t>
       </w:r>
       <w:r>
         <w:t xml:space="preserve"> </w:t>
@@ -6799,22 +6808,22 @@
         <w:rPr>
           <w:b/>
         </w:rPr>
-        <w:t xml:space="preserve">Çözümlenmiş kanıt konumları</w:t>
-      </w:r>
-      <w:r>
-        <w:t xml:space="preserve"> </w:t>
-      </w:r>
-      <w:r>
-        <w:t xml:space="preserve">(her değerin hangi bölgeye vurgulandığı)</w:t>
-      </w:r>
-      <w:r>
-        <w:t xml:space="preserve"> </w:t>
-      </w:r>
-      <w:r>
-        <w:rPr>
-          <w:b/>
-        </w:rPr>
-        <w:t xml:space="preserve">makale başına, hem yerel</w:t>
+        <w:t xml:space="preserve">Çözülmüş kanıt konumları</w:t>
+      </w:r>
+      <w:r>
+        <w:t xml:space="preserve"> </w:t>
+      </w:r>
+      <w:r>
+        <w:t xml:space="preserve">(her değerin hangi bölgede vurgulandığı)</w:t>
+      </w:r>
+      <w:r>
+        <w:t xml:space="preserve"> </w:t>
+      </w:r>
+      <w:r>
+        <w:rPr>
+          <w:b/>
+        </w:rPr>
+        <w:t xml:space="preserve">makale başına, hem yerelde</w:t>
       </w:r>
       <w:r>
         <w:t xml:space="preserve"> </w:t>
@@ -6835,7 +6844,7 @@
         <w:t xml:space="preserve"> </w:t>
       </w:r>
       <w:r>
-        <w:t xml:space="preserve">bir Supabase tablosunda bir RPC aracılığıyla önbelleğe alınır. Böylece</w:t>
+        <w:t xml:space="preserve">bir Supabase tablosunda, bir RPC aracılığıyla önbelleğe alınır. Böylece</w:t>
       </w:r>
       <w:r>
         <w:t xml:space="preserve"> </w:t>
@@ -6850,7 +6859,7 @@
         <w:t xml:space="preserve"> </w:t>
       </w:r>
       <w:r>
-        <w:t xml:space="preserve">daha önce incelenmiş bir makaleyi yeniden açtığında, yer paylaşımları</w:t>
+        <w:t xml:space="preserve">daha önce incelenmiş bir makaleyi açtığında, overlay’ler</w:t>
       </w:r>
       <w:r>
         <w:t xml:space="preserve"> </w:t>
@@ -6865,7 +6874,7 @@
         <w:t xml:space="preserve"> </w:t>
       </w:r>
       <w:r>
-        <w:t xml:space="preserve">boyanır.</w:t>
+        <w:t xml:space="preserve">çizilir.</w:t>
       </w:r>
     </w:p>
     <w:p>
@@ -6876,7 +6885,7 @@
         <w:rPr>
           <w:b/>
         </w:rPr>
-        <w:t xml:space="preserve">Zor kısım.</w:t>
+        <w:t xml:space="preserve">İşin zor kısmı.</w:t>
       </w:r>
       <w:r>
         <w:t xml:space="preserve"> </w:t>
@@ -6894,7 +6903,10 @@
         <w:t xml:space="preserve">ArrayBuffer</w:t>
       </w:r>
       <w:r>
-        <w:t xml:space="preserve">-ayrılma hatası.</w:t>
+        <w:t xml:space="preserve"> </w:t>
+      </w:r>
+      <w:r>
+        <w:t xml:space="preserve">devre dışı kalma hatasını çözmek.</w:t>
       </w:r>
     </w:p>
     <w:p>
@@ -6922,7 +6934,7 @@
         <w:rPr>
           <w:b/>
         </w:rPr>
-        <w:t xml:space="preserve">Dosyalar &amp; satırlar.</w:t>
+        <w:t xml:space="preserve">Dosyalar ve satırlar.</w:t>
       </w:r>
       <w:r>
         <w:t xml:space="preserve"> </w:t>
@@ -7025,7 +7037,7 @@
         <w:t xml:space="preserve"> </w:t>
       </w:r>
       <w:r>
-        <w:t xml:space="preserve">Bir etiketleyici serbest metinle bir gıda veya besin adı yazar (</w:t>
+        <w:t xml:space="preserve">Bir etiketleyici serbest metinle bir gıda ya da besin adı yazar (</w:t>
       </w:r>
       <w:r>
         <w:t xml:space="preserve">“</w:t>
@@ -7052,7 +7064,7 @@
         <w:t xml:space="preserve">”</w:t>
       </w:r>
       <w:r>
-        <w:t xml:space="preserve">) ve bu,</w:t>
+        <w:t xml:space="preserve">) ve bunun</w:t>
       </w:r>
       <w:r>
         <w:t xml:space="preserve"> </w:t>
@@ -7067,16 +7079,16 @@
         <w:t xml:space="preserve"> </w:t>
       </w:r>
       <w:r>
-        <w:t xml:space="preserve">eşlenmeli — bağışlayıcı biçimde (yazım hataları, çoğullar, kısmi adlar) ama</w:t>
-      </w:r>
-      <w:r>
-        <w:t xml:space="preserve"> </w:t>
-      </w:r>
-      <w:r>
-        <w:rPr>
-          <w:b/>
-        </w:rPr>
-        <w:t xml:space="preserve">güvensiz aşırı-eşleşme olmadan</w:t>
+        <w:t xml:space="preserve">eşlenmesi gerekir — hoşgörülü biçimde (yazım hataları, çoğullar, kısmi adlar) ama</w:t>
+      </w:r>
+      <w:r>
+        <w:t xml:space="preserve"> </w:t>
+      </w:r>
+      <w:r>
+        <w:rPr>
+          <w:b/>
+        </w:rPr>
+        <w:t xml:space="preserve">tehlikeli aşırı eşleşmeler olmadan</w:t>
       </w:r>
       <w:r>
         <w:t xml:space="preserve"> </w:t>
@@ -7144,16 +7156,16 @@
         <w:t xml:space="preserve"> </w:t>
       </w:r>
       <w:r>
-        <w:t xml:space="preserve">Her girdinin kanonik adı, taban adı ve takma adları üzerinde, Huan’ın yazdığı bulanık-eşleşme ilkelinin üstüne,</w:t>
-      </w:r>
-      <w:r>
-        <w:t xml:space="preserve"> </w:t>
-      </w:r>
-      <w:r>
-        <w:rPr>
-          <w:b/>
-        </w:rPr>
-        <w:t xml:space="preserve">ağırlıklı bir puanlama sıralayıcısı</w:t>
+        <w:t xml:space="preserve">Her girdinin kanonik adı, taban adı ve takma adları üzerinde, Huan’ın yazdığı bulanık eşleştirme bileşeninin üstüne</w:t>
+      </w:r>
+      <w:r>
+        <w:t xml:space="preserve"> </w:t>
+      </w:r>
+      <w:r>
+        <w:rPr>
+          <w:b/>
+        </w:rPr>
+        <w:t xml:space="preserve">ağırlıklı, puana dayalı bir sıralayıcı</w:t>
       </w:r>
       <w:r>
         <w:t xml:space="preserve"> </w:t>
@@ -7171,22 +7183,22 @@
         <w:t xml:space="preserve">scoreFoodMatch</w:t>
       </w:r>
       <w:r>
-        <w:t xml:space="preserve">; tam/önek/ilk-token isabetlerini ayarlı ağırlıklarla ödüllendirir, token başına ilişkileri puanlar (tam / kök / düzenleme-mesafesi) ve</w:t>
-      </w:r>
-      <w:r>
-        <w:t xml:space="preserve"> </w:t>
-      </w:r>
-      <w:r>
-        <w:rPr>
-          <w:b/>
-        </w:rPr>
-        <w:t xml:space="preserve">bütün-gıda ayrıştırması</w:t>
-      </w:r>
-      <w:r>
-        <w:t xml:space="preserve"> </w:t>
-      </w:r>
-      <w:r>
-        <w:t xml:space="preserve">ekler: işleme sözcüklerini (</w:t>
+        <w:t xml:space="preserve">; tam/önek/ilk token eşleşmelerini ayarlı ağırlıklarla ödüllendirir, her token için ilişkileri puanlar (tam / kök / düzenleme mesafesi) ve</w:t>
+      </w:r>
+      <w:r>
+        <w:t xml:space="preserve"> </w:t>
+      </w:r>
+      <w:r>
+        <w:rPr>
+          <w:b/>
+        </w:rPr>
+        <w:t xml:space="preserve">bütün gıdayı ayırt etme</w:t>
+      </w:r>
+      <w:r>
+        <w:t xml:space="preserve"> </w:t>
+      </w:r>
+      <w:r>
+        <w:t xml:space="preserve">ekler: işlenmişlik sözcüklerini (</w:t>
       </w:r>
       <w:r>
         <w:t xml:space="preserve">“</w:t>
@@ -7213,16 +7225,16 @@
         <w:t xml:space="preserve">”</w:t>
       </w:r>
       <w:r>
-        <w:t xml:space="preserve">), bebek-maması/restoran girdilerini ve türetilmiş-önek sahte dostlarını cezalandırırken bütün-gıda ipuçlarını ödüllendirir — böylece genel sorgular çiğ bütün gıdayı öne çıkarır. Yararlı örtüşmesi olmayan bir sorgu sert biçimde reddedilir. Bellek-içi katalog yüklenmeden önce</w:t>
-      </w:r>
-      <w:r>
-        <w:t xml:space="preserve"> </w:t>
-      </w:r>
-      <w:r>
-        <w:rPr>
-          <w:b/>
-        </w:rPr>
-        <w:t xml:space="preserve">iki-sorgulu bir Supabase stratejisi</w:t>
+        <w:t xml:space="preserve">), bebek maması/restoran girdilerini ve önekten türeyen yanıltıcı eşleşmeleri cezalandırırken bütün gıda ipuçlarını ödüllendirir — böylece genel sorgular çiğ ve bütün gıdayı öne çıkarır. Anlamlı bir örtüşmesi olmayan sorgu doğrudan reddedilir. Bellekteki katalog yüklenmeden önce</w:t>
+      </w:r>
+      <w:r>
+        <w:t xml:space="preserve"> </w:t>
+      </w:r>
+      <w:r>
+        <w:rPr>
+          <w:b/>
+        </w:rPr>
+        <w:t xml:space="preserve">iki sorgulu bir Supabase stratejisi</w:t>
       </w:r>
       <w:r>
         <w:t xml:space="preserve"> </w:t>
@@ -7240,7 +7252,7 @@
         <w:t xml:space="preserve">ilike</w:t>
       </w:r>
       <w:r>
-        <w:t xml:space="preserve">); sonrasında yerel olarak sıralar. 250 ms geciktirmeli, tam klavye gezinmeli, blur/Enter’da özel-gıda girişli; ve her çözümleme bir</w:t>
+        <w:t xml:space="preserve">); yüklendikten sonra yerelde sıralar. 250 ms debounce, tam klavye gezinmesi, blur/Enter’da özel gıda girişi; ve her çözümleme bir</w:t>
       </w:r>
       <w:r>
         <w:t xml:space="preserve"> </w:t>
@@ -7266,7 +7278,7 @@
         <w:rPr>
           <w:b/>
         </w:rPr>
-        <w:t xml:space="preserve">Zor kısım.</w:t>
+        <w:t xml:space="preserve">İşin zor kısmı.</w:t>
       </w:r>
       <w:r>
         <w:t xml:space="preserve"> </w:t>
@@ -7287,7 +7299,7 @@
         <w:t xml:space="preserve">”</w:t>
       </w:r>
       <w:r>
-        <w:t xml:space="preserve">nın, birbirine çok yakın binlerce girdilik bir katalogda, asla sessizce yanlış bir gıda seçmeden, doğru bütün gıdayı güvenilir biçimde öne çıkarmasını sağlamak.</w:t>
+        <w:t xml:space="preserve">nın, birbirine çok benzeyen binlerce girdilik bir katalogda, asla sessizce yanlış bir gıda seçmeden, doğru ve bütün gıdayı güvenilir biçimde öne çıkarmasını sağlamak.</w:t>
       </w:r>
     </w:p>
     <w:p>
@@ -7304,7 +7316,7 @@
         <w:t xml:space="preserve"> </w:t>
       </w:r>
       <w:r>
-        <w:t xml:space="preserve">React, Supabase katalog sorguları, bellek-içi ağırlıklı sıralama, geciktirme, arama-oturumu telemetrisi ve düşük seviyeli ilkel olarak Huan’ın</w:t>
+        <w:t xml:space="preserve">React, Supabase katalog sorguları, bellekte ağırlıklı sıralama, debounce, arama oturumu telemetrisi ve düşük seviyeli bileşen olarak Huan’ın</w:t>
       </w:r>
       <w:r>
         <w:t xml:space="preserve"> </w:t>
@@ -7328,7 +7340,7 @@
         <w:rPr>
           <w:i/>
         </w:rPr>
-        <w:t xml:space="preserve">(Dürüst atıf: bulanık tokenizer/çekim/Levenshtein ilkeli Huan’ındır; alana özel puanlayıcı, bütün-gıda ayrıştırması, veri-yükleme stratejisi ve kullanıcı deneyimi benimdir.)</w:t>
+        <w:t xml:space="preserve">(Dürüst atıf: bulanık tokenizer/çekim/Levenshtein bileşeni Huan’ın; alana özel puanlayıcı, bütün gıdayı ayırt etme, veri yükleme stratejisi ve kullanıcı deneyimi benim.)</w:t>
       </w:r>
     </w:p>
     <w:p>
@@ -7339,7 +7351,7 @@
         <w:rPr>
           <w:b/>
         </w:rPr>
-        <w:t xml:space="preserve">Dosyalar &amp; satırlar.</w:t>
+        <w:t xml:space="preserve">Dosyalar ve satırlar.</w:t>
       </w:r>
       <w:r>
         <w:t xml:space="preserve"> </w:t>
@@ -7427,22 +7439,22 @@
         <w:t xml:space="preserve"> </w:t>
       </w:r>
       <w:r>
-        <w:t xml:space="preserve">Tablo besinlerini tıklanabilir yapmanın getirisi şudur: sayfadaki bir tıklama</w:t>
-      </w:r>
-      <w:r>
-        <w:t xml:space="preserve"> </w:t>
-      </w:r>
-      <w:r>
-        <w:rPr>
-          <w:b/>
-        </w:rPr>
-        <w:t xml:space="preserve">bir değeri doğrudan editöre düşürmeli</w:t>
-      </w:r>
-      <w:r>
-        <w:t xml:space="preserve"> </w:t>
-      </w:r>
-      <w:r>
-        <w:t xml:space="preserve">— etiketlemeyi hızlı yapan budur.</w:t>
+        <w:t xml:space="preserve">Tablo besinlerini tıklanabilir yapmanın getirisi şu: sayfadaki bir tıklama</w:t>
+      </w:r>
+      <w:r>
+        <w:t xml:space="preserve"> </w:t>
+      </w:r>
+      <w:r>
+        <w:rPr>
+          <w:b/>
+        </w:rPr>
+        <w:t xml:space="preserve">bir değeri doğrudan editöre eklemeli</w:t>
+      </w:r>
+      <w:r>
+        <w:t xml:space="preserve"> </w:t>
+      </w:r>
+      <w:r>
+        <w:t xml:space="preserve">— etiketlemeyi hızlandıran şey bu.</w:t>
       </w:r>
     </w:p>
     <w:p>
@@ -7471,22 +7483,22 @@
         <w:t xml:space="preserve">NutrientPopover</w:t>
       </w:r>
       <w:r>
-        <w:t xml:space="preserve">’ı açar; bu, kendini</w:t>
-      </w:r>
-      <w:r>
-        <w:t xml:space="preserve"> </w:t>
-      </w:r>
-      <w:r>
-        <w:rPr>
-          <w:b/>
-        </w:rPr>
-        <w:t xml:space="preserve">görünüm-alanına duyarlı</w:t>
-      </w:r>
-      <w:r>
-        <w:t xml:space="preserve"> </w:t>
-      </w:r>
-      <w:r>
-        <w:t xml:space="preserve">konumlandırır (çapanın altında, ekrana sıkıştırılmış, yer yoksa üste çevrilmiş), değer girişine odaklanır, Escape/dışına-tıklamada kapanır ve ilk gıda öğesine eklenen (tekilleştirilmiş) bir besin satırı yayar.</w:t>
+        <w:t xml:space="preserve">’ı açar; bu popover kendini</w:t>
+      </w:r>
+      <w:r>
+        <w:t xml:space="preserve"> </w:t>
+      </w:r>
+      <w:r>
+        <w:rPr>
+          <w:b/>
+        </w:rPr>
+        <w:t xml:space="preserve">ekran alanına duyarlı</w:t>
+      </w:r>
+      <w:r>
+        <w:t xml:space="preserve"> </w:t>
+      </w:r>
+      <w:r>
+        <w:t xml:space="preserve">biçimde konumlandırır (tıklanan yerin altında, ekran içinde kalacak şekilde, yer yoksa yukarı çevrilmiş), değer girişine odaklanır, Escape ya da dışına tıklamada kapanır ve ilk gıda öğesine eklenen (tekilleştirilmiş) bir besin satırı oluşturur.</w:t>
       </w:r>
       <w:r>
         <w:t xml:space="preserve"> </w:t>
@@ -7498,7 +7510,7 @@
         <w:t xml:space="preserve">FoodItemForm</w:t>
       </w:r>
       <w:r>
-        <w:t xml:space="preserve">; gıda otomatik tamamlamasını, dinamik besin satırlarını ve besin otomatik tamamlamasını tek bir gıda kartında birleştirir.</w:t>
+        <w:t xml:space="preserve">; gıda otomatik tamamlamayı, dinamik besin satırlarını ve besin otomatik tamamlamayı tek bir gıda kartında birleştirir.</w:t>
       </w:r>
     </w:p>
     <w:p>
@@ -7509,13 +7521,13 @@
         <w:rPr>
           <w:b/>
         </w:rPr>
-        <w:t xml:space="preserve">Zor kısım.</w:t>
-      </w:r>
-      <w:r>
-        <w:t xml:space="preserve"> </w:t>
-      </w:r>
-      <w:r>
-        <w:t xml:space="preserve">Üst üste binen PDF metin katmanları boyunca güvenilir tıklama çözümlemesi ve asla ekrandan düşmeyen popover konumlandırması.</w:t>
+        <w:t xml:space="preserve">İşin zor kısmı.</w:t>
+      </w:r>
+      <w:r>
+        <w:t xml:space="preserve"> </w:t>
+      </w:r>
+      <w:r>
+        <w:t xml:space="preserve">Üst üste binen PDF metin katmanlarında güvenilir tıklama çözümlemesi ve asla ekrandan taşmayan popover konumlandırması.</w:t>
       </w:r>
     </w:p>
     <w:p>
@@ -7532,7 +7544,7 @@
         <w:t xml:space="preserve"> </w:t>
       </w:r>
       <w:r>
-        <w:t xml:space="preserve">React, görünüm-alanı geometri matematiği, 4.2’deki PDF metin-katmanı tıklama çözümlemesi.</w:t>
+        <w:t xml:space="preserve">React, ekran alanı geometrisi, 4.2’deki PDF metin katmanı tıklama çözümlemesi.</w:t>
       </w:r>
     </w:p>
     <w:p>
@@ -7543,7 +7555,7 @@
         <w:rPr>
           <w:b/>
         </w:rPr>
-        <w:t xml:space="preserve">Dosyalar &amp; satırlar.</w:t>
+        <w:t xml:space="preserve">Dosyalar ve satırlar.</w:t>
       </w:r>
       <w:r>
         <w:t xml:space="preserve"> </w:t>
@@ -7596,9 +7608,9 @@
       <w:pPr>
         <w:pStyle w:val="Heading3"/>
       </w:pPr>
-      <w:bookmarkStart w:id="44" w:name="kokpit-iş-akışı-görünümleri"/>
-      <w:r>
-        <w:t xml:space="preserve">4.6 Kokpit &amp; iş akışı görünümleri</w:t>
+      <w:bookmarkStart w:id="44" w:name="kokpit-ve-iş-akışı-ekranları"/>
+      <w:r>
+        <w:t xml:space="preserve">4.6 Kokpit ve iş akışı ekranları</w:t>
       </w:r>
       <w:bookmarkEnd w:id="44"/>
     </w:p>
@@ -7616,7 +7628,7 @@
         <w:t xml:space="preserve"> </w:t>
       </w:r>
       <w:r>
-        <w:t xml:space="preserve">Etiketleyicinin çalışma alanının ötesinde, sistem;</w:t>
+        <w:t xml:space="preserve">Etiketleyicinin çalışma alanının ötesinde sistemin şunlara ihtiyacı var:</w:t>
       </w:r>
       <w:r>
         <w:t xml:space="preserve"> </w:t>
@@ -7631,7 +7643,7 @@
         <w:t xml:space="preserve"> </w:t>
       </w:r>
       <w:r>
-        <w:t xml:space="preserve">(bir inceleyici gerçeği düzeltir ve kesinleştirir),</w:t>
+        <w:t xml:space="preserve">(bir inceleyicinin doğruyu düzeltip kesinleştirmesi),</w:t>
       </w:r>
       <w:r>
         <w:t xml:space="preserve"> </w:t>
@@ -7655,7 +7667,7 @@
         <w:rPr>
           <w:b/>
         </w:rPr>
-        <w:t xml:space="preserve">faydalı-makaleler genel bakışı</w:t>
+        <w:t xml:space="preserve">faydalı makaleler özeti</w:t>
       </w:r>
       <w:r>
         <w:t xml:space="preserve"> </w:t>
@@ -7673,10 +7685,7 @@
         <w:t xml:space="preserve">hat hunisi</w:t>
       </w:r>
       <w:r>
-        <w:t xml:space="preserve"> </w:t>
-      </w:r>
-      <w:r>
-        <w:t xml:space="preserve">gerektirir. Bunlar, eskiden tek bir devasa dosya olan şeyden sekiz odaklı görünüme ayrıştırıldı.</w:t>
+        <w:t xml:space="preserve">. Bunların hepsi, eskiden tek bir devasa dosya olan yapıdan sekiz ayrı ve odaklı ekrana ayrıldı.</w:t>
       </w:r>
     </w:p>
     <w:p>
@@ -7721,7 +7730,7 @@
         <w:t xml:space="preserve"> </w:t>
       </w:r>
       <w:r>
-        <w:t xml:space="preserve">inceleyici-nihai yükü, bir karar ve notla (onaylayıcılara kapılı; diğer herkese salt-okunur önizleme).</w:t>
+        <w:t xml:space="preserve">inceleyici nihai payload’ı, bir karar ve notla (yalnızca onaylayıcılara açık; diğer herkese salt okunur önizleme).</w:t>
       </w:r>
       <w:r>
         <w:t xml:space="preserve"> </w:t>
@@ -7758,7 +7767,7 @@
         <w:t xml:space="preserve"> </w:t>
       </w:r>
       <w:r>
-        <w:t xml:space="preserve">hesaplanan etiketleyici-performans metrikleri (gönderilen / bekleyen / kabul edilen / düzeltilen / geçersizleşen, artı gönderi başına</w:t>
+        <w:t xml:space="preserve">hesaplanan etiketleyici performans metrikleri (gönderilen / bekleyen / kabul edilen / düzeltilen / geçersiz kılınan, artı gönderi başına</w:t>
       </w:r>
       <w:r>
         <w:t xml:space="preserve"> </w:t>
@@ -7810,7 +7819,7 @@
         <w:t xml:space="preserve">”</w:t>
       </w:r>
       <w:r>
-        <w:t xml:space="preserve">) — yönlendirme / YZ / gönderi / sonuç tablosu, güveni, kabul edilen satırları, red-nedeni histogramını ve normalize JSON’u gösteren genişletilebilir bir</w:t>
+        <w:t xml:space="preserve">) — yönlendirme / YZ / gönderi / sonuç tablosu; güveni, kabul edilen satırları, ret nedeni histogramını ve normalize edilmiş JSON’u gösteren genişletilebilir bir</w:t>
       </w:r>
       <w:r>
         <w:t xml:space="preserve"> </w:t>
@@ -7837,7 +7846,7 @@
         <w:t xml:space="preserve">normalizasyon özeti</w:t>
       </w:r>
       <w:r>
-        <w:t xml:space="preserve">, kasıtlı olarak modelin ham muhakemesi</w:t>
+        <w:t xml:space="preserve">, bilinçli olarak modelin ham akıl yürütmesi</w:t>
       </w:r>
       <w:r>
         <w:t xml:space="preserve"> </w:t>
@@ -7868,7 +7877,7 @@
         <w:t xml:space="preserve"> </w:t>
       </w:r>
       <w:r>
-        <w:t xml:space="preserve">— 10-aşamalı huniyi (arama → filtre → yükleme → küçük/orta/güçlü → insan) korunan/düşen sayılarıyla çubuklar hâlinde, artı canlı bir</w:t>
+        <w:t xml:space="preserve">— 10 aşamalı huniyi (arama → filtre → yükleme → küçük/orta/güçlü → insan) korunan/düşen sayılarıyla çubuklar hâlinde, artı canlı bir</w:t>
       </w:r>
       <w:r>
         <w:t xml:space="preserve"> </w:t>
@@ -7897,13 +7906,13 @@
         <w:rPr>
           <w:b/>
         </w:rPr>
-        <w:t xml:space="preserve">Zor kısım.</w:t>
-      </w:r>
-      <w:r>
-        <w:t xml:space="preserve"> </w:t>
-      </w:r>
-      <w:r>
-        <w:t xml:space="preserve">Güvenilir performans ve huni metriklerini, değiştirilemez gönderi/onay kayıtlarından tamamen istemcide hesaplamak — bir aşamanın yanlışlıkla sıfır okunmaması için eski-veri tamamlaması dâhil.</w:t>
+        <w:t xml:space="preserve">İşin zor kısmı.</w:t>
+      </w:r>
+      <w:r>
+        <w:t xml:space="preserve"> </w:t>
+      </w:r>
+      <w:r>
+        <w:t xml:space="preserve">Güvenilir performans ve huni metriklerini, değiştirilemeyen gönderi/onay kayıtlarından tamamen istemci tarafında hesaplamak — bir aşamanın yanlışlıkla sıfır görünmemesi için eski verinin geriye dönük tamamlanması dâhil.</w:t>
       </w:r>
     </w:p>
     <w:p>
@@ -7920,7 +7929,7 @@
         <w:t xml:space="preserve"> </w:t>
       </w:r>
       <w:r>
-        <w:t xml:space="preserve">React görünümleri, istemci-tarafı toplama, Supabase okumaları.</w:t>
+        <w:t xml:space="preserve">React ekranları, istemci tarafında toplama, Supabase okumaları.</w:t>
       </w:r>
     </w:p>
     <w:p>
@@ -7931,7 +7940,7 @@
         <w:rPr>
           <w:b/>
         </w:rPr>
-        <w:t xml:space="preserve">Dosyalar &amp; satırlar.</w:t>
+        <w:t xml:space="preserve">Dosyalar ve satırlar.</w:t>
       </w:r>
       <w:r>
         <w:t xml:space="preserve"> </w:t>
@@ -8087,7 +8096,7 @@
         <w:rPr>
           <w:b/>
         </w:rPr>
-        <w:t xml:space="preserve">Görünümler genelinde ≈ 1.100 satır.</w:t>
+        <w:t xml:space="preserve">Ekranların tamamında ≈ 1.100 satır.</w:t>
       </w:r>
     </w:p>
     <w:p>
@@ -8101,9 +8110,9 @@
       <w:pPr>
         <w:pStyle w:val="Heading3"/>
       </w:pPr>
-      <w:bookmarkStart w:id="45" w:name="uygulama-kabuğu-kimlik-doğrulama-tema"/>
-      <w:r>
-        <w:t xml:space="preserve">4.7 Uygulama kabuğu, kimlik doğrulama &amp; tema</w:t>
+      <w:bookmarkStart w:id="45" w:name="uygulama-kabuğu-kimlik-doğrulama-ve-tema"/>
+      <w:r>
+        <w:t xml:space="preserve">4.7 Uygulama kabuğu, kimlik doğrulama ve tema</w:t>
       </w:r>
       <w:bookmarkEnd w:id="45"/>
     </w:p>
@@ -8121,7 +8130,7 @@
         <w:t xml:space="preserve"> </w:t>
       </w:r>
       <w:r>
-        <w:t xml:space="preserve">Bir şeyin oturumu kontrol etmesi, kullanıcıyı giriş / parola-sıfırlama / uygulamaya yönlendirmesi ve her şeye tema vermesi gerekir.</w:t>
+        <w:t xml:space="preserve">Bir şeyin oturumu kontrol etmesi, kullanıcıyı giriş / parola sıfırlama / uygulama arasında yönlendirmesi ve her şeye tema vermesi gerekiyor.</w:t>
       </w:r>
     </w:p>
     <w:p>
@@ -8147,7 +8156,7 @@
         <w:t xml:space="preserve"> </w:t>
       </w:r>
       <w:r>
-        <w:t xml:space="preserve">Supabase oturumunu kontrol eder, bir parola-kurtarma URL’sini saptar ve sıfırlama sayfasına, aksi hâlde girişe, aksi hâlde etiketleyiciye yönlendirir.</w:t>
+        <w:t xml:space="preserve">Supabase oturumunu kontrol eder, bir parola kurtarma URL’sini saptayıp sıfırlama sayfasına, yoksa girişe, o da yoksa etiketleyiciye yönlendirir.</w:t>
       </w:r>
       <w:r>
         <w:t xml:space="preserve"> </w:t>
@@ -8177,7 +8186,7 @@
         <w:t xml:space="preserve"> </w:t>
       </w:r>
       <w:r>
-        <w:t xml:space="preserve">yapar.</w:t>
+        <w:t xml:space="preserve">ile giriş yapar.</w:t>
       </w:r>
       <w:r>
         <w:t xml:space="preserve"> </w:t>
@@ -8189,7 +8198,7 @@
         <w:t xml:space="preserve">useTheme</w:t>
       </w:r>
       <w:r>
-        <w:t xml:space="preserve">, işletim sistemi temasının üstüne bir geçersiz-kılma çözer,</w:t>
+        <w:t xml:space="preserve">; işletim sistemi temasının üstüne bir geçersiz kılma (override) uygular,</w:t>
       </w:r>
       <w:r>
         <w:t xml:space="preserve"> </w:t>
@@ -8201,7 +8210,7 @@
         <w:t xml:space="preserve">prefers-color-scheme</w:t>
       </w:r>
       <w:r>
-        <w:t xml:space="preserve">’i dinler, temayı yanlış-tema-parıltısı olmadan yazar ve bir geçersiz-kılmayı yalnızca sistemden farklıysa kalıcılaştırır — böylece uygulama varsayılan olarak işletim sistemini izler.</w:t>
+        <w:t xml:space="preserve">’i dinler, temayı yanlış temanın bir an görünmesine yol açmadan uygular ve override’ı yalnızca sistemden farklıysa kalıcı yapar — böylece uygulama varsayılan olarak işletim sistemini izler.</w:t>
       </w:r>
     </w:p>
     <w:p>
@@ -8218,16 +8227,16 @@
         <w:t xml:space="preserve"> </w:t>
       </w:r>
       <w:r>
-        <w:t xml:space="preserve">Kabuk ve giriş akışı benimdir;</w:t>
-      </w:r>
-      <w:r>
-        <w:t xml:space="preserve"> </w:t>
-      </w:r>
-      <w:r>
-        <w:rPr>
-          <w:b/>
-        </w:rPr>
-        <w:t xml:space="preserve">sonraki tema</w:t>
+        <w:t xml:space="preserve">Uygulama kabuğu ve giriş akışı benim;</w:t>
+      </w:r>
+      <w:r>
+        <w:t xml:space="preserve"> </w:t>
+      </w:r>
+      <w:r>
+        <w:rPr>
+          <w:b/>
+        </w:rPr>
+        <w:t xml:space="preserve">sonradan eklenen tema</w:t>
       </w:r>
       <w:r>
         <w:rPr>
@@ -8252,7 +8261,7 @@
         <w:rPr>
           <w:b/>
         </w:rPr>
-        <w:t xml:space="preserve">ve parola-sıfırlama</w:t>
+        <w:t xml:space="preserve">ve parola sıfırlama</w:t>
       </w:r>
       <w:r>
         <w:rPr>
@@ -8277,13 +8286,13 @@
         <w:rPr>
           <w:b/>
         </w:rPr>
-        <w:t xml:space="preserve">Huan’ın</w:t>
-      </w:r>
-      <w:r>
-        <w:t xml:space="preserve"> </w:t>
-      </w:r>
-      <w:r>
-        <w:t xml:space="preserve">bunun üstüne katkılarıydı.</w:t>
+        <w:t xml:space="preserve">bunun üstüne Huan’ın</w:t>
+      </w:r>
+      <w:r>
+        <w:t xml:space="preserve"> </w:t>
+      </w:r>
+      <w:r>
+        <w:t xml:space="preserve">katkılarıydı.</w:t>
       </w:r>
     </w:p>
     <w:p>
@@ -8347,7 +8356,7 @@
         <w:rPr>
           <w:b/>
         </w:rPr>
-        <w:t xml:space="preserve">Dosyalar &amp; satırlar.</w:t>
+        <w:t xml:space="preserve">Dosyalar ve satırlar.</w:t>
       </w:r>
       <w:r>
         <w:t xml:space="preserve"> </w:t>
@@ -8438,16 +8447,16 @@
         <w:t xml:space="preserve"> </w:t>
       </w:r>
       <w:r>
-        <w:t xml:space="preserve">kurdum — yavaş manuel veri girişini hızlı, kendini geliştiren bir doğrulama döngüsüyle değiştiren ve yapay zekâ hattının ham çıktısını güvenilir, atıf-destekli veriye dönüştüren</w:t>
-      </w:r>
-      <w:r>
-        <w:t xml:space="preserve"> </w:t>
-      </w:r>
-      <w:r>
-        <w:rPr>
-          <w:b/>
-        </w:rPr>
-        <w:t xml:space="preserve">uzman-doğrulama katmanını.</w:t>
+        <w:t xml:space="preserve">ben kurdum — yavaş elle veri girişini, hızlı ve kendini geliştiren bir doğrulama döngüsüyle değiştiren ve yapay zekâ hattının ham çıktısını güvenilir, kaynağı gösterilebilir veriye dönüştüren</w:t>
+      </w:r>
+      <w:r>
+        <w:t xml:space="preserve"> </w:t>
+      </w:r>
+      <w:r>
+        <w:rPr>
+          <w:b/>
+        </w:rPr>
+        <w:t xml:space="preserve">uzman doğrulama katmanını.</w:t>
       </w:r>
       <w:r>
         <w:t xml:space="preserve"> </w:t>
@@ -8474,22 +8483,22 @@
         <w:t xml:space="preserve"> </w:t>
       </w:r>
       <w:r>
-        <w:t xml:space="preserve">güncel frontend kodu;</w:t>
-      </w:r>
-      <w:r>
-        <w:t xml:space="preserve"> </w:t>
-      </w:r>
-      <w:r>
-        <w:rPr>
-          <w:b/>
-        </w:rPr>
-        <w:t xml:space="preserve">10.334 satır</w:t>
-      </w:r>
-      <w:r>
-        <w:t xml:space="preserve"> </w:t>
-      </w:r>
-      <w:r>
-        <w:t xml:space="preserve">ana kuyruk, PDF, otomatik tamamlama ve görünüm dosyalarında yoğunlaşmış; artı en zor davranışı kilitleyen</w:t>
+        <w:t xml:space="preserve">güncel frontend kodu; bunun</w:t>
+      </w:r>
+      <w:r>
+        <w:t xml:space="preserve"> </w:t>
+      </w:r>
+      <w:r>
+        <w:rPr>
+          <w:b/>
+        </w:rPr>
+        <w:t xml:space="preserve">10.334 satırı</w:t>
+      </w:r>
+      <w:r>
+        <w:t xml:space="preserve"> </w:t>
+      </w:r>
+      <w:r>
+        <w:t xml:space="preserve">ana kuyruk, PDF, otomatik tamamlama ve ekran dosyalarında yoğunlaşmış; artı en kritik davranışı sabitleyen</w:t>
       </w:r>
       <w:r>
         <w:t xml:space="preserve"> </w:t>
@@ -8513,7 +8522,7 @@
         <w:rPr>
           <w:b/>
         </w:rPr>
-        <w:t xml:space="preserve">Tek başına PDF kanıt motoru ~4.050 satırdır</w:t>
+        <w:t xml:space="preserve">Tek başına PDF kanıt motoru ~4.050 satır</w:t>
       </w:r>
       <w:r>
         <w:t xml:space="preserve"> </w:t>
@@ -8534,7 +8543,7 @@
         <w:t xml:space="preserve"> </w:t>
       </w:r>
       <w:r>
-        <w:t xml:space="preserve">— projeksiyon-profili sütun saptama, uyarlanır parça-başına tablo sınıflandırıcı, başlık-çapalı tablo büyütme, MAD-sağlam sütun kırpma, yalan söyleyen bir sayfa numarasından sağ çıkan üç-kademeli alıntı eşleştirici ve union-find tekilleştirme —</w:t>
+        <w:t xml:space="preserve">— projeksiyon profiliyle sütun saptama, parça başına uyarlanır tablo sınıflandırıcı, başlığa dayalı tablo büyütme, MAD ile sağlam sütun kırpma, yanıltıcı bir sayfa numarasından sağ çıkan üç kademeli alıntı eşleştirici ve union-find ile tekilleştirme —</w:t>
       </w:r>
       <w:r>
         <w:t xml:space="preserve"> </w:t>
@@ -8549,16 +8558,16 @@
         <w:t xml:space="preserve"> </w:t>
       </w:r>
       <w:r>
-        <w:t xml:space="preserve">boyunca rafine edildi. Ekibin kendi değerlendirmesine göre,</w:t>
-      </w:r>
-      <w:r>
-        <w:t xml:space="preserve"> </w:t>
-      </w:r>
-      <w:r>
-        <w:rPr>
-          <w:b/>
-        </w:rPr>
-        <w:t xml:space="preserve">tüm projedeki tek en zor kod parçasıdır — frontend ya da backend.</w:t>
+        <w:t xml:space="preserve">boyunca geliştirildi. Ekibin kendi değerlendirmesine göre</w:t>
+      </w:r>
+      <w:r>
+        <w:t xml:space="preserve"> </w:t>
+      </w:r>
+      <w:r>
+        <w:rPr>
+          <w:b/>
+        </w:rPr>
+        <w:t xml:space="preserve">tüm projedeki tek en zor kod parçası — frontend ya da backend fark etmez.</w:t>
       </w:r>
     </w:p>
     <w:p>
@@ -8593,31 +8602,31 @@
         <w:t xml:space="preserve"> </w:t>
       </w:r>
       <w:r>
-        <w:t xml:space="preserve">sunucu turu olmadan çalışır,</w:t>
-      </w:r>
-      <w:r>
-        <w:t xml:space="preserve"> </w:t>
-      </w:r>
-      <w:r>
-        <w:rPr>
-          <w:b/>
-        </w:rPr>
-        <w:t xml:space="preserve">keyfi yayıncı PDF’leri</w:t>
-      </w:r>
-      <w:r>
-        <w:t xml:space="preserve"> </w:t>
-      </w:r>
-      <w:r>
-        <w:t xml:space="preserve">üzerinde işler, paralel açılış, tek-RPC yükleme, boşta katalog yükleme ve kalıcı paylaşımlı önbellekleme sayesinde</w:t>
-      </w:r>
-      <w:r>
-        <w:t xml:space="preserve"> </w:t>
-      </w:r>
-      <w:r>
-        <w:rPr>
-          <w:b/>
-        </w:rPr>
-        <w:t xml:space="preserve">ücretsiz-katman veri bütçesi</w:t>
+        <w:t xml:space="preserve">ve sunucuya gidip gelmeden çalışır,</w:t>
+      </w:r>
+      <w:r>
+        <w:t xml:space="preserve"> </w:t>
+      </w:r>
+      <w:r>
+        <w:rPr>
+          <w:b/>
+        </w:rPr>
+        <w:t xml:space="preserve">her türlü yayıncı PDF’i</w:t>
+      </w:r>
+      <w:r>
+        <w:t xml:space="preserve"> </w:t>
+      </w:r>
+      <w:r>
+        <w:t xml:space="preserve">üzerinde işler; paralel açılış, tek RPC’li yükleme, boşta katalog yükleme ve kalıcı, paylaşımlı önbellek sayesinde</w:t>
+      </w:r>
+      <w:r>
+        <w:t xml:space="preserve"> </w:t>
+      </w:r>
+      <w:r>
+        <w:rPr>
+          <w:b/>
+        </w:rPr>
+        <w:t xml:space="preserve">ücretsiz katman veri bütçesi</w:t>
       </w:r>
       <w:r>
         <w:t xml:space="preserve"> </w:t>
@@ -8632,13 +8641,13 @@
         <w:rPr>
           <w:b/>
         </w:rPr>
-        <w:t xml:space="preserve">önce-kesinlik</w:t>
-      </w:r>
-      <w:r>
-        <w:t xml:space="preserve"> </w:t>
-      </w:r>
-      <w:r>
-        <w:t xml:space="preserve">ilkesini benimser — yanlış bir şeyi vurgulamaktansa hiçbir şeyi vurgulamamayı tercih eder, çünkü bir gıda veritabanındaki, bir ihracat etiketindeki veya bir sağlık kılavuzundaki yanlış bir sayı, hiç sayı olmamasından daha kötüdür.</w:t>
+        <w:t xml:space="preserve">önce kesinlik</w:t>
+      </w:r>
+      <w:r>
+        <w:t xml:space="preserve"> </w:t>
+      </w:r>
+      <w:r>
+        <w:t xml:space="preserve">ilkesini benimser — yanlış bir şeyi vurgulamaktansa hiçbir şeyi vurgulamamayı yeğler, çünkü bir gıda veritabanındaki, bir ihracat etiketindeki ya da bir sağlık kılavuzundaki yanlış bir sayı, hiç sayı olmamasından daha kötüdür.</w:t>
       </w:r>
     </w:p>
     <w:p>
@@ -8646,16 +8655,16 @@
         <w:pStyle w:val="BodyText"/>
       </w:pPr>
       <w:r>
-        <w:t xml:space="preserve">Dünyadaki her gıda veritabanı hâlâ uzmanların sayıları makalelerden elle yazmasıyla kuruluyor — bu veritabanlarının dar, eski ve pahalı olmasının nedeni tam da budur.</w:t>
-      </w:r>
-      <w:r>
-        <w:t xml:space="preserve"> </w:t>
-      </w:r>
-      <w:r>
-        <w:rPr>
-          <w:b/>
-        </w:rPr>
-        <w:t xml:space="preserve">Benim frontend’im, işin birimini</w:t>
+        <w:t xml:space="preserve">Dünyadaki her gıda veritabanı hâlâ uzmanların sayıları makalelerden elle yazmasıyla kuruluyor — bu veritabanlarının dar, eski ve pahalı olmasının nedeni tam da bu.</w:t>
+      </w:r>
+      <w:r>
+        <w:t xml:space="preserve"> </w:t>
+      </w:r>
+      <w:r>
+        <w:rPr>
+          <w:b/>
+        </w:rPr>
+        <w:t xml:space="preserve">Benim frontend’im, yapılan işi</w:t>
       </w:r>
       <w:r>
         <w:rPr>
@@ -8715,13 +8724,13 @@
         <w:rPr>
           <w:b/>
         </w:rPr>
-        <w:t xml:space="preserve">a çevirir ve her doğrulamayı hem izlenebilir hem de yapay zekânın öğrendiği bir ders hâline getirir.</w:t>
-      </w:r>
-      <w:r>
-        <w:t xml:space="preserve"> </w:t>
-      </w:r>
-      <w:r>
-        <w:t xml:space="preserve">OpenNutri’nin, manuel derlemenin asla yapamadığını ölçekte yapmasını sağlayan şey budur — ve bunu bütün gün çalışabilecek kadar hızlı yapar.</w:t>
+        <w:t xml:space="preserve">a dönüştürür ve her doğrulamayı hem izlenebilir hem de yapay zekânın öğrendiği bir ders hâline getirir.</w:t>
+      </w:r>
+      <w:r>
+        <w:t xml:space="preserve"> </w:t>
+      </w:r>
+      <w:r>
+        <w:t xml:space="preserve">OpenNutri’nin, elle derlemenin asla başaramayacağı ölçeği yakalamasını sağlayan da bu — üstelik bunu bütün gün çalışabilecek kadar hızlı yapıyor.</w:t>
       </w:r>
     </w:p>
     <w:sectPr/>
